--- a/reports/Student #4/04 - Requirements - Student #4.docx
+++ b/reports/Student #4/04 - Requirements - Student #4.docx
@@ -4,7 +4,7 @@
   <w:body>
     <w:p>
       <w:pPr>
-        <w:pStyle w:val="Ttulo1"/>
+        <w:pStyle w:val="Heading1"/>
         <w:spacing w:before="0"/>
         <w:rPr>
           <w:rFonts w:cstheme="majorHAnsi"/>
@@ -103,7 +103,7 @@
           </w:tcPr>
           <w:p>
             <w:pPr>
-              <w:pStyle w:val="Sinespaciado"/>
+              <w:pStyle w:val="NoSpacing"/>
               <w:rPr>
                 <w:rFonts w:asciiTheme="majorHAnsi" w:hAnsiTheme="majorHAnsi" w:cstheme="majorBidi"/>
               </w:rPr>
@@ -148,6 +148,7 @@
                 <w15:appearance w15:val="hidden"/>
                 <w:text/>
               </w:sdtPr>
+              <w:sdtEndPr/>
               <w:sdtContent>
                 <w:r>
                   <w:rPr>
@@ -159,7 +160,7 @@
                   <w:rPr>
                     <w:rFonts w:asciiTheme="majorHAnsi" w:hAnsiTheme="majorHAnsi" w:cstheme="majorBidi"/>
                   </w:rPr>
-                  <w:t>1</w:t>
+                  <w:t>3</w:t>
                 </w:r>
                 <w:r>
                   <w:rPr>
@@ -171,7 +172,13 @@
                   <w:rPr>
                     <w:rFonts w:asciiTheme="majorHAnsi" w:hAnsiTheme="majorHAnsi" w:cstheme="majorBidi"/>
                   </w:rPr>
-                  <w:t>007</w:t>
+                  <w:t>00</w:t>
+                </w:r>
+                <w:r>
+                  <w:rPr>
+                    <w:rFonts w:asciiTheme="majorHAnsi" w:hAnsiTheme="majorHAnsi" w:cstheme="majorBidi"/>
+                  </w:rPr>
+                  <w:t>6</w:t>
                 </w:r>
                 <w:r>
                   <w:rPr>
@@ -198,7 +205,7 @@
           </w:tcPr>
           <w:p>
             <w:pPr>
-              <w:pStyle w:val="Sinespaciado"/>
+              <w:pStyle w:val="NoSpacing"/>
               <w:rPr>
                 <w:rFonts w:asciiTheme="majorHAnsi" w:hAnsiTheme="majorHAnsi" w:cstheme="majorBidi"/>
                 <w:lang w:val="pt-PT"/>
@@ -242,13 +249,28 @@
                 <w15:appearance w15:val="hidden"/>
                 <w:text/>
               </w:sdtPr>
+              <w:sdtEndPr/>
               <w:sdtContent>
                 <w:r>
                   <w:rPr>
                     <w:rFonts w:asciiTheme="majorHAnsi" w:hAnsiTheme="majorHAnsi" w:cstheme="majorBidi"/>
                     <w:lang w:val="pt-PT"/>
                   </w:rPr>
-                  <w:t xml:space="preserve"> https://github.com/FernandoTC18/Acme-ANS-D02</w:t>
+                  <w:t xml:space="preserve"> https://github.com/FernandoTC18/Acme-ANS-</w:t>
+                </w:r>
+                <w:r>
+                  <w:rPr>
+                    <w:rFonts w:asciiTheme="majorHAnsi" w:hAnsiTheme="majorHAnsi" w:cstheme="majorBidi"/>
+                    <w:lang w:val="pt-PT"/>
+                  </w:rPr>
+                  <w:t>C</w:t>
+                </w:r>
+                <w:r>
+                  <w:rPr>
+                    <w:rFonts w:asciiTheme="majorHAnsi" w:hAnsiTheme="majorHAnsi" w:cstheme="majorBidi"/>
+                    <w:lang w:val="pt-PT"/>
+                  </w:rPr>
+                  <w:t>3</w:t>
                 </w:r>
               </w:sdtContent>
             </w:sdt>
@@ -289,7 +311,7 @@
           </w:p>
           <w:p>
             <w:pPr>
-              <w:pStyle w:val="Sinespaciado"/>
+              <w:pStyle w:val="NoSpacing"/>
               <w:rPr>
                 <w:rFonts w:asciiTheme="majorHAnsi" w:hAnsiTheme="majorHAnsi" w:cstheme="majorBidi"/>
                 <w:b/>
@@ -330,6 +352,7 @@
                 <w15:appearance w15:val="hidden"/>
                 <w:text/>
               </w:sdtPr>
+              <w:sdtEndPr/>
               <w:sdtContent>
                 <w:r>
                   <w:rPr>
@@ -361,7 +384,7 @@
           <w:permEnd w:id="1490430286"/>
           <w:p>
             <w:pPr>
-              <w:pStyle w:val="Sinespaciado"/>
+              <w:pStyle w:val="NoSpacing"/>
               <w:rPr>
                 <w:rFonts w:asciiTheme="majorHAnsi" w:hAnsiTheme="majorHAnsi" w:cstheme="majorHAnsi"/>
                 <w:b/>
@@ -402,6 +425,7 @@
                 <w15:appearance w15:val="hidden"/>
                 <w:text/>
               </w:sdtPr>
+              <w:sdtEndPr/>
               <w:sdtContent>
                 <w:r>
                   <w:rPr>
@@ -433,7 +457,7 @@
           </w:p>
           <w:p>
             <w:pPr>
-              <w:pStyle w:val="Sinespaciado"/>
+              <w:pStyle w:val="NoSpacing"/>
               <w:rPr>
                 <w:rFonts w:asciiTheme="majorHAnsi" w:hAnsiTheme="majorHAnsi" w:cstheme="majorHAnsi"/>
               </w:rPr>
@@ -472,6 +496,7 @@
                 <w15:appearance w15:val="hidden"/>
                 <w:text/>
               </w:sdtPr>
+              <w:sdtEndPr/>
               <w:sdtContent>
                 <w:r>
                   <w:rPr>
@@ -509,7 +534,7 @@
           </w:p>
           <w:p>
             <w:pPr>
-              <w:pStyle w:val="Sinespaciado"/>
+              <w:pStyle w:val="NoSpacing"/>
               <w:rPr>
                 <w:rFonts w:asciiTheme="majorHAnsi" w:hAnsiTheme="majorHAnsi" w:cstheme="majorHAnsi"/>
               </w:rPr>
@@ -548,7 +573,14 @@
                 <w15:appearance w15:val="hidden"/>
                 <w:text/>
               </w:sdtPr>
+              <w:sdtEndPr/>
               <w:sdtContent>
+                <w:r>
+                  <w:rPr>
+                    <w:rFonts w:asciiTheme="majorHAnsi" w:hAnsiTheme="majorHAnsi" w:cstheme="majorHAnsi"/>
+                  </w:rPr>
+                  <w:t>Manager,</w:t>
+                </w:r>
                 <w:r>
                   <w:rPr>
                     <w:rFonts w:asciiTheme="majorHAnsi" w:hAnsiTheme="majorHAnsi" w:cstheme="majorHAnsi"/>
@@ -577,6 +609,12 @@
                   <w:rPr>
                     <w:rFonts w:asciiTheme="majorHAnsi" w:hAnsiTheme="majorHAnsi" w:cstheme="majorHAnsi"/>
                   </w:rPr>
+                  <w:t>, Operator</w:t>
+                </w:r>
+                <w:r>
+                  <w:rPr>
+                    <w:rFonts w:asciiTheme="majorHAnsi" w:hAnsiTheme="majorHAnsi" w:cstheme="majorHAnsi"/>
+                  </w:rPr>
                   <w:t xml:space="preserve">  </w:t>
                 </w:r>
               </w:sdtContent>
@@ -598,7 +636,7 @@
           </w:tcPr>
           <w:p>
             <w:pPr>
-              <w:pStyle w:val="Sinespaciado"/>
+              <w:pStyle w:val="NoSpacing"/>
               <w:rPr>
                 <w:rFonts w:asciiTheme="majorHAnsi" w:hAnsiTheme="majorHAnsi" w:cstheme="majorHAnsi"/>
               </w:rPr>
@@ -643,6 +681,7 @@
                 <w15:appearance w15:val="hidden"/>
                 <w:text/>
               </w:sdtPr>
+              <w:sdtEndPr/>
               <w:sdtContent>
                 <w:r>
                   <w:rPr>
@@ -654,7 +693,7 @@
                   <w:rPr>
                     <w:rFonts w:asciiTheme="majorHAnsi" w:hAnsiTheme="majorHAnsi" w:cstheme="majorHAnsi"/>
                   </w:rPr>
-                  <w:t>2</w:t>
+                  <w:t>1</w:t>
                 </w:r>
                 <w:r>
                   <w:rPr>
@@ -672,7 +711,7 @@
                   <w:rPr>
                     <w:rFonts w:asciiTheme="majorHAnsi" w:hAnsiTheme="majorHAnsi" w:cstheme="majorHAnsi"/>
                   </w:rPr>
-                  <w:t>May</w:t>
+                  <w:t>October</w:t>
                 </w:r>
                 <w:r>
                   <w:rPr>
@@ -689,15 +728,37 @@
     </w:tbl>
     <w:p>
       <w:pPr>
-        <w:pStyle w:val="Ttulo1"/>
+        <w:pStyle w:val="Comment-Grader"/>
+        <w:rPr>
+          <w:lang w:val="es-ES"/>
+        </w:rPr>
+      </w:pPr>
+      <w:r>
+        <w:rPr>
+          <w:lang w:val="es-ES"/>
+        </w:rPr>
+        <w:t>RC: el nombre de</w:t>
+      </w:r>
+      <w:r>
+        <w:rPr>
+          <w:lang w:val="es-ES"/>
+        </w:rPr>
+        <w:t>l fichero con esta hoja de evaluación NO es el solicitado.  Por lo tanto no se puede procesar automáticamente, con los retrasos que ello implica.</w:t>
+      </w:r>
+    </w:p>
+    <w:p>
+      <w:pPr>
+        <w:pStyle w:val="Heading1"/>
         <w:spacing w:before="0"/>
         <w:rPr>
           <w:rFonts w:cstheme="majorHAnsi"/>
-        </w:rPr>
-      </w:pPr>
-      <w:r>
-        <w:rPr>
-          <w:rFonts w:cstheme="majorHAnsi"/>
+          <w:lang w:val="en-US"/>
+        </w:rPr>
+      </w:pPr>
+      <w:r>
+        <w:rPr>
+          <w:rFonts w:cstheme="majorHAnsi"/>
+          <w:lang w:val="en-US"/>
         </w:rPr>
         <w:lastRenderedPageBreak/>
         <w:t>MANDATORY</w:t>
@@ -705,25 +766,28 @@
       <w:r>
         <w:rPr>
           <w:rFonts w:cstheme="majorHAnsi"/>
+          <w:lang w:val="en-US"/>
         </w:rPr>
         <w:t xml:space="preserve"> </w:t>
       </w:r>
       <w:r>
         <w:rPr>
           <w:rFonts w:cstheme="majorHAnsi"/>
+          <w:lang w:val="en-US"/>
         </w:rPr>
         <w:br/>
       </w:r>
       <w:r>
         <w:rPr>
           <w:rFonts w:cstheme="majorHAnsi"/>
+          <w:lang w:val="en-US"/>
         </w:rPr>
         <w:t>Deliverable D01: introduction</w:t>
       </w:r>
     </w:p>
     <w:p>
       <w:pPr>
-        <w:pStyle w:val="Ttulo2"/>
+        <w:pStyle w:val="Heading2"/>
         <w:rPr>
           <w:rFonts w:cstheme="majorHAnsi"/>
         </w:rPr>
@@ -759,7 +823,7 @@
     </w:p>
     <w:p>
       <w:pPr>
-        <w:pStyle w:val="Ttulo2"/>
+        <w:pStyle w:val="Heading2"/>
         <w:rPr>
           <w:rFonts w:cstheme="majorHAnsi"/>
         </w:rPr>
@@ -911,6 +975,7 @@
           <w15:appearance w15:val="hidden"/>
           <w:text/>
         </w:sdtPr>
+        <w:sdtEndPr/>
         <w:sdtContent>
           <w:r>
             <w:t xml:space="preserve">  </w:t>
@@ -930,7 +995,7 @@
     </w:p>
     <w:p>
       <w:pPr>
-        <w:pStyle w:val="Ttulo2"/>
+        <w:pStyle w:val="Heading2"/>
         <w:rPr>
           <w:rFonts w:cstheme="majorHAnsi"/>
         </w:rPr>
@@ -963,7 +1028,7 @@
     </w:p>
     <w:p>
       <w:pPr>
-        <w:pStyle w:val="Ttulo2"/>
+        <w:pStyle w:val="Heading2"/>
         <w:rPr>
           <w:rFonts w:cstheme="majorHAnsi"/>
         </w:rPr>
@@ -996,7 +1061,7 @@
     </w:p>
     <w:p>
       <w:pPr>
-        <w:pStyle w:val="Ttulo2"/>
+        <w:pStyle w:val="Heading2"/>
         <w:rPr>
           <w:rFonts w:cstheme="majorHAnsi"/>
         </w:rPr>
@@ -1023,9 +1088,15 @@
     <w:p>
       <w:pPr>
         <w:pStyle w:val="Comment-Grader"/>
+        <w:rPr>
+          <w:lang w:val="es-ES"/>
+        </w:rPr>
       </w:pPr>
       <w:sdt>
         <w:sdtPr>
+          <w:rPr>
+            <w:lang w:val="es-ES"/>
+          </w:rPr>
           <w:tag w:val="Verdict"/>
           <w:id w:val="1759554758"/>
           <w:placeholder>
@@ -1034,40 +1105,301 @@
           <w15:appearance w15:val="hidden"/>
           <w:text/>
         </w:sdtPr>
+        <w:sdtEndPr/>
         <w:sdtContent>
           <w:r>
+            <w:rPr>
+              <w:lang w:val="es-ES"/>
+            </w:rPr>
             <w:t xml:space="preserve"> </w:t>
           </w:r>
           <w:r>
+            <w:rPr>
+              <w:lang w:val="es-ES"/>
+            </w:rPr>
             <w:t>X</w:t>
           </w:r>
           <w:r>
+            <w:rPr>
+              <w:lang w:val="es-ES"/>
+            </w:rPr>
             <w:t xml:space="preserve"> </w:t>
           </w:r>
           <w:r>
+            <w:rPr>
+              <w:lang w:val="es-ES"/>
+            </w:rPr>
             <w:t xml:space="preserve"> </w:t>
           </w:r>
         </w:sdtContent>
       </w:sdt>
       <w:permEnd w:id="244456920"/>
       <w:r>
+        <w:rPr>
+          <w:lang w:val="es-ES"/>
+        </w:rPr>
         <w:t xml:space="preserve">   </w:t>
       </w:r>
+      <w:r>
+        <w:rPr>
+          <w:lang w:val="es-ES"/>
+        </w:rPr>
+        <w:t>El enlace proporcionado conduce a</w:t>
+      </w:r>
+    </w:p>
+    <w:p>
+      <w:pPr>
+        <w:pStyle w:val="Comment-Grader"/>
+      </w:pPr>
+      <w:r>
+        <w:rPr>
+          <w:noProof/>
+          <w:lang w:val="es-ES"/>
+        </w:rPr>
+        <w:drawing>
+          <wp:inline distT="0" distB="0" distL="0" distR="0" wp14:anchorId="208AB33E" wp14:editId="1D7B47E0">
+            <wp:extent cx="5731510" cy="2406015"/>
+            <wp:effectExtent l="0" t="0" r="2540" b="0"/>
+            <wp:docPr id="1301554189" name="Picture 1" descr="A cartoon character in a brown hooded coat&#10;&#10;AI-generated content may be incorrect."/>
+            <wp:cNvGraphicFramePr>
+              <a:graphicFrameLocks xmlns:a="http://schemas.openxmlformats.org/drawingml/2006/main" noChangeAspect="1"/>
+            </wp:cNvGraphicFramePr>
+            <a:graphic xmlns:a="http://schemas.openxmlformats.org/drawingml/2006/main">
+              <a:graphicData uri="http://schemas.openxmlformats.org/drawingml/2006/picture">
+                <pic:pic xmlns:pic="http://schemas.openxmlformats.org/drawingml/2006/picture">
+                  <pic:nvPicPr>
+                    <pic:cNvPr id="1301554189" name="Picture 1" descr="A cartoon character in a brown hooded coat&#10;&#10;AI-generated content may be incorrect."/>
+                    <pic:cNvPicPr/>
+                  </pic:nvPicPr>
+                  <pic:blipFill>
+                    <a:blip r:embed="rId5"/>
+                    <a:stretch>
+                      <a:fillRect/>
+                    </a:stretch>
+                  </pic:blipFill>
+                  <pic:spPr>
+                    <a:xfrm>
+                      <a:off x="0" y="0"/>
+                      <a:ext cx="5731510" cy="2406015"/>
+                    </a:xfrm>
+                    <a:prstGeom prst="rect">
+                      <a:avLst/>
+                    </a:prstGeom>
+                  </pic:spPr>
+                </pic:pic>
+              </a:graphicData>
+            </a:graphic>
+          </wp:inline>
+        </w:drawing>
+      </w:r>
+    </w:p>
+    <w:p>
+      <w:pPr>
+        <w:pStyle w:val="Comment-Student"/>
+        <w:rPr>
+          <w:lang w:val="es-ES"/>
+        </w:rPr>
+      </w:pPr>
+      <w:r>
+        <w:rPr>
+          <w:lang w:val="es-ES"/>
+        </w:rPr>
+        <w:lastRenderedPageBreak/>
+        <w:t xml:space="preserve">Solución aportada: Se hizo público el </w:t>
+      </w:r>
+      <w:r>
+        <w:rPr>
+          <w:lang w:val="es-ES"/>
+        </w:rPr>
+        <w:t>tablero</w:t>
+      </w:r>
+      <w:r>
+        <w:rPr>
+          <w:lang w:val="es-ES"/>
+        </w:rPr>
+        <w:t>.</w:t>
+      </w:r>
+      <w:r>
+        <w:rPr>
+          <w:lang w:val="es-ES"/>
+        </w:rPr>
+        <w:t xml:space="preserve"> </w:t>
+      </w:r>
+      <w:r>
+        <w:rPr>
+          <w:lang w:val="es-ES"/>
+        </w:rPr>
+        <w:t xml:space="preserve">Siguiendo este enlace: </w:t>
+      </w:r>
+      <w:hyperlink r:id="rId6" w:history="1">
+        <w:r>
+          <w:rPr>
+            <w:rStyle w:val="Hyperlink"/>
+            <w:lang w:val="es-ES"/>
+          </w:rPr>
+          <w:t>https://github.com/users/FernandoTC18/projects/1/views/1?filterQuery=C2-S04</w:t>
+        </w:r>
+      </w:hyperlink>
+      <w:r>
+        <w:rPr>
+          <w:lang w:val="es-ES"/>
+        </w:rPr>
+        <w:t xml:space="preserve"> se puede ver lo siguiente:</w:t>
+      </w:r>
+    </w:p>
+    <w:p>
+      <w:pPr>
+        <w:pStyle w:val="Comment-Student"/>
+      </w:pPr>
+      <w:r>
+        <w:rPr>
+          <w:noProof/>
+        </w:rPr>
+        <w:drawing>
+          <wp:inline distT="0" distB="0" distL="0" distR="0" wp14:anchorId="6287DBAF" wp14:editId="2A37B4B9">
+            <wp:extent cx="5731510" cy="6101080"/>
+            <wp:effectExtent l="0" t="0" r="2540" b="0"/>
+            <wp:docPr id="1513798446" name="Imagen 1" descr="Interfaz de usuario gráfica, Aplicación&#10;&#10;El contenido generado por IA puede ser incorrecto."/>
+            <wp:cNvGraphicFramePr>
+              <a:graphicFrameLocks xmlns:a="http://schemas.openxmlformats.org/drawingml/2006/main" noChangeAspect="1"/>
+            </wp:cNvGraphicFramePr>
+            <a:graphic xmlns:a="http://schemas.openxmlformats.org/drawingml/2006/main">
+              <a:graphicData uri="http://schemas.openxmlformats.org/drawingml/2006/picture">
+                <pic:pic xmlns:pic="http://schemas.openxmlformats.org/drawingml/2006/picture">
+                  <pic:nvPicPr>
+                    <pic:cNvPr id="1513798446" name="Imagen 1" descr="Interfaz de usuario gráfica, Aplicación&#10;&#10;El contenido generado por IA puede ser incorrecto."/>
+                    <pic:cNvPicPr/>
+                  </pic:nvPicPr>
+                  <pic:blipFill>
+                    <a:blip r:embed="rId7"/>
+                    <a:stretch>
+                      <a:fillRect/>
+                    </a:stretch>
+                  </pic:blipFill>
+                  <pic:spPr>
+                    <a:xfrm>
+                      <a:off x="0" y="0"/>
+                      <a:ext cx="5731510" cy="6101080"/>
+                    </a:xfrm>
+                    <a:prstGeom prst="rect">
+                      <a:avLst/>
+                    </a:prstGeom>
+                  </pic:spPr>
+                </pic:pic>
+              </a:graphicData>
+            </a:graphic>
+          </wp:inline>
+        </w:drawing>
+      </w:r>
+    </w:p>
+    <w:p>
+      <w:pPr>
+        <w:pStyle w:val="Comment-Grader"/>
+        <w:rPr>
+          <w:lang w:val="es-ES"/>
+        </w:rPr>
+      </w:pPr>
+      <w:r>
+        <w:rPr>
+          <w:lang w:val="es-ES"/>
+        </w:rPr>
+        <w:t>RC: no se sigue l</w:t>
+      </w:r>
+      <w:r>
+        <w:rPr>
+          <w:lang w:val="es-ES"/>
+        </w:rPr>
+        <w:t>a metodología explicada.  Faltan tareas de coordinación y de preparación de entregas, por ejemplo.</w:t>
+      </w:r>
     </w:p>
     <w:p>
       <w:pPr>
         <w:rPr>
           <w:rFonts w:asciiTheme="majorHAnsi" w:hAnsiTheme="majorHAnsi" w:cstheme="majorHAnsi"/>
-        </w:rPr>
-      </w:pPr>
-    </w:p>
-    <w:p>
-      <w:pPr>
-        <w:rPr>
-          <w:rFonts w:asciiTheme="majorHAnsi" w:hAnsiTheme="majorHAnsi" w:cstheme="majorHAnsi"/>
-          <w:lang w:val="en-US"/>
-        </w:rPr>
-      </w:pPr>
+          <w:lang w:val="es-ES"/>
+        </w:rPr>
+      </w:pPr>
+    </w:p>
+    <w:p>
+      <w:pPr>
+        <w:pStyle w:val="Comment-Student"/>
+        <w:rPr>
+          <w:lang w:val="es-ES"/>
+        </w:rPr>
+      </w:pPr>
+      <w:r>
+        <w:rPr>
+          <w:lang w:val="es-ES"/>
+        </w:rPr>
+        <w:t>Solución aportada: Debido a que soy el último integrante del equipo original</w:t>
+      </w:r>
+      <w:r>
+        <w:rPr>
+          <w:lang w:val="es-ES"/>
+        </w:rPr>
+        <w:t xml:space="preserve">, no se van a crear tareas de coordinación, sino tareas de planificación de tareas. Se </w:t>
+      </w:r>
+      <w:r>
+        <w:rPr>
+          <w:lang w:val="es-ES"/>
+        </w:rPr>
+        <w:t>han creado</w:t>
+      </w:r>
+      <w:r>
+        <w:rPr>
+          <w:lang w:val="es-ES"/>
+        </w:rPr>
+        <w:t xml:space="preserve"> debidamente tareas de preparación de entregas.</w:t>
+      </w:r>
+    </w:p>
+    <w:p>
+      <w:pPr>
+        <w:pStyle w:val="Comment-Student"/>
+        <w:rPr>
+          <w:lang w:val="es-ES"/>
+        </w:rPr>
+      </w:pPr>
+      <w:r>
+        <w:rPr>
+          <w:lang w:val="es-ES"/>
+        </w:rPr>
+        <w:lastRenderedPageBreak/>
+        <w:drawing>
+          <wp:inline distT="0" distB="0" distL="0" distR="0" wp14:anchorId="59CAA3C8" wp14:editId="4C0D378B">
+            <wp:extent cx="5731510" cy="3343910"/>
+            <wp:effectExtent l="0" t="0" r="2540" b="8890"/>
+            <wp:docPr id="655639255" name="Picture 1" descr="A screenshot of a chat&#10;&#10;AI-generated content may be incorrect."/>
+            <wp:cNvGraphicFramePr>
+              <a:graphicFrameLocks xmlns:a="http://schemas.openxmlformats.org/drawingml/2006/main" noChangeAspect="1"/>
+            </wp:cNvGraphicFramePr>
+            <a:graphic xmlns:a="http://schemas.openxmlformats.org/drawingml/2006/main">
+              <a:graphicData uri="http://schemas.openxmlformats.org/drawingml/2006/picture">
+                <pic:pic xmlns:pic="http://schemas.openxmlformats.org/drawingml/2006/picture">
+                  <pic:nvPicPr>
+                    <pic:cNvPr id="655639255" name="Picture 1" descr="A screenshot of a chat&#10;&#10;AI-generated content may be incorrect."/>
+                    <pic:cNvPicPr/>
+                  </pic:nvPicPr>
+                  <pic:blipFill>
+                    <a:blip r:embed="rId8"/>
+                    <a:stretch>
+                      <a:fillRect/>
+                    </a:stretch>
+                  </pic:blipFill>
+                  <pic:spPr>
+                    <a:xfrm>
+                      <a:off x="0" y="0"/>
+                      <a:ext cx="5731510" cy="3343910"/>
+                    </a:xfrm>
+                    <a:prstGeom prst="rect">
+                      <a:avLst/>
+                    </a:prstGeom>
+                  </pic:spPr>
+                </pic:pic>
+              </a:graphicData>
+            </a:graphic>
+          </wp:inline>
+        </w:drawing>
+      </w:r>
     </w:p>
     <w:p>
       <w:pPr>
@@ -1076,26 +1408,15 @@
         </w:tabs>
         <w:rPr>
           <w:rFonts w:asciiTheme="majorHAnsi" w:hAnsiTheme="majorHAnsi" w:cstheme="majorHAnsi"/>
-          <w:lang w:val="en-US"/>
-        </w:rPr>
-      </w:pPr>
-    </w:p>
-    <w:p>
-      <w:pPr>
-        <w:tabs>
-          <w:tab w:val="left" w:pos="284"/>
-        </w:tabs>
+          <w:lang w:val="es-ES"/>
+        </w:rPr>
+      </w:pPr>
+    </w:p>
+    <w:p>
+      <w:pPr>
         <w:rPr>
           <w:rFonts w:asciiTheme="majorHAnsi" w:hAnsiTheme="majorHAnsi" w:cstheme="majorHAnsi"/>
-          <w:lang w:val="en-US"/>
-        </w:rPr>
-      </w:pPr>
-    </w:p>
-    <w:p>
-      <w:pPr>
-        <w:rPr>
-          <w:rFonts w:asciiTheme="majorHAnsi" w:hAnsiTheme="majorHAnsi" w:cstheme="majorHAnsi"/>
-          <w:lang w:val="en-US"/>
+          <w:lang w:val="es-ES"/>
         </w:rPr>
         <w:sectPr>
           <w:pgSz w:w="11906" w:h="16838"/>
@@ -1104,29 +1425,23 @@
           <w:docGrid w:linePitch="299"/>
         </w:sectPr>
       </w:pPr>
-      <w:r>
-        <w:rPr>
-          <w:rFonts w:asciiTheme="majorHAnsi" w:hAnsiTheme="majorHAnsi" w:cstheme="majorHAnsi"/>
-          <w:lang w:val="en-US"/>
-        </w:rPr>
-        <w:br w:type="page"/>
-      </w:r>
-    </w:p>
-    <w:p>
-      <w:pPr>
-        <w:pStyle w:val="Ttulo1"/>
+    </w:p>
+    <w:p>
+      <w:pPr>
+        <w:pStyle w:val="Heading1"/>
         <w:tabs>
           <w:tab w:val="left" w:pos="284"/>
         </w:tabs>
         <w:spacing w:before="0"/>
         <w:rPr>
           <w:rFonts w:cstheme="majorHAnsi"/>
-          <w:lang w:val="en-US"/>
-        </w:rPr>
-      </w:pPr>
-      <w:r>
-        <w:rPr>
-          <w:rFonts w:cstheme="majorHAnsi"/>
+          <w:lang w:val="es-ES"/>
+        </w:rPr>
+      </w:pPr>
+      <w:r>
+        <w:rPr>
+          <w:rFonts w:cstheme="majorHAnsi"/>
+          <w:lang w:val="es-ES"/>
         </w:rPr>
         <w:lastRenderedPageBreak/>
         <w:t>MANDATORY</w:t>
@@ -1134,36 +1449,38 @@
       <w:r>
         <w:rPr>
           <w:rFonts w:cstheme="majorHAnsi"/>
+          <w:lang w:val="es-ES"/>
         </w:rPr>
         <w:t xml:space="preserve"> </w:t>
       </w:r>
       <w:r>
         <w:rPr>
           <w:rFonts w:cstheme="majorHAnsi"/>
+          <w:lang w:val="es-ES"/>
         </w:rPr>
         <w:br/>
       </w:r>
       <w:r>
         <w:rPr>
           <w:rFonts w:cstheme="majorHAnsi"/>
+          <w:lang w:val="es-ES"/>
+        </w:rPr>
+        <w:t>Deliverable D02: data models</w:t>
+      </w:r>
+    </w:p>
+    <w:p>
+      <w:pPr>
+        <w:pStyle w:val="Heading2"/>
+        <w:rPr>
+          <w:rFonts w:cstheme="majorHAnsi"/>
           <w:lang w:val="en-US"/>
         </w:rPr>
-        <w:t>Deliverable D02: data models</w:t>
-      </w:r>
-    </w:p>
-    <w:p>
-      <w:pPr>
-        <w:pStyle w:val="Ttulo2"/>
+      </w:pPr>
+      <w:r>
         <w:rPr>
           <w:rFonts w:cstheme="majorHAnsi"/>
           <w:lang w:val="en-US"/>
         </w:rPr>
-      </w:pPr>
-      <w:r>
-        <w:rPr>
-          <w:rFonts w:cstheme="majorHAnsi"/>
-          <w:lang w:val="en-US"/>
-        </w:rPr>
         <w:t>Information requirements</w:t>
       </w:r>
     </w:p>
@@ -1308,7 +1625,7 @@
       </w:r>
       <w:r>
         <w:rPr>
-          <w:rStyle w:val="Textoennegrita"/>
+          <w:rStyle w:val="Strong"/>
         </w:rPr>
         <w:t>salary</w:t>
       </w:r>
@@ -1341,9 +1658,15 @@
     <w:p>
       <w:pPr>
         <w:pStyle w:val="Comment-Grader"/>
+        <w:rPr>
+          <w:lang w:val="es-ES"/>
+        </w:rPr>
       </w:pPr>
       <w:sdt>
         <w:sdtPr>
+          <w:rPr>
+            <w:lang w:val="es-ES"/>
+          </w:rPr>
           <w:tag w:val="Verdict"/>
           <w:id w:val="-2087291343"/>
           <w:placeholder>
@@ -1352,22 +1675,364 @@
           <w15:appearance w15:val="hidden"/>
           <w:text/>
         </w:sdtPr>
+        <w:sdtEndPr/>
         <w:sdtContent>
           <w:r>
+            <w:rPr>
+              <w:lang w:val="es-ES"/>
+            </w:rPr>
             <w:t xml:space="preserve">  </w:t>
           </w:r>
           <w:r>
+            <w:rPr>
+              <w:lang w:val="es-ES"/>
+            </w:rPr>
             <w:t>X</w:t>
           </w:r>
           <w:r>
+            <w:rPr>
+              <w:lang w:val="es-ES"/>
+            </w:rPr>
+            <w:t xml:space="preserve"> </w:t>
+          </w:r>
+          <w:r>
+            <w:rPr>
+              <w:lang w:val="es-ES"/>
+            </w:rPr>
             <w:t xml:space="preserve">  </w:t>
           </w:r>
         </w:sdtContent>
       </w:sdt>
       <w:permEnd w:id="1580534963"/>
       <w:r>
+        <w:rPr>
+          <w:lang w:val="es-ES"/>
+        </w:rPr>
         <w:t xml:space="preserve">  </w:t>
       </w:r>
+      <w:r>
+        <w:rPr>
+          <w:lang w:val="es-ES"/>
+        </w:rPr>
+        <w:t>OJO: atributos sin e</w:t>
+      </w:r>
+      <w:r>
+        <w:rPr>
+          <w:lang w:val="es-ES"/>
+        </w:rPr>
+        <w:t>rror personalizado:</w:t>
+      </w:r>
+    </w:p>
+    <w:p>
+      <w:pPr>
+        <w:pStyle w:val="Comment-Grader"/>
+        <w:rPr>
+          <w:lang w:val="es-ES"/>
+        </w:rPr>
+      </w:pPr>
+      <w:r>
+        <w:rPr>
+          <w:noProof/>
+          <w:lang w:val="es-ES"/>
+        </w:rPr>
+        <w:drawing>
+          <wp:inline distT="0" distB="0" distL="0" distR="0" wp14:anchorId="22C8035F" wp14:editId="2E29365F">
+            <wp:extent cx="3324689" cy="876422"/>
+            <wp:effectExtent l="0" t="0" r="9525" b="0"/>
+            <wp:docPr id="1341707573" name="Picture 1" descr="A black and white text&#10;&#10;AI-generated content may be incorrect."/>
+            <wp:cNvGraphicFramePr>
+              <a:graphicFrameLocks xmlns:a="http://schemas.openxmlformats.org/drawingml/2006/main" noChangeAspect="1"/>
+            </wp:cNvGraphicFramePr>
+            <a:graphic xmlns:a="http://schemas.openxmlformats.org/drawingml/2006/main">
+              <a:graphicData uri="http://schemas.openxmlformats.org/drawingml/2006/picture">
+                <pic:pic xmlns:pic="http://schemas.openxmlformats.org/drawingml/2006/picture">
+                  <pic:nvPicPr>
+                    <pic:cNvPr id="1341707573" name="Picture 1" descr="A black and white text&#10;&#10;AI-generated content may be incorrect."/>
+                    <pic:cNvPicPr/>
+                  </pic:nvPicPr>
+                  <pic:blipFill>
+                    <a:blip r:embed="rId9"/>
+                    <a:stretch>
+                      <a:fillRect/>
+                    </a:stretch>
+                  </pic:blipFill>
+                  <pic:spPr>
+                    <a:xfrm>
+                      <a:off x="0" y="0"/>
+                      <a:ext cx="3324689" cy="876422"/>
+                    </a:xfrm>
+                    <a:prstGeom prst="rect">
+                      <a:avLst/>
+                    </a:prstGeom>
+                  </pic:spPr>
+                </pic:pic>
+              </a:graphicData>
+            </a:graphic>
+          </wp:inline>
+        </w:drawing>
+      </w:r>
+    </w:p>
+    <w:p>
+      <w:pPr>
+        <w:pStyle w:val="Comment-Grader"/>
+        <w:rPr>
+          <w:lang w:val="es-ES"/>
+        </w:rPr>
+      </w:pPr>
+    </w:p>
+    <w:p>
+      <w:pPr>
+        <w:pStyle w:val="Comment-Student"/>
+        <w:rPr>
+          <w:lang w:val="es-ES"/>
+        </w:rPr>
+      </w:pPr>
+      <w:r>
+        <w:rPr>
+          <w:lang w:val="es-ES"/>
+        </w:rPr>
+        <w:t>Solución aportada: mensajes de error personalizado añadido.</w:t>
+      </w:r>
+    </w:p>
+    <w:p>
+      <w:pPr>
+        <w:pStyle w:val="Comment-Student"/>
+        <w:rPr>
+          <w:lang w:val="es-ES"/>
+        </w:rPr>
+      </w:pPr>
+      <w:r>
+        <w:rPr>
+          <w:noProof/>
+          <w:lang w:val="es-ES"/>
+        </w:rPr>
+        <w:drawing>
+          <wp:inline distT="0" distB="0" distL="0" distR="0" wp14:anchorId="6340F85E" wp14:editId="0779E8C8">
+            <wp:extent cx="5731510" cy="527050"/>
+            <wp:effectExtent l="0" t="0" r="2540" b="6350"/>
+            <wp:docPr id="975033762" name="Imagen 1"/>
+            <wp:cNvGraphicFramePr>
+              <a:graphicFrameLocks xmlns:a="http://schemas.openxmlformats.org/drawingml/2006/main" noChangeAspect="1"/>
+            </wp:cNvGraphicFramePr>
+            <a:graphic xmlns:a="http://schemas.openxmlformats.org/drawingml/2006/main">
+              <a:graphicData uri="http://schemas.openxmlformats.org/drawingml/2006/picture">
+                <pic:pic xmlns:pic="http://schemas.openxmlformats.org/drawingml/2006/picture">
+                  <pic:nvPicPr>
+                    <pic:cNvPr id="975033762" name=""/>
+                    <pic:cNvPicPr/>
+                  </pic:nvPicPr>
+                  <pic:blipFill>
+                    <a:blip r:embed="rId10"/>
+                    <a:stretch>
+                      <a:fillRect/>
+                    </a:stretch>
+                  </pic:blipFill>
+                  <pic:spPr>
+                    <a:xfrm>
+                      <a:off x="0" y="0"/>
+                      <a:ext cx="5731510" cy="527050"/>
+                    </a:xfrm>
+                    <a:prstGeom prst="rect">
+                      <a:avLst/>
+                    </a:prstGeom>
+                  </pic:spPr>
+                </pic:pic>
+              </a:graphicData>
+            </a:graphic>
+          </wp:inline>
+        </w:drawing>
+      </w:r>
+    </w:p>
+    <w:p>
+      <w:pPr>
+        <w:pStyle w:val="Comment-Grader"/>
+        <w:rPr>
+          <w:lang w:val="es-ES"/>
+        </w:rPr>
+      </w:pPr>
+      <w:r>
+        <w:rPr>
+          <w:lang w:val="es-ES"/>
+        </w:rPr>
+        <w:t xml:space="preserve">RC: Se proporciona un mensaje, pero éste no ha sido definido.  </w:t>
+      </w:r>
+    </w:p>
+    <w:p>
+      <w:pPr>
+        <w:pStyle w:val="Comment-Grader"/>
+        <w:rPr>
+          <w:lang w:val="es-ES"/>
+        </w:rPr>
+      </w:pPr>
+      <w:r>
+        <w:rPr>
+          <w:noProof/>
+          <w:lang w:val="es-ES"/>
+        </w:rPr>
+        <w:drawing>
+          <wp:inline distT="0" distB="0" distL="0" distR="0" wp14:anchorId="4D292DCE" wp14:editId="2EDC8970">
+            <wp:extent cx="5731510" cy="1139825"/>
+            <wp:effectExtent l="0" t="0" r="2540" b="3175"/>
+            <wp:docPr id="1719123255" name="Picture 1"/>
+            <wp:cNvGraphicFramePr>
+              <a:graphicFrameLocks xmlns:a="http://schemas.openxmlformats.org/drawingml/2006/main" noChangeAspect="1"/>
+            </wp:cNvGraphicFramePr>
+            <a:graphic xmlns:a="http://schemas.openxmlformats.org/drawingml/2006/main">
+              <a:graphicData uri="http://schemas.openxmlformats.org/drawingml/2006/picture">
+                <pic:pic xmlns:pic="http://schemas.openxmlformats.org/drawingml/2006/picture">
+                  <pic:nvPicPr>
+                    <pic:cNvPr id="1719123255" name=""/>
+                    <pic:cNvPicPr/>
+                  </pic:nvPicPr>
+                  <pic:blipFill>
+                    <a:blip r:embed="rId11"/>
+                    <a:stretch>
+                      <a:fillRect/>
+                    </a:stretch>
+                  </pic:blipFill>
+                  <pic:spPr>
+                    <a:xfrm>
+                      <a:off x="0" y="0"/>
+                      <a:ext cx="5731510" cy="1139825"/>
+                    </a:xfrm>
+                    <a:prstGeom prst="rect">
+                      <a:avLst/>
+                    </a:prstGeom>
+                  </pic:spPr>
+                </pic:pic>
+              </a:graphicData>
+            </a:graphic>
+          </wp:inline>
+        </w:drawing>
+      </w:r>
+    </w:p>
+    <w:p>
+      <w:pPr>
+        <w:pStyle w:val="Comment-Grader"/>
+        <w:rPr>
+          <w:lang w:val="es-ES"/>
+        </w:rPr>
+      </w:pPr>
+    </w:p>
+    <w:p>
+      <w:pPr>
+        <w:pStyle w:val="Comment-Student"/>
+        <w:rPr>
+          <w:lang w:val="es-ES"/>
+        </w:rPr>
+      </w:pPr>
+      <w:r>
+        <w:rPr>
+          <w:lang w:val="es-ES"/>
+        </w:rPr>
+        <w:t>Solución aportad</w:t>
+      </w:r>
+      <w:r>
+        <w:rPr>
+          <w:lang w:val="es-ES"/>
+        </w:rPr>
+        <w:t>a</w:t>
+      </w:r>
+      <w:r>
+        <w:rPr>
+          <w:lang w:val="es-ES"/>
+        </w:rPr>
+        <w:t xml:space="preserve">: </w:t>
+      </w:r>
+      <w:r>
+        <w:rPr>
+          <w:lang w:val="es-ES"/>
+        </w:rPr>
+        <w:t>El error</w:t>
+      </w:r>
+      <w:r>
+        <w:rPr>
+          <w:lang w:val="es-ES"/>
+        </w:rPr>
+        <w:t xml:space="preserve"> ha sido solucionado</w:t>
+      </w:r>
+      <w:r>
+        <w:rPr>
+          <w:lang w:val="es-ES"/>
+        </w:rPr>
+        <w:t>,</w:t>
+      </w:r>
+      <w:r>
+        <w:rPr>
+          <w:lang w:val="es-ES"/>
+        </w:rPr>
+        <w:t xml:space="preserve"> disculpe las molestias</w:t>
+      </w:r>
+      <w:r>
+        <w:rPr>
+          <w:lang w:val="es-ES"/>
+        </w:rPr>
+        <w:t>.</w:t>
+      </w:r>
+    </w:p>
+    <w:p>
+      <w:pPr>
+        <w:pStyle w:val="Comment-Student"/>
+        <w:rPr>
+          <w:lang w:val="es-ES"/>
+        </w:rPr>
+      </w:pPr>
+      <w:r>
+        <w:rPr>
+          <w:noProof/>
+          <w:lang w:val="es-ES"/>
+        </w:rPr>
+        <w:lastRenderedPageBreak/>
+        <w:drawing>
+          <wp:inline distT="0" distB="0" distL="0" distR="0" wp14:anchorId="25307A58" wp14:editId="67B3278B">
+            <wp:extent cx="5731510" cy="1492885"/>
+            <wp:effectExtent l="0" t="0" r="2540" b="0"/>
+            <wp:docPr id="975779041" name="Imagen 1" descr="Texto, Aplicación&#10;&#10;El contenido generado por IA puede ser incorrecto."/>
+            <wp:cNvGraphicFramePr>
+              <a:graphicFrameLocks xmlns:a="http://schemas.openxmlformats.org/drawingml/2006/main" noChangeAspect="1"/>
+            </wp:cNvGraphicFramePr>
+            <a:graphic xmlns:a="http://schemas.openxmlformats.org/drawingml/2006/main">
+              <a:graphicData uri="http://schemas.openxmlformats.org/drawingml/2006/picture">
+                <pic:pic xmlns:pic="http://schemas.openxmlformats.org/drawingml/2006/picture">
+                  <pic:nvPicPr>
+                    <pic:cNvPr id="975779041" name="Imagen 1" descr="Texto, Aplicación&#10;&#10;El contenido generado por IA puede ser incorrecto."/>
+                    <pic:cNvPicPr/>
+                  </pic:nvPicPr>
+                  <pic:blipFill>
+                    <a:blip r:embed="rId12"/>
+                    <a:stretch>
+                      <a:fillRect/>
+                    </a:stretch>
+                  </pic:blipFill>
+                  <pic:spPr>
+                    <a:xfrm>
+                      <a:off x="0" y="0"/>
+                      <a:ext cx="5731510" cy="1492885"/>
+                    </a:xfrm>
+                    <a:prstGeom prst="rect">
+                      <a:avLst/>
+                    </a:prstGeom>
+                  </pic:spPr>
+                </pic:pic>
+              </a:graphicData>
+            </a:graphic>
+          </wp:inline>
+        </w:drawing>
+      </w:r>
+      <w:r>
+        <w:rPr>
+          <w:lang w:val="es-ES"/>
+        </w:rPr>
+        <w:t xml:space="preserve"> </w:t>
+      </w:r>
+    </w:p>
+    <w:p>
+      <w:pPr>
+        <w:pStyle w:val="Comment-Student"/>
+        <w:rPr>
+          <w:lang w:val="es-ES"/>
+        </w:rPr>
+      </w:pPr>
     </w:p>
     <w:p>
       <w:pPr>
@@ -1527,6 +2192,7 @@
           <w15:appearance w15:val="hidden"/>
           <w:text/>
         </w:sdtPr>
+        <w:sdtEndPr/>
         <w:sdtContent>
           <w:r>
             <w:t xml:space="preserve">  </w:t>
@@ -1739,6 +2405,7 @@
           </w:placeholder>
           <w:text/>
         </w:sdtPr>
+        <w:sdtEndPr/>
         <w:sdtContent>
           <w:r>
             <w:t xml:space="preserve">  </w:t>
@@ -1759,7 +2426,7 @@
     </w:p>
     <w:p>
       <w:pPr>
-        <w:pStyle w:val="Ttulo2"/>
+        <w:pStyle w:val="Heading2"/>
         <w:rPr>
           <w:rFonts w:cstheme="majorHAnsi"/>
         </w:rPr>
@@ -1795,7 +2462,7 @@
     </w:p>
     <w:p>
       <w:pPr>
-        <w:pStyle w:val="Ttulo2"/>
+        <w:pStyle w:val="Heading2"/>
         <w:rPr>
           <w:rFonts w:cstheme="majorHAnsi"/>
         </w:rPr>
@@ -1831,16 +2498,15 @@
     </w:p>
     <w:p>
       <w:pPr>
-        <w:pStyle w:val="Ttulo2"/>
-        <w:rPr>
-          <w:rFonts w:cstheme="majorHAnsi"/>
-        </w:rPr>
-      </w:pPr>
-      <w:r>
-        <w:rPr>
-          <w:rFonts w:cstheme="majorHAnsi"/>
-        </w:rPr>
-        <w:lastRenderedPageBreak/>
+        <w:pStyle w:val="Heading2"/>
+        <w:rPr>
+          <w:rFonts w:cstheme="majorHAnsi"/>
+        </w:rPr>
+      </w:pPr>
+      <w:r>
+        <w:rPr>
+          <w:rFonts w:cstheme="majorHAnsi"/>
+        </w:rPr>
         <w:t>Testing requirements</w:t>
       </w:r>
     </w:p>
@@ -1949,6 +2615,7 @@
           <w15:appearance w15:val="hidden"/>
           <w:text/>
         </w:sdtPr>
+        <w:sdtEndPr/>
         <w:sdtContent>
           <w:r>
             <w:t xml:space="preserve">  </w:t>
@@ -1965,15 +2632,16 @@
     </w:p>
     <w:p>
       <w:pPr>
-        <w:pStyle w:val="Ttulo2"/>
-        <w:rPr>
-          <w:rFonts w:cstheme="majorHAnsi"/>
-        </w:rPr>
-      </w:pPr>
-      <w:r>
-        <w:rPr>
-          <w:rFonts w:cstheme="majorHAnsi"/>
-        </w:rPr>
+        <w:pStyle w:val="Heading2"/>
+        <w:rPr>
+          <w:rFonts w:cstheme="majorHAnsi"/>
+        </w:rPr>
+      </w:pPr>
+      <w:r>
+        <w:rPr>
+          <w:rFonts w:cstheme="majorHAnsi"/>
+        </w:rPr>
+        <w:lastRenderedPageBreak/>
         <w:t>Managerial requirements</w:t>
       </w:r>
     </w:p>
@@ -1995,9 +2663,15 @@
     <w:p>
       <w:pPr>
         <w:pStyle w:val="Comment-Grader"/>
+        <w:rPr>
+          <w:lang w:val="es-ES"/>
+        </w:rPr>
       </w:pPr>
       <w:sdt>
         <w:sdtPr>
+          <w:rPr>
+            <w:lang w:val="es-ES"/>
+          </w:rPr>
           <w:tag w:val="Verdict"/>
           <w:id w:val="-1006521441"/>
           <w:placeholder>
@@ -2006,33 +2680,113 @@
           <w15:appearance w15:val="hidden"/>
           <w:text/>
         </w:sdtPr>
+        <w:sdtEndPr/>
         <w:sdtContent>
           <w:r>
-            <w:t xml:space="preserve">  </w:t>
+            <w:rPr>
+              <w:lang w:val="es-ES"/>
+            </w:rPr>
+            <w:t xml:space="preserve"> </w:t>
           </w:r>
           <w:r>
+            <w:rPr>
+              <w:lang w:val="es-ES"/>
+            </w:rPr>
             <w:t>X</w:t>
           </w:r>
           <w:r>
+            <w:rPr>
+              <w:lang w:val="es-ES"/>
+            </w:rPr>
             <w:t xml:space="preserve">  </w:t>
           </w:r>
         </w:sdtContent>
       </w:sdt>
       <w:permEnd w:id="338698352"/>
       <w:r>
+        <w:rPr>
+          <w:lang w:val="es-ES"/>
+        </w:rPr>
         <w:t xml:space="preserve">   </w:t>
       </w:r>
+      <w:r>
+        <w:rPr>
+          <w:lang w:val="es-ES"/>
+        </w:rPr>
+        <w:t>Mismo problema de antes.</w:t>
+      </w:r>
+    </w:p>
+    <w:p>
+      <w:pPr>
+        <w:pStyle w:val="Comment-Student"/>
+        <w:rPr>
+          <w:lang w:val="es-ES"/>
+        </w:rPr>
+      </w:pPr>
+      <w:r>
+        <w:rPr>
+          <w:lang w:val="es-ES"/>
+        </w:rPr>
+        <w:t xml:space="preserve">Solución aportada: Se hizo público el </w:t>
+      </w:r>
+      <w:r>
+        <w:rPr>
+          <w:lang w:val="es-ES"/>
+        </w:rPr>
+        <w:t>tablero</w:t>
+      </w:r>
+      <w:r>
+        <w:rPr>
+          <w:lang w:val="es-ES"/>
+        </w:rPr>
+        <w:t>.</w:t>
+      </w:r>
+    </w:p>
+    <w:p>
+      <w:pPr>
+        <w:pStyle w:val="Comment-Grader"/>
+        <w:rPr>
+          <w:lang w:val="es-ES"/>
+        </w:rPr>
+      </w:pPr>
+      <w:r>
+        <w:rPr>
+          <w:lang w:val="es-ES"/>
+        </w:rPr>
+        <w:t>RC: Ver comentarios en D01.</w:t>
+      </w:r>
+    </w:p>
+    <w:p>
+      <w:pPr>
+        <w:pStyle w:val="Comment-Student"/>
+        <w:rPr>
+          <w:lang w:val="es-ES"/>
+        </w:rPr>
+      </w:pPr>
+      <w:r>
+        <w:rPr>
+          <w:lang w:val="es-ES"/>
+        </w:rPr>
+        <w:t xml:space="preserve">Solución aportada: </w:t>
+      </w:r>
+      <w:r>
+        <w:rPr>
+          <w:lang w:val="es-ES"/>
+        </w:rPr>
+        <w:t>Debido a que soy el último integrante del equipo original, no se van a crear tareas de coordinación, sino tareas de planificación de tareas. Se han creado debidamente tareas de preparación de entregas.</w:t>
+      </w:r>
     </w:p>
     <w:p>
       <w:pPr>
         <w:rPr>
           <w:rFonts w:asciiTheme="majorHAnsi" w:hAnsiTheme="majorHAnsi" w:cstheme="majorHAnsi"/>
-        </w:rPr>
-      </w:pPr>
-    </w:p>
-    <w:p>
-      <w:pPr>
-        <w:pStyle w:val="Ttulo1"/>
+          <w:lang w:val="es-ES"/>
+        </w:rPr>
+      </w:pPr>
+    </w:p>
+    <w:p>
+      <w:pPr>
+        <w:pStyle w:val="Heading1"/>
         <w:pBdr>
           <w:top w:val="single" w:sz="8" w:space="1" w:color="auto"/>
           <w:left w:val="single" w:sz="8" w:space="4" w:color="auto"/>
@@ -2045,11 +2799,13 @@
         <w:spacing w:before="0"/>
         <w:rPr>
           <w:rFonts w:cstheme="majorHAnsi"/>
-        </w:rPr>
-      </w:pPr>
-      <w:r>
-        <w:rPr>
-          <w:rFonts w:cstheme="majorHAnsi"/>
+          <w:lang w:val="es-ES"/>
+        </w:rPr>
+      </w:pPr>
+      <w:r>
+        <w:rPr>
+          <w:rFonts w:cstheme="majorHAnsi"/>
+          <w:lang w:val="es-ES"/>
         </w:rPr>
         <w:lastRenderedPageBreak/>
         <w:t>MANDATORY</w:t>
@@ -2057,25 +2813,28 @@
       <w:r>
         <w:rPr>
           <w:rFonts w:cstheme="majorHAnsi"/>
+          <w:lang w:val="es-ES"/>
         </w:rPr>
         <w:t xml:space="preserve"> </w:t>
       </w:r>
       <w:r>
         <w:rPr>
           <w:rFonts w:cstheme="majorHAnsi"/>
+          <w:lang w:val="es-ES"/>
         </w:rPr>
         <w:br/>
       </w:r>
       <w:r>
         <w:rPr>
           <w:rFonts w:cstheme="majorHAnsi"/>
+          <w:lang w:val="es-ES"/>
         </w:rPr>
         <w:t>Deliverable D03: implementing features</w:t>
       </w:r>
     </w:p>
     <w:p>
       <w:pPr>
-        <w:pStyle w:val="Ttulo2"/>
+        <w:pStyle w:val="Heading2"/>
         <w:rPr>
           <w:rFonts w:cstheme="majorHAnsi"/>
         </w:rPr>
@@ -2111,7 +2870,7 @@
     </w:p>
     <w:p>
       <w:pPr>
-        <w:pStyle w:val="Ttulo2"/>
+        <w:pStyle w:val="Heading2"/>
         <w:rPr>
           <w:rFonts w:cstheme="majorHAnsi"/>
         </w:rPr>
@@ -2291,9 +3050,15 @@
     <w:p>
       <w:pPr>
         <w:pStyle w:val="Comment-Grader"/>
+        <w:rPr>
+          <w:lang w:val="es-ES"/>
+        </w:rPr>
       </w:pPr>
       <w:sdt>
         <w:sdtPr>
+          <w:rPr>
+            <w:lang w:val="es-ES"/>
+          </w:rPr>
           <w:tag w:val="Verdict"/>
           <w:id w:val="684942382"/>
           <w:placeholder>
@@ -2302,19 +3067,525 @@
           <w15:appearance w15:val="hidden"/>
           <w:text/>
         </w:sdtPr>
+        <w:sdtEndPr/>
         <w:sdtContent>
           <w:r>
-            <w:t xml:space="preserve"> X </w:t>
+            <w:rPr>
+              <w:lang w:val="es-ES"/>
+            </w:rPr>
+            <w:t xml:space="preserve"> </w:t>
           </w:r>
           <w:r>
+            <w:rPr>
+              <w:lang w:val="es-ES"/>
+            </w:rPr>
+            <w:t>X</w:t>
+          </w:r>
+          <w:r>
+            <w:rPr>
+              <w:lang w:val="es-ES"/>
+            </w:rPr>
             <w:t xml:space="preserve"> </w:t>
           </w:r>
         </w:sdtContent>
       </w:sdt>
       <w:permEnd w:id="8470091"/>
       <w:r>
+        <w:rPr>
+          <w:lang w:val="es-ES"/>
+        </w:rPr>
         <w:t xml:space="preserve">    </w:t>
       </w:r>
+      <w:r>
+        <w:rPr>
+          <w:lang w:val="es-ES"/>
+        </w:rPr>
+        <w:t>Se hackea el formulario pa</w:t>
+      </w:r>
+      <w:r>
+        <w:rPr>
+          <w:lang w:val="es-ES"/>
+        </w:rPr>
+        <w:t>ra crear un claim introduciendo el identificador de un tramo de vuelo en modo borrador:</w:t>
+      </w:r>
+    </w:p>
+    <w:p>
+      <w:pPr>
+        <w:pStyle w:val="Comment-Grader"/>
+        <w:rPr>
+          <w:lang w:val="es-ES"/>
+        </w:rPr>
+      </w:pPr>
+      <w:r>
+        <w:rPr>
+          <w:noProof/>
+          <w:lang w:val="es-ES"/>
+        </w:rPr>
+        <w:drawing>
+          <wp:inline distT="0" distB="0" distL="0" distR="0" wp14:anchorId="17D3249F" wp14:editId="79EB9AE3">
+            <wp:extent cx="5731510" cy="1778000"/>
+            <wp:effectExtent l="0" t="0" r="2540" b="0"/>
+            <wp:docPr id="1964408965" name="Picture 1" descr="A screenshot of a computer&#10;&#10;AI-generated content may be incorrect."/>
+            <wp:cNvGraphicFramePr>
+              <a:graphicFrameLocks xmlns:a="http://schemas.openxmlformats.org/drawingml/2006/main" noChangeAspect="1"/>
+            </wp:cNvGraphicFramePr>
+            <a:graphic xmlns:a="http://schemas.openxmlformats.org/drawingml/2006/main">
+              <a:graphicData uri="http://schemas.openxmlformats.org/drawingml/2006/picture">
+                <pic:pic xmlns:pic="http://schemas.openxmlformats.org/drawingml/2006/picture">
+                  <pic:nvPicPr>
+                    <pic:cNvPr id="1964408965" name="Picture 1" descr="A screenshot of a computer&#10;&#10;AI-generated content may be incorrect."/>
+                    <pic:cNvPicPr/>
+                  </pic:nvPicPr>
+                  <pic:blipFill>
+                    <a:blip r:embed="rId13"/>
+                    <a:stretch>
+                      <a:fillRect/>
+                    </a:stretch>
+                  </pic:blipFill>
+                  <pic:spPr>
+                    <a:xfrm>
+                      <a:off x="0" y="0"/>
+                      <a:ext cx="5731510" cy="1778000"/>
+                    </a:xfrm>
+                    <a:prstGeom prst="rect">
+                      <a:avLst/>
+                    </a:prstGeom>
+                  </pic:spPr>
+                </pic:pic>
+              </a:graphicData>
+            </a:graphic>
+          </wp:inline>
+        </w:drawing>
+      </w:r>
+    </w:p>
+    <w:p>
+      <w:pPr>
+        <w:pStyle w:val="Comment-Grader"/>
+        <w:rPr>
+          <w:lang w:val="es-ES"/>
+        </w:rPr>
+      </w:pPr>
+      <w:r>
+        <w:rPr>
+          <w:lang w:val="es-ES"/>
+        </w:rPr>
+        <w:t>Al pulsar en el botón crear, el resultado es el siguiente:</w:t>
+      </w:r>
+    </w:p>
+    <w:p>
+      <w:pPr>
+        <w:pStyle w:val="Comment-Grader"/>
+        <w:rPr>
+          <w:lang w:val="es-ES"/>
+        </w:rPr>
+      </w:pPr>
+      <w:r>
+        <w:rPr>
+          <w:noProof/>
+          <w:lang w:val="es-ES"/>
+        </w:rPr>
+        <w:lastRenderedPageBreak/>
+        <w:drawing>
+          <wp:inline distT="0" distB="0" distL="0" distR="0" wp14:anchorId="61482122" wp14:editId="4C1291AB">
+            <wp:extent cx="5731510" cy="2839720"/>
+            <wp:effectExtent l="0" t="0" r="2540" b="0"/>
+            <wp:docPr id="1218879936" name="Picture 1" descr="A screenshot of a computer&#10;&#10;AI-generated content may be incorrect."/>
+            <wp:cNvGraphicFramePr>
+              <a:graphicFrameLocks xmlns:a="http://schemas.openxmlformats.org/drawingml/2006/main" noChangeAspect="1"/>
+            </wp:cNvGraphicFramePr>
+            <a:graphic xmlns:a="http://schemas.openxmlformats.org/drawingml/2006/main">
+              <a:graphicData uri="http://schemas.openxmlformats.org/drawingml/2006/picture">
+                <pic:pic xmlns:pic="http://schemas.openxmlformats.org/drawingml/2006/picture">
+                  <pic:nvPicPr>
+                    <pic:cNvPr id="1218879936" name="Picture 1" descr="A screenshot of a computer&#10;&#10;AI-generated content may be incorrect."/>
+                    <pic:cNvPicPr/>
+                  </pic:nvPicPr>
+                  <pic:blipFill>
+                    <a:blip r:embed="rId14"/>
+                    <a:stretch>
+                      <a:fillRect/>
+                    </a:stretch>
+                  </pic:blipFill>
+                  <pic:spPr>
+                    <a:xfrm>
+                      <a:off x="0" y="0"/>
+                      <a:ext cx="5731510" cy="2839720"/>
+                    </a:xfrm>
+                    <a:prstGeom prst="rect">
+                      <a:avLst/>
+                    </a:prstGeom>
+                  </pic:spPr>
+                </pic:pic>
+              </a:graphicData>
+            </a:graphic>
+          </wp:inline>
+        </w:drawing>
+      </w:r>
+    </w:p>
+    <w:p>
+      <w:pPr>
+        <w:pStyle w:val="Comment-Grader"/>
+        <w:rPr>
+          <w:lang w:val="es-ES"/>
+        </w:rPr>
+      </w:pPr>
+      <w:r>
+        <w:rPr>
+          <w:lang w:val="es-ES"/>
+        </w:rPr>
+        <w:t>Es decir, en lugar de desautorizar la petición hackeada, se ha respondido con mensajes de error.</w:t>
+      </w:r>
+    </w:p>
+    <w:p>
+      <w:pPr>
+        <w:pStyle w:val="Comment-Grader"/>
+        <w:rPr>
+          <w:lang w:val="es-ES"/>
+        </w:rPr>
+      </w:pPr>
+      <w:r>
+        <w:rPr>
+          <w:lang w:val="es-ES"/>
+        </w:rPr>
+        <w:t>Se prueba con todos los tramos proporcionados y el resultado es siempre el mismo:</w:t>
+      </w:r>
+    </w:p>
+    <w:p>
+      <w:pPr>
+        <w:pStyle w:val="Comment-Grader"/>
+        <w:rPr>
+          <w:lang w:val="es-ES"/>
+        </w:rPr>
+      </w:pPr>
+      <w:r>
+        <w:rPr>
+          <w:noProof/>
+          <w:lang w:val="es-ES"/>
+        </w:rPr>
+        <w:drawing>
+          <wp:inline distT="0" distB="0" distL="0" distR="0" wp14:anchorId="695C0C8D" wp14:editId="5DB90A59">
+            <wp:extent cx="5731510" cy="2473325"/>
+            <wp:effectExtent l="0" t="0" r="2540" b="3175"/>
+            <wp:docPr id="1886525653" name="Picture 1" descr="A screenshot of a computer&#10;&#10;AI-generated content may be incorrect."/>
+            <wp:cNvGraphicFramePr>
+              <a:graphicFrameLocks xmlns:a="http://schemas.openxmlformats.org/drawingml/2006/main" noChangeAspect="1"/>
+            </wp:cNvGraphicFramePr>
+            <a:graphic xmlns:a="http://schemas.openxmlformats.org/drawingml/2006/main">
+              <a:graphicData uri="http://schemas.openxmlformats.org/drawingml/2006/picture">
+                <pic:pic xmlns:pic="http://schemas.openxmlformats.org/drawingml/2006/picture">
+                  <pic:nvPicPr>
+                    <pic:cNvPr id="1886525653" name="Picture 1" descr="A screenshot of a computer&#10;&#10;AI-generated content may be incorrect."/>
+                    <pic:cNvPicPr/>
+                  </pic:nvPicPr>
+                  <pic:blipFill>
+                    <a:blip r:embed="rId15"/>
+                    <a:stretch>
+                      <a:fillRect/>
+                    </a:stretch>
+                  </pic:blipFill>
+                  <pic:spPr>
+                    <a:xfrm>
+                      <a:off x="0" y="0"/>
+                      <a:ext cx="5731510" cy="2473325"/>
+                    </a:xfrm>
+                    <a:prstGeom prst="rect">
+                      <a:avLst/>
+                    </a:prstGeom>
+                  </pic:spPr>
+                </pic:pic>
+              </a:graphicData>
+            </a:graphic>
+          </wp:inline>
+        </w:drawing>
+      </w:r>
+    </w:p>
+    <w:p>
+      <w:pPr>
+        <w:pStyle w:val="Comment-Grader"/>
+        <w:rPr>
+          <w:lang w:val="es-ES"/>
+        </w:rPr>
+      </w:pPr>
+      <w:r>
+        <w:rPr>
+          <w:lang w:val="es-ES"/>
+        </w:rPr>
+        <w:t>¿Qué sentido tiene proporcionar tramos en este formulario con los que no es posible registrar una reclamación?</w:t>
+      </w:r>
+    </w:p>
+    <w:p>
+      <w:pPr>
+        <w:pStyle w:val="Comment-Student"/>
+        <w:rPr>
+          <w:lang w:val="es-ES"/>
+        </w:rPr>
+      </w:pPr>
+      <w:r>
+        <w:rPr>
+          <w:lang w:val="es-ES"/>
+        </w:rPr>
+        <w:t xml:space="preserve">Solución aportada: </w:t>
+      </w:r>
+      <w:r>
+        <w:rPr>
+          <w:lang w:val="es-ES"/>
+        </w:rPr>
+        <w:t>Se han introducido las comprobaciones pertinentes en el método authorize y se han eliminado de la validación.</w:t>
+      </w:r>
+      <w:r>
+        <w:rPr>
+          <w:lang w:val="es-ES"/>
+        </w:rPr>
+        <w:t xml:space="preserve"> También se ha modificado la cantidad de Legs que se ofrecen al usuario como disponible, siendo únicamente visibles ahora los Legs que si cumplen con las restricciones de los requisitos.</w:t>
+      </w:r>
+    </w:p>
+    <w:p>
+      <w:pPr>
+        <w:pStyle w:val="Comment-Student"/>
+        <w:rPr>
+          <w:lang w:val="es-ES"/>
+        </w:rPr>
+      </w:pPr>
+    </w:p>
+    <w:p>
+      <w:pPr>
+        <w:pStyle w:val="Comment-Student"/>
+        <w:rPr>
+          <w:lang w:val="es-ES"/>
+        </w:rPr>
+      </w:pPr>
+      <w:r>
+        <w:rPr>
+          <w:noProof/>
+          <w:lang w:val="es-ES"/>
+        </w:rPr>
+        <w:lastRenderedPageBreak/>
+        <w:drawing>
+          <wp:inline distT="0" distB="0" distL="0" distR="0" wp14:anchorId="32807FBD" wp14:editId="4BC8A639">
+            <wp:extent cx="5731510" cy="2028825"/>
+            <wp:effectExtent l="0" t="0" r="2540" b="9525"/>
+            <wp:docPr id="1736780738" name="Imagen 1" descr="Interfaz de usuario gráfica, Aplicación&#10;&#10;El contenido generado por IA puede ser incorrecto."/>
+            <wp:cNvGraphicFramePr>
+              <a:graphicFrameLocks xmlns:a="http://schemas.openxmlformats.org/drawingml/2006/main" noChangeAspect="1"/>
+            </wp:cNvGraphicFramePr>
+            <a:graphic xmlns:a="http://schemas.openxmlformats.org/drawingml/2006/main">
+              <a:graphicData uri="http://schemas.openxmlformats.org/drawingml/2006/picture">
+                <pic:pic xmlns:pic="http://schemas.openxmlformats.org/drawingml/2006/picture">
+                  <pic:nvPicPr>
+                    <pic:cNvPr id="1736780738" name="Imagen 1" descr="Interfaz de usuario gráfica, Aplicación&#10;&#10;El contenido generado por IA puede ser incorrecto."/>
+                    <pic:cNvPicPr/>
+                  </pic:nvPicPr>
+                  <pic:blipFill>
+                    <a:blip r:embed="rId16"/>
+                    <a:stretch>
+                      <a:fillRect/>
+                    </a:stretch>
+                  </pic:blipFill>
+                  <pic:spPr>
+                    <a:xfrm>
+                      <a:off x="0" y="0"/>
+                      <a:ext cx="5731510" cy="2028825"/>
+                    </a:xfrm>
+                    <a:prstGeom prst="rect">
+                      <a:avLst/>
+                    </a:prstGeom>
+                  </pic:spPr>
+                </pic:pic>
+              </a:graphicData>
+            </a:graphic>
+          </wp:inline>
+        </w:drawing>
+      </w:r>
+    </w:p>
+    <w:p>
+      <w:pPr>
+        <w:pStyle w:val="Comment-Student"/>
+        <w:rPr>
+          <w:lang w:val="es-ES"/>
+        </w:rPr>
+      </w:pPr>
+      <w:r>
+        <w:rPr>
+          <w:noProof/>
+          <w:lang w:val="es-ES"/>
+        </w:rPr>
+        <w:drawing>
+          <wp:inline distT="0" distB="0" distL="0" distR="0" wp14:anchorId="3FEAF033" wp14:editId="2B9CE3B7">
+            <wp:extent cx="4067743" cy="752580"/>
+            <wp:effectExtent l="0" t="0" r="9525" b="9525"/>
+            <wp:docPr id="1088680108" name="Imagen 1" descr="Imagen que contiene Texto&#10;&#10;El contenido generado por IA puede ser incorrecto."/>
+            <wp:cNvGraphicFramePr>
+              <a:graphicFrameLocks xmlns:a="http://schemas.openxmlformats.org/drawingml/2006/main" noChangeAspect="1"/>
+            </wp:cNvGraphicFramePr>
+            <a:graphic xmlns:a="http://schemas.openxmlformats.org/drawingml/2006/main">
+              <a:graphicData uri="http://schemas.openxmlformats.org/drawingml/2006/picture">
+                <pic:pic xmlns:pic="http://schemas.openxmlformats.org/drawingml/2006/picture">
+                  <pic:nvPicPr>
+                    <pic:cNvPr id="1088680108" name="Imagen 1" descr="Imagen que contiene Texto&#10;&#10;El contenido generado por IA puede ser incorrecto."/>
+                    <pic:cNvPicPr/>
+                  </pic:nvPicPr>
+                  <pic:blipFill>
+                    <a:blip r:embed="rId17"/>
+                    <a:stretch>
+                      <a:fillRect/>
+                    </a:stretch>
+                  </pic:blipFill>
+                  <pic:spPr>
+                    <a:xfrm>
+                      <a:off x="0" y="0"/>
+                      <a:ext cx="4067743" cy="752580"/>
+                    </a:xfrm>
+                    <a:prstGeom prst="rect">
+                      <a:avLst/>
+                    </a:prstGeom>
+                  </pic:spPr>
+                </pic:pic>
+              </a:graphicData>
+            </a:graphic>
+          </wp:inline>
+        </w:drawing>
+      </w:r>
+    </w:p>
+    <w:p>
+      <w:pPr>
+        <w:pStyle w:val="Comment-Student"/>
+        <w:rPr>
+          <w:lang w:val="es-ES"/>
+        </w:rPr>
+      </w:pPr>
+      <w:r>
+        <w:rPr>
+          <w:lang w:val="es-ES"/>
+        </w:rPr>
+        <w:t>En el caso de los Legs mostrados, cuando el Claim es de nueva creación se muestran todos los Legs pasados y publicados desde el momento presente, cuando se trata de mostrar los Legs de un Claim ya creado se muestran los Legs pasados y publicados con respecto al momento de registro de dicho Leg.</w:t>
+      </w:r>
+    </w:p>
+    <w:p>
+      <w:pPr>
+        <w:pStyle w:val="Comment-Student"/>
+        <w:rPr>
+          <w:lang w:val="es-ES"/>
+        </w:rPr>
+      </w:pPr>
+      <w:r>
+        <w:rPr>
+          <w:noProof/>
+          <w:lang w:val="es-ES"/>
+        </w:rPr>
+        <w:drawing>
+          <wp:inline distT="0" distB="0" distL="0" distR="0" wp14:anchorId="658D5911" wp14:editId="39E332D0">
+            <wp:extent cx="5639587" cy="2715004"/>
+            <wp:effectExtent l="0" t="0" r="0" b="9525"/>
+            <wp:docPr id="643276951" name="Imagen 1" descr="Interfaz de usuario gráfica, Texto, Aplicación&#10;&#10;El contenido generado por IA puede ser incorrecto."/>
+            <wp:cNvGraphicFramePr>
+              <a:graphicFrameLocks xmlns:a="http://schemas.openxmlformats.org/drawingml/2006/main" noChangeAspect="1"/>
+            </wp:cNvGraphicFramePr>
+            <a:graphic xmlns:a="http://schemas.openxmlformats.org/drawingml/2006/main">
+              <a:graphicData uri="http://schemas.openxmlformats.org/drawingml/2006/picture">
+                <pic:pic xmlns:pic="http://schemas.openxmlformats.org/drawingml/2006/picture">
+                  <pic:nvPicPr>
+                    <pic:cNvPr id="643276951" name="Imagen 1" descr="Interfaz de usuario gráfica, Texto, Aplicación&#10;&#10;El contenido generado por IA puede ser incorrecto."/>
+                    <pic:cNvPicPr/>
+                  </pic:nvPicPr>
+                  <pic:blipFill>
+                    <a:blip r:embed="rId18"/>
+                    <a:stretch>
+                      <a:fillRect/>
+                    </a:stretch>
+                  </pic:blipFill>
+                  <pic:spPr>
+                    <a:xfrm>
+                      <a:off x="0" y="0"/>
+                      <a:ext cx="5639587" cy="2715004"/>
+                    </a:xfrm>
+                    <a:prstGeom prst="rect">
+                      <a:avLst/>
+                    </a:prstGeom>
+                  </pic:spPr>
+                </pic:pic>
+              </a:graphicData>
+            </a:graphic>
+          </wp:inline>
+        </w:drawing>
+      </w:r>
+    </w:p>
+    <w:p>
+      <w:pPr>
+        <w:pStyle w:val="Comment-Student"/>
+        <w:rPr>
+          <w:lang w:val="es-ES"/>
+        </w:rPr>
+      </w:pPr>
+    </w:p>
+    <w:p>
+      <w:pPr>
+        <w:pStyle w:val="Comment-Student"/>
+        <w:rPr>
+          <w:lang w:val="es-ES"/>
+        </w:rPr>
+      </w:pPr>
+      <w:r>
+        <w:rPr>
+          <w:noProof/>
+          <w:lang w:val="es-ES"/>
+        </w:rPr>
+        <w:lastRenderedPageBreak/>
+        <w:drawing>
+          <wp:inline distT="0" distB="0" distL="0" distR="0" wp14:anchorId="07BE5207" wp14:editId="5B27108E">
+            <wp:extent cx="5731510" cy="1707515"/>
+            <wp:effectExtent l="0" t="0" r="2540" b="6985"/>
+            <wp:docPr id="1768674780" name="Imagen 1" descr="Interfaz de usuario gráfica, Texto, Aplicación&#10;&#10;El contenido generado por IA puede ser incorrecto."/>
+            <wp:cNvGraphicFramePr>
+              <a:graphicFrameLocks xmlns:a="http://schemas.openxmlformats.org/drawingml/2006/main" noChangeAspect="1"/>
+            </wp:cNvGraphicFramePr>
+            <a:graphic xmlns:a="http://schemas.openxmlformats.org/drawingml/2006/main">
+              <a:graphicData uri="http://schemas.openxmlformats.org/drawingml/2006/picture">
+                <pic:pic xmlns:pic="http://schemas.openxmlformats.org/drawingml/2006/picture">
+                  <pic:nvPicPr>
+                    <pic:cNvPr id="1768674780" name="Imagen 1" descr="Interfaz de usuario gráfica, Texto, Aplicación&#10;&#10;El contenido generado por IA puede ser incorrecto."/>
+                    <pic:cNvPicPr/>
+                  </pic:nvPicPr>
+                  <pic:blipFill>
+                    <a:blip r:embed="rId19"/>
+                    <a:stretch>
+                      <a:fillRect/>
+                    </a:stretch>
+                  </pic:blipFill>
+                  <pic:spPr>
+                    <a:xfrm>
+                      <a:off x="0" y="0"/>
+                      <a:ext cx="5731510" cy="1707515"/>
+                    </a:xfrm>
+                    <a:prstGeom prst="rect">
+                      <a:avLst/>
+                    </a:prstGeom>
+                  </pic:spPr>
+                </pic:pic>
+              </a:graphicData>
+            </a:graphic>
+          </wp:inline>
+        </w:drawing>
+      </w:r>
+    </w:p>
+    <w:p>
+      <w:pPr>
+        <w:pStyle w:val="Comment-Grader"/>
+        <w:rPr>
+          <w:lang w:val="es-ES"/>
+        </w:rPr>
+      </w:pPr>
+      <w:r>
+        <w:rPr>
+          <w:lang w:val="es-ES"/>
+        </w:rPr>
+        <w:t>RC:</w:t>
+      </w:r>
+      <w:r>
+        <w:rPr>
+          <w:lang w:val="es-ES"/>
+        </w:rPr>
+        <w:t xml:space="preserve"> Revisado. OK</w:t>
+      </w:r>
     </w:p>
     <w:p>
       <w:pPr>
@@ -2328,7 +3599,7 @@
       </w:r>
       <w:r>
         <w:rPr>
-          <w:rStyle w:val="Textoennegrita"/>
+          <w:rStyle w:val="Strong"/>
         </w:rPr>
         <w:t>assistance agents</w:t>
       </w:r>
@@ -2337,7 +3608,7 @@
       </w:r>
       <w:r>
         <w:rPr>
-          <w:rStyle w:val="Textoennegrita"/>
+          <w:rStyle w:val="Strong"/>
         </w:rPr>
         <w:t>tracking logs</w:t>
       </w:r>
@@ -2437,9 +3708,15 @@
     <w:p>
       <w:pPr>
         <w:pStyle w:val="Comment-Grader"/>
+        <w:rPr>
+          <w:lang w:val="es-ES"/>
+        </w:rPr>
       </w:pPr>
       <w:sdt>
         <w:sdtPr>
+          <w:rPr>
+            <w:lang w:val="es-ES"/>
+          </w:rPr>
           <w:tag w:val="Verdict"/>
           <w:id w:val="1666597966"/>
           <w:placeholder>
@@ -2448,26 +3725,85 @@
           <w15:appearance w15:val="hidden"/>
           <w:text/>
         </w:sdtPr>
+        <w:sdtEndPr/>
         <w:sdtContent>
           <w:r>
+            <w:rPr>
+              <w:lang w:val="es-ES"/>
+            </w:rPr>
             <w:t xml:space="preserve"> </w:t>
           </w:r>
           <w:r>
-            <w:t xml:space="preserve">X </w:t>
+            <w:rPr>
+              <w:lang w:val="es-ES"/>
+            </w:rPr>
+            <w:t>X</w:t>
           </w:r>
           <w:r>
+            <w:rPr>
+              <w:lang w:val="es-ES"/>
+            </w:rPr>
+            <w:t xml:space="preserve"> </w:t>
+          </w:r>
+          <w:r>
+            <w:rPr>
+              <w:lang w:val="es-ES"/>
+            </w:rPr>
             <w:t xml:space="preserve"> </w:t>
           </w:r>
         </w:sdtContent>
       </w:sdt>
       <w:permEnd w:id="66585966"/>
       <w:r>
+        <w:rPr>
+          <w:lang w:val="es-ES"/>
+        </w:rPr>
         <w:t xml:space="preserve">    </w:t>
       </w:r>
-    </w:p>
-    <w:p>
-      <w:pPr>
-        <w:pStyle w:val="Ttulo2"/>
+      <w:r>
+        <w:rPr>
+          <w:lang w:val="es-ES"/>
+        </w:rPr>
+        <w:t>Ver problemas en el r</w:t>
+      </w:r>
+      <w:r>
+        <w:rPr>
+          <w:lang w:val="es-ES"/>
+        </w:rPr>
+        <w:t xml:space="preserve">equisito anterior. </w:t>
+      </w:r>
+    </w:p>
+    <w:p>
+      <w:pPr>
+        <w:pStyle w:val="Comment-Student"/>
+        <w:rPr>
+          <w:lang w:val="es-ES"/>
+        </w:rPr>
+      </w:pPr>
+      <w:r>
+        <w:rPr>
+          <w:lang w:val="es-ES"/>
+        </w:rPr>
+        <w:t>Solución aportada: Se han corregido los problemas en el requisito anterior.</w:t>
+      </w:r>
+    </w:p>
+    <w:p>
+      <w:pPr>
+        <w:pStyle w:val="Comment-Grader"/>
+        <w:rPr>
+          <w:lang w:val="en-US"/>
+        </w:rPr>
+      </w:pPr>
+      <w:r>
+        <w:rPr>
+          <w:lang w:val="en-US"/>
+        </w:rPr>
+        <w:t>RC: Revisado. OK</w:t>
+      </w:r>
+    </w:p>
+    <w:p>
+      <w:pPr>
+        <w:pStyle w:val="Heading2"/>
         <w:rPr>
           <w:rFonts w:cstheme="majorHAnsi"/>
         </w:rPr>
@@ -2503,7 +3839,7 @@
     </w:p>
     <w:p>
       <w:pPr>
-        <w:pStyle w:val="Ttulo2"/>
+        <w:pStyle w:val="Heading2"/>
         <w:rPr>
           <w:rFonts w:cstheme="majorHAnsi"/>
         </w:rPr>
@@ -2543,16 +3879,15 @@
     </w:p>
     <w:p>
       <w:pPr>
-        <w:pStyle w:val="Ttulo2"/>
-        <w:rPr>
-          <w:rFonts w:cstheme="majorHAnsi"/>
-        </w:rPr>
-      </w:pPr>
-      <w:r>
-        <w:rPr>
-          <w:rFonts w:cstheme="majorHAnsi"/>
-        </w:rPr>
-        <w:lastRenderedPageBreak/>
+        <w:pStyle w:val="Heading2"/>
+        <w:rPr>
+          <w:rFonts w:cstheme="majorHAnsi"/>
+        </w:rPr>
+      </w:pPr>
+      <w:r>
+        <w:rPr>
+          <w:rFonts w:cstheme="majorHAnsi"/>
+        </w:rPr>
         <w:t>Managerial requirements</w:t>
       </w:r>
     </w:p>
@@ -2571,9 +3906,15 @@
     <w:p>
       <w:pPr>
         <w:pStyle w:val="Comment-Grader"/>
+        <w:rPr>
+          <w:lang w:val="es-ES"/>
+        </w:rPr>
       </w:pPr>
       <w:sdt>
         <w:sdtPr>
+          <w:rPr>
+            <w:lang w:val="es-ES"/>
+          </w:rPr>
           <w:tag w:val="Verdict"/>
           <w:id w:val="-402909856"/>
           <w:placeholder>
@@ -2582,37 +3923,113 @@
           <w15:appearance w15:val="hidden"/>
           <w:text/>
         </w:sdtPr>
+        <w:sdtEndPr/>
         <w:sdtContent>
           <w:r>
+            <w:rPr>
+              <w:lang w:val="es-ES"/>
+            </w:rPr>
             <w:t xml:space="preserve"> </w:t>
           </w:r>
           <w:r>
+            <w:rPr>
+              <w:lang w:val="es-ES"/>
+            </w:rPr>
             <w:t>X</w:t>
           </w:r>
           <w:r>
+            <w:rPr>
+              <w:lang w:val="es-ES"/>
+            </w:rPr>
             <w:t xml:space="preserve">  </w:t>
           </w:r>
         </w:sdtContent>
       </w:sdt>
       <w:permEnd w:id="1123494185"/>
       <w:r>
+        <w:rPr>
+          <w:lang w:val="es-ES"/>
+        </w:rPr>
         <w:t xml:space="preserve">   </w:t>
       </w:r>
-    </w:p>
-    <w:p>
-      <w:pPr>
-        <w:pStyle w:val="Ttulo1"/>
+      <w:r>
+        <w:rPr>
+          <w:lang w:val="es-ES"/>
+        </w:rPr>
+        <w:t>Mismo problema de antes.</w:t>
+      </w:r>
+    </w:p>
+    <w:p>
+      <w:pPr>
+        <w:pStyle w:val="Comment-Student"/>
+        <w:rPr>
+          <w:lang w:val="es-ES"/>
+        </w:rPr>
+      </w:pPr>
+      <w:r>
+        <w:rPr>
+          <w:lang w:val="es-ES"/>
+        </w:rPr>
+        <w:t xml:space="preserve">Solución aportada: Se hizo público el </w:t>
+      </w:r>
+      <w:r>
+        <w:rPr>
+          <w:lang w:val="es-ES"/>
+        </w:rPr>
+        <w:t>tablero</w:t>
+      </w:r>
+      <w:r>
+        <w:rPr>
+          <w:lang w:val="es-ES"/>
+        </w:rPr>
+        <w:t>.</w:t>
+      </w:r>
+    </w:p>
+    <w:p>
+      <w:pPr>
+        <w:pStyle w:val="Comment-Grader"/>
+        <w:rPr>
+          <w:lang w:val="es-ES"/>
+        </w:rPr>
+      </w:pPr>
+      <w:r>
+        <w:rPr>
+          <w:lang w:val="es-ES"/>
+        </w:rPr>
+        <w:t>RC: Ver comentarios en D01</w:t>
+      </w:r>
+    </w:p>
+    <w:p>
+      <w:pPr>
+        <w:pStyle w:val="Comment-Student"/>
+        <w:rPr>
+          <w:lang w:val="es-ES"/>
+        </w:rPr>
+      </w:pPr>
+      <w:r>
+        <w:rPr>
+          <w:lang w:val="es-ES"/>
+        </w:rPr>
+        <w:lastRenderedPageBreak/>
+        <w:t>Solución aportada: Debido a que soy el último integrante del equipo original, no se van a crear tareas de coordinación, sino tareas de planificación de tareas. Se han creado debidamente tareas de preparación de entregas.</w:t>
+      </w:r>
+    </w:p>
+    <w:p>
+      <w:pPr>
+        <w:pStyle w:val="Heading1"/>
         <w:tabs>
           <w:tab w:val="left" w:pos="284"/>
         </w:tabs>
         <w:spacing w:before="0"/>
         <w:rPr>
           <w:rFonts w:cstheme="majorHAnsi"/>
-        </w:rPr>
-      </w:pPr>
-      <w:r>
-        <w:rPr>
-          <w:rFonts w:cstheme="majorHAnsi"/>
+          <w:lang w:val="es-ES"/>
+        </w:rPr>
+      </w:pPr>
+      <w:r>
+        <w:rPr>
+          <w:rFonts w:cstheme="majorHAnsi"/>
+          <w:lang w:val="es-ES"/>
         </w:rPr>
         <w:lastRenderedPageBreak/>
         <w:t>MANDATORY</w:t>
@@ -2620,25 +4037,28 @@
       <w:r>
         <w:rPr>
           <w:rFonts w:cstheme="majorHAnsi"/>
+          <w:lang w:val="es-ES"/>
         </w:rPr>
         <w:t xml:space="preserve"> </w:t>
       </w:r>
       <w:r>
         <w:rPr>
           <w:rFonts w:cstheme="majorHAnsi"/>
+          <w:lang w:val="es-ES"/>
         </w:rPr>
         <w:br/>
       </w:r>
       <w:r>
         <w:rPr>
           <w:rFonts w:cstheme="majorHAnsi"/>
+          <w:lang w:val="es-ES"/>
         </w:rPr>
         <w:t>Deliverable D04: formal testing</w:t>
       </w:r>
     </w:p>
     <w:p>
       <w:pPr>
-        <w:pStyle w:val="Ttulo2"/>
+        <w:pStyle w:val="Heading2"/>
         <w:rPr>
           <w:rFonts w:cstheme="majorHAnsi"/>
         </w:rPr>
@@ -2662,9 +4082,15 @@
     <w:p>
       <w:pPr>
         <w:pStyle w:val="Comment-Grader"/>
+        <w:rPr>
+          <w:lang w:val="es-ES"/>
+        </w:rPr>
       </w:pPr>
       <w:sdt>
         <w:sdtPr>
+          <w:rPr>
+            <w:lang w:val="es-ES"/>
+          </w:rPr>
           <w:tag w:val="Verdict"/>
           <w:id w:val="-1505128056"/>
           <w:placeholder>
@@ -2673,33 +4099,528 @@
           <w15:appearance w15:val="hidden"/>
           <w:text/>
         </w:sdtPr>
+        <w:sdtEndPr/>
         <w:sdtContent>
           <w:r>
+            <w:rPr>
+              <w:lang w:val="es-ES"/>
+            </w:rPr>
             <w:t xml:space="preserve"> </w:t>
           </w:r>
           <w:r>
+            <w:rPr>
+              <w:lang w:val="es-ES"/>
+            </w:rPr>
+            <w:t xml:space="preserve"> </w:t>
+          </w:r>
+          <w:r>
+            <w:rPr>
+              <w:lang w:val="es-ES"/>
+            </w:rPr>
             <w:t>X</w:t>
           </w:r>
           <w:r>
-            <w:t xml:space="preserve">  </w:t>
+            <w:rPr>
+              <w:lang w:val="es-ES"/>
+            </w:rPr>
+            <w:t xml:space="preserve"> </w:t>
           </w:r>
         </w:sdtContent>
       </w:sdt>
       <w:permEnd w:id="1415324222"/>
       <w:r>
+        <w:rPr>
+          <w:lang w:val="es-ES"/>
+        </w:rPr>
         <w:t xml:space="preserve">   </w:t>
       </w:r>
-    </w:p>
-    <w:p>
-      <w:pPr>
-        <w:pStyle w:val="Ttulo2"/>
-        <w:rPr>
-          <w:rFonts w:cstheme="majorHAnsi"/>
-        </w:rPr>
-      </w:pPr>
-      <w:r>
-        <w:rPr>
-          <w:rFonts w:cstheme="majorHAnsi"/>
+      <w:r>
+        <w:rPr>
+          <w:lang w:val="es-ES"/>
+        </w:rPr>
+        <w:t>Me pregunto cómo ha podido resolver el estudiante los requ</w:t>
+      </w:r>
+      <w:r>
+        <w:rPr>
+          <w:lang w:val="es-ES"/>
+        </w:rPr>
+        <w:t>isitos sólo con estas consultas.  Es posible que implementando filtros en Java que realmente deberían haber sido implementados en JPQL:</w:t>
+      </w:r>
+    </w:p>
+    <w:p>
+      <w:pPr>
+        <w:pStyle w:val="Comment-Grader"/>
+        <w:rPr>
+          <w:lang w:val="es-ES"/>
+        </w:rPr>
+      </w:pPr>
+      <w:r>
+        <w:rPr>
+          <w:noProof/>
+          <w:lang w:val="es-ES"/>
+        </w:rPr>
+        <w:drawing>
+          <wp:inline distT="0" distB="0" distL="0" distR="0" wp14:anchorId="2309CC39" wp14:editId="0B1E90D2">
+            <wp:extent cx="4877481" cy="2191056"/>
+            <wp:effectExtent l="0" t="0" r="0" b="0"/>
+            <wp:docPr id="288308677" name="Picture 1" descr="A screenshot of a computer code&#10;&#10;AI-generated content may be incorrect."/>
+            <wp:cNvGraphicFramePr>
+              <a:graphicFrameLocks xmlns:a="http://schemas.openxmlformats.org/drawingml/2006/main" noChangeAspect="1"/>
+            </wp:cNvGraphicFramePr>
+            <a:graphic xmlns:a="http://schemas.openxmlformats.org/drawingml/2006/main">
+              <a:graphicData uri="http://schemas.openxmlformats.org/drawingml/2006/picture">
+                <pic:pic xmlns:pic="http://schemas.openxmlformats.org/drawingml/2006/picture">
+                  <pic:nvPicPr>
+                    <pic:cNvPr id="288308677" name="Picture 1" descr="A screenshot of a computer code&#10;&#10;AI-generated content may be incorrect."/>
+                    <pic:cNvPicPr/>
+                  </pic:nvPicPr>
+                  <pic:blipFill>
+                    <a:blip r:embed="rId20"/>
+                    <a:stretch>
+                      <a:fillRect/>
+                    </a:stretch>
+                  </pic:blipFill>
+                  <pic:spPr>
+                    <a:xfrm>
+                      <a:off x="0" y="0"/>
+                      <a:ext cx="4877481" cy="2191056"/>
+                    </a:xfrm>
+                    <a:prstGeom prst="rect">
+                      <a:avLst/>
+                    </a:prstGeom>
+                  </pic:spPr>
+                </pic:pic>
+              </a:graphicData>
+            </a:graphic>
+          </wp:inline>
+        </w:drawing>
+      </w:r>
+    </w:p>
+    <w:p>
+      <w:pPr>
+        <w:pStyle w:val="Comment-Student"/>
+        <w:rPr>
+          <w:lang w:val="es-ES"/>
+        </w:rPr>
+      </w:pPr>
+      <w:r>
+        <w:rPr>
+          <w:lang w:val="es-ES"/>
+        </w:rPr>
+        <w:t>Solución aportada: Se han creado unos índices tanto para la entidad Claim como para la entidad Tracking Log. En el caso de la entidad Tracking Log se ha sustituido</w:t>
+      </w:r>
+      <w:r>
+        <w:rPr>
+          <w:lang w:val="es-ES"/>
+        </w:rPr>
+        <w:t xml:space="preserve"> </w:t>
+      </w:r>
+      <w:r>
+        <w:rPr>
+          <w:lang w:val="es-ES"/>
+        </w:rPr>
+        <w:t>filtro</w:t>
+      </w:r>
+      <w:r>
+        <w:rPr>
+          <w:lang w:val="es-ES"/>
+        </w:rPr>
+        <w:t>s</w:t>
+      </w:r>
+      <w:r>
+        <w:rPr>
+          <w:lang w:val="es-ES"/>
+        </w:rPr>
+        <w:t xml:space="preserve"> en Java, en el caso de Claim ha sido para la validación de la unicidad del atributo emai</w:t>
+      </w:r>
+    </w:p>
+    <w:p>
+      <w:pPr>
+        <w:pStyle w:val="Comment-Student"/>
+        <w:rPr>
+          <w:lang w:val="es-ES"/>
+        </w:rPr>
+      </w:pPr>
+      <w:r>
+        <w:rPr>
+          <w:noProof/>
+          <w:lang w:val="es-ES"/>
+        </w:rPr>
+        <w:drawing>
+          <wp:inline distT="0" distB="0" distL="0" distR="0" wp14:anchorId="780DFBDA" wp14:editId="1AE89D9E">
+            <wp:extent cx="2724530" cy="552527"/>
+            <wp:effectExtent l="0" t="0" r="0" b="0"/>
+            <wp:docPr id="719101245" name="Imagen 1" descr="Interfaz de usuario gráfica, Texto&#10;&#10;El contenido generado por IA puede ser incorrecto."/>
+            <wp:cNvGraphicFramePr>
+              <a:graphicFrameLocks xmlns:a="http://schemas.openxmlformats.org/drawingml/2006/main" noChangeAspect="1"/>
+            </wp:cNvGraphicFramePr>
+            <a:graphic xmlns:a="http://schemas.openxmlformats.org/drawingml/2006/main">
+              <a:graphicData uri="http://schemas.openxmlformats.org/drawingml/2006/picture">
+                <pic:pic xmlns:pic="http://schemas.openxmlformats.org/drawingml/2006/picture">
+                  <pic:nvPicPr>
+                    <pic:cNvPr id="719101245" name="Imagen 1" descr="Interfaz de usuario gráfica, Texto&#10;&#10;El contenido generado por IA puede ser incorrecto."/>
+                    <pic:cNvPicPr/>
+                  </pic:nvPicPr>
+                  <pic:blipFill>
+                    <a:blip r:embed="rId21"/>
+                    <a:stretch>
+                      <a:fillRect/>
+                    </a:stretch>
+                  </pic:blipFill>
+                  <pic:spPr>
+                    <a:xfrm>
+                      <a:off x="0" y="0"/>
+                      <a:ext cx="2724530" cy="552527"/>
+                    </a:xfrm>
+                    <a:prstGeom prst="rect">
+                      <a:avLst/>
+                    </a:prstGeom>
+                  </pic:spPr>
+                </pic:pic>
+              </a:graphicData>
+            </a:graphic>
+          </wp:inline>
+        </w:drawing>
+      </w:r>
+    </w:p>
+    <w:p>
+      <w:pPr>
+        <w:pStyle w:val="Comment-Student"/>
+        <w:rPr>
+          <w:lang w:val="es-ES"/>
+        </w:rPr>
+      </w:pPr>
+      <w:r>
+        <w:rPr>
+          <w:noProof/>
+          <w:lang w:val="es-ES"/>
+        </w:rPr>
+        <w:drawing>
+          <wp:inline distT="0" distB="0" distL="0" distR="0" wp14:anchorId="6A5EEBC4" wp14:editId="11B8AAB2">
+            <wp:extent cx="5731510" cy="1141095"/>
+            <wp:effectExtent l="0" t="0" r="2540" b="1905"/>
+            <wp:docPr id="1325124928" name="Imagen 1" descr="Interfaz de usuario gráfica, Texto&#10;&#10;El contenido generado por IA puede ser incorrecto."/>
+            <wp:cNvGraphicFramePr>
+              <a:graphicFrameLocks xmlns:a="http://schemas.openxmlformats.org/drawingml/2006/main" noChangeAspect="1"/>
+            </wp:cNvGraphicFramePr>
+            <a:graphic xmlns:a="http://schemas.openxmlformats.org/drawingml/2006/main">
+              <a:graphicData uri="http://schemas.openxmlformats.org/drawingml/2006/picture">
+                <pic:pic xmlns:pic="http://schemas.openxmlformats.org/drawingml/2006/picture">
+                  <pic:nvPicPr>
+                    <pic:cNvPr id="1325124928" name="Imagen 1" descr="Interfaz de usuario gráfica, Texto&#10;&#10;El contenido generado por IA puede ser incorrecto."/>
+                    <pic:cNvPicPr/>
+                  </pic:nvPicPr>
+                  <pic:blipFill>
+                    <a:blip r:embed="rId22"/>
+                    <a:stretch>
+                      <a:fillRect/>
+                    </a:stretch>
+                  </pic:blipFill>
+                  <pic:spPr>
+                    <a:xfrm>
+                      <a:off x="0" y="0"/>
+                      <a:ext cx="5731510" cy="1141095"/>
+                    </a:xfrm>
+                    <a:prstGeom prst="rect">
+                      <a:avLst/>
+                    </a:prstGeom>
+                  </pic:spPr>
+                </pic:pic>
+              </a:graphicData>
+            </a:graphic>
+          </wp:inline>
+        </w:drawing>
+      </w:r>
+    </w:p>
+    <w:p>
+      <w:pPr>
+        <w:pStyle w:val="Comment-Student"/>
+        <w:rPr>
+          <w:lang w:val="es-ES"/>
+        </w:rPr>
+      </w:pPr>
+      <w:r>
+        <w:rPr>
+          <w:noProof/>
+          <w:lang w:val="es-ES"/>
+        </w:rPr>
+        <w:drawing>
+          <wp:inline distT="0" distB="0" distL="0" distR="0" wp14:anchorId="5EC25763" wp14:editId="5D108F76">
+            <wp:extent cx="2772162" cy="666843"/>
+            <wp:effectExtent l="0" t="0" r="9525" b="0"/>
+            <wp:docPr id="1349005814" name="Imagen 1" descr="Interfaz de usuario gráfica&#10;&#10;El contenido generado por IA puede ser incorrecto."/>
+            <wp:cNvGraphicFramePr>
+              <a:graphicFrameLocks xmlns:a="http://schemas.openxmlformats.org/drawingml/2006/main" noChangeAspect="1"/>
+            </wp:cNvGraphicFramePr>
+            <a:graphic xmlns:a="http://schemas.openxmlformats.org/drawingml/2006/main">
+              <a:graphicData uri="http://schemas.openxmlformats.org/drawingml/2006/picture">
+                <pic:pic xmlns:pic="http://schemas.openxmlformats.org/drawingml/2006/picture">
+                  <pic:nvPicPr>
+                    <pic:cNvPr id="1349005814" name="Imagen 1" descr="Interfaz de usuario gráfica&#10;&#10;El contenido generado por IA puede ser incorrecto."/>
+                    <pic:cNvPicPr/>
+                  </pic:nvPicPr>
+                  <pic:blipFill>
+                    <a:blip r:embed="rId23"/>
+                    <a:stretch>
+                      <a:fillRect/>
+                    </a:stretch>
+                  </pic:blipFill>
+                  <pic:spPr>
+                    <a:xfrm>
+                      <a:off x="0" y="0"/>
+                      <a:ext cx="2772162" cy="666843"/>
+                    </a:xfrm>
+                    <a:prstGeom prst="rect">
+                      <a:avLst/>
+                    </a:prstGeom>
+                  </pic:spPr>
+                </pic:pic>
+              </a:graphicData>
+            </a:graphic>
+          </wp:inline>
+        </w:drawing>
+      </w:r>
+      <w:r>
+        <w:rPr>
+          <w:lang w:val="es-ES"/>
+        </w:rPr>
+        <w:t>l.</w:t>
+      </w:r>
+    </w:p>
+    <w:p>
+      <w:pPr>
+        <w:pStyle w:val="Comment-Grader"/>
+        <w:rPr>
+          <w:lang w:val="es-ES"/>
+        </w:rPr>
+      </w:pPr>
+      <w:r>
+        <w:rPr>
+          <w:lang w:val="es-ES"/>
+        </w:rPr>
+        <w:t>RC: Se define el siguiente índice para Trac</w:t>
+      </w:r>
+      <w:r>
+        <w:rPr>
+          <w:lang w:val="es-ES"/>
+        </w:rPr>
+        <w:t>kingLog en la C2:</w:t>
+      </w:r>
+    </w:p>
+    <w:p>
+      <w:pPr>
+        <w:pStyle w:val="Comment-Grader"/>
+        <w:rPr>
+          <w:lang w:val="es-ES"/>
+        </w:rPr>
+      </w:pPr>
+      <w:r>
+        <w:rPr>
+          <w:noProof/>
+          <w:lang w:val="es-ES"/>
+        </w:rPr>
+        <w:lastRenderedPageBreak/>
+        <w:drawing>
+          <wp:inline distT="0" distB="0" distL="0" distR="0" wp14:anchorId="5DE5A4C3" wp14:editId="3EBBF394">
+            <wp:extent cx="4391638" cy="1933845"/>
+            <wp:effectExtent l="0" t="0" r="9525" b="9525"/>
+            <wp:docPr id="276551510" name="Picture 1" descr="A screenshot of a computer program&#10;&#10;AI-generated content may be incorrect."/>
+            <wp:cNvGraphicFramePr>
+              <a:graphicFrameLocks xmlns:a="http://schemas.openxmlformats.org/drawingml/2006/main" noChangeAspect="1"/>
+            </wp:cNvGraphicFramePr>
+            <a:graphic xmlns:a="http://schemas.openxmlformats.org/drawingml/2006/main">
+              <a:graphicData uri="http://schemas.openxmlformats.org/drawingml/2006/picture">
+                <pic:pic xmlns:pic="http://schemas.openxmlformats.org/drawingml/2006/picture">
+                  <pic:nvPicPr>
+                    <pic:cNvPr id="276551510" name="Picture 1" descr="A screenshot of a computer program&#10;&#10;AI-generated content may be incorrect."/>
+                    <pic:cNvPicPr/>
+                  </pic:nvPicPr>
+                  <pic:blipFill>
+                    <a:blip r:embed="rId24"/>
+                    <a:stretch>
+                      <a:fillRect/>
+                    </a:stretch>
+                  </pic:blipFill>
+                  <pic:spPr>
+                    <a:xfrm>
+                      <a:off x="0" y="0"/>
+                      <a:ext cx="4391638" cy="1933845"/>
+                    </a:xfrm>
+                    <a:prstGeom prst="rect">
+                      <a:avLst/>
+                    </a:prstGeom>
+                  </pic:spPr>
+                </pic:pic>
+              </a:graphicData>
+            </a:graphic>
+          </wp:inline>
+        </w:drawing>
+      </w:r>
+    </w:p>
+    <w:p>
+      <w:pPr>
+        <w:pStyle w:val="Comment-Grader"/>
+        <w:rPr>
+          <w:lang w:val="es-ES"/>
+        </w:rPr>
+      </w:pPr>
+      <w:r>
+        <w:rPr>
+          <w:lang w:val="es-ES"/>
+        </w:rPr>
+        <w:t>Se buscan las consultas que involucran esta entidad y se descubren las siguientes, para las que no hay un índice definido:</w:t>
+      </w:r>
+    </w:p>
+    <w:p>
+      <w:pPr>
+        <w:pStyle w:val="Comment-Grader"/>
+        <w:rPr>
+          <w:lang w:val="es-ES"/>
+        </w:rPr>
+      </w:pPr>
+      <w:r>
+        <w:rPr>
+          <w:noProof/>
+          <w:lang w:val="es-ES"/>
+        </w:rPr>
+        <w:drawing>
+          <wp:inline distT="0" distB="0" distL="0" distR="0" wp14:anchorId="06DC2E0D" wp14:editId="181C1E61">
+            <wp:extent cx="5731510" cy="2892425"/>
+            <wp:effectExtent l="0" t="0" r="2540" b="3175"/>
+            <wp:docPr id="1981526307" name="Picture 1" descr="A screenshot of a computer program&#10;&#10;AI-generated content may be incorrect."/>
+            <wp:cNvGraphicFramePr>
+              <a:graphicFrameLocks xmlns:a="http://schemas.openxmlformats.org/drawingml/2006/main" noChangeAspect="1"/>
+            </wp:cNvGraphicFramePr>
+            <a:graphic xmlns:a="http://schemas.openxmlformats.org/drawingml/2006/main">
+              <a:graphicData uri="http://schemas.openxmlformats.org/drawingml/2006/picture">
+                <pic:pic xmlns:pic="http://schemas.openxmlformats.org/drawingml/2006/picture">
+                  <pic:nvPicPr>
+                    <pic:cNvPr id="1981526307" name="Picture 1" descr="A screenshot of a computer program&#10;&#10;AI-generated content may be incorrect."/>
+                    <pic:cNvPicPr/>
+                  </pic:nvPicPr>
+                  <pic:blipFill>
+                    <a:blip r:embed="rId25"/>
+                    <a:stretch>
+                      <a:fillRect/>
+                    </a:stretch>
+                  </pic:blipFill>
+                  <pic:spPr>
+                    <a:xfrm>
+                      <a:off x="0" y="0"/>
+                      <a:ext cx="5731510" cy="2892425"/>
+                    </a:xfrm>
+                    <a:prstGeom prst="rect">
+                      <a:avLst/>
+                    </a:prstGeom>
+                  </pic:spPr>
+                </pic:pic>
+              </a:graphicData>
+            </a:graphic>
+          </wp:inline>
+        </w:drawing>
+      </w:r>
+    </w:p>
+    <w:p>
+      <w:pPr>
+        <w:pStyle w:val="Comment-Grader"/>
+        <w:rPr>
+          <w:lang w:val="es-ES"/>
+        </w:rPr>
+      </w:pPr>
+    </w:p>
+    <w:p>
+      <w:pPr>
+        <w:pStyle w:val="Comment-Student"/>
+        <w:rPr>
+          <w:lang w:val="es-ES"/>
+        </w:rPr>
+      </w:pPr>
+      <w:r>
+        <w:rPr>
+          <w:lang w:val="es-ES"/>
+        </w:rPr>
+        <w:t xml:space="preserve">Solución aportada: Se han creado los </w:t>
+      </w:r>
+      <w:r>
+        <w:rPr>
+          <w:lang w:val="es-ES"/>
+        </w:rPr>
+        <w:t xml:space="preserve">debidos </w:t>
+      </w:r>
+      <w:r>
+        <w:rPr>
+          <w:lang w:val="es-ES"/>
+        </w:rPr>
+        <w:t>índices</w:t>
+      </w:r>
+      <w:r>
+        <w:rPr>
+          <w:lang w:val="es-ES"/>
+        </w:rPr>
+        <w:t>.</w:t>
+      </w:r>
+    </w:p>
+    <w:p>
+      <w:pPr>
+        <w:pStyle w:val="Comment-Student"/>
+        <w:rPr>
+          <w:lang w:val="es-ES"/>
+        </w:rPr>
+      </w:pPr>
+      <w:r>
+        <w:rPr>
+          <w:noProof/>
+          <w:lang w:val="es-ES"/>
+        </w:rPr>
+        <w:drawing>
+          <wp:inline distT="0" distB="0" distL="0" distR="0" wp14:anchorId="1F4B43B5" wp14:editId="3CF5EC4F">
+            <wp:extent cx="5731510" cy="984885"/>
+            <wp:effectExtent l="0" t="0" r="2540" b="5715"/>
+            <wp:docPr id="1011180713" name="Imagen 1" descr="Interfaz de usuario gráfica, Texto, Aplicación&#10;&#10;El contenido generado por IA puede ser incorrecto."/>
+            <wp:cNvGraphicFramePr>
+              <a:graphicFrameLocks xmlns:a="http://schemas.openxmlformats.org/drawingml/2006/main" noChangeAspect="1"/>
+            </wp:cNvGraphicFramePr>
+            <a:graphic xmlns:a="http://schemas.openxmlformats.org/drawingml/2006/main">
+              <a:graphicData uri="http://schemas.openxmlformats.org/drawingml/2006/picture">
+                <pic:pic xmlns:pic="http://schemas.openxmlformats.org/drawingml/2006/picture">
+                  <pic:nvPicPr>
+                    <pic:cNvPr id="1011180713" name="Imagen 1" descr="Interfaz de usuario gráfica, Texto, Aplicación&#10;&#10;El contenido generado por IA puede ser incorrecto."/>
+                    <pic:cNvPicPr/>
+                  </pic:nvPicPr>
+                  <pic:blipFill>
+                    <a:blip r:embed="rId26"/>
+                    <a:stretch>
+                      <a:fillRect/>
+                    </a:stretch>
+                  </pic:blipFill>
+                  <pic:spPr>
+                    <a:xfrm>
+                      <a:off x="0" y="0"/>
+                      <a:ext cx="5731510" cy="984885"/>
+                    </a:xfrm>
+                    <a:prstGeom prst="rect">
+                      <a:avLst/>
+                    </a:prstGeom>
+                  </pic:spPr>
+                </pic:pic>
+              </a:graphicData>
+            </a:graphic>
+          </wp:inline>
+        </w:drawing>
+      </w:r>
+    </w:p>
+    <w:p>
+      <w:pPr>
+        <w:pStyle w:val="Heading2"/>
+        <w:rPr>
+          <w:rFonts w:cstheme="majorHAnsi"/>
+          <w:lang w:val="en-US"/>
+        </w:rPr>
+      </w:pPr>
+      <w:r>
+        <w:rPr>
+          <w:rFonts w:cstheme="majorHAnsi"/>
+          <w:lang w:val="en-US"/>
         </w:rPr>
         <w:t>Functional requirements</w:t>
       </w:r>
@@ -2725,15 +4646,16 @@
     </w:p>
     <w:p>
       <w:pPr>
-        <w:pStyle w:val="Ttulo2"/>
-        <w:rPr>
-          <w:rFonts w:cstheme="majorHAnsi"/>
-        </w:rPr>
-      </w:pPr>
-      <w:r>
-        <w:rPr>
-          <w:rFonts w:cstheme="majorHAnsi"/>
-        </w:rPr>
+        <w:pStyle w:val="Heading2"/>
+        <w:rPr>
+          <w:rFonts w:cstheme="majorHAnsi"/>
+        </w:rPr>
+      </w:pPr>
+      <w:r>
+        <w:rPr>
+          <w:rFonts w:cstheme="majorHAnsi"/>
+        </w:rPr>
+        <w:lastRenderedPageBreak/>
         <w:t>Non-functional requirements</w:t>
       </w:r>
     </w:p>
@@ -2758,7 +4680,7 @@
     </w:p>
     <w:p>
       <w:pPr>
-        <w:pStyle w:val="Ttulo2"/>
+        <w:pStyle w:val="Heading2"/>
         <w:rPr>
           <w:rFonts w:cstheme="majorHAnsi"/>
         </w:rPr>
@@ -2794,9 +4716,15 @@
     <w:p>
       <w:pPr>
         <w:pStyle w:val="Comment-Grader"/>
+        <w:rPr>
+          <w:lang w:val="es-ES"/>
+        </w:rPr>
       </w:pPr>
       <w:sdt>
         <w:sdtPr>
+          <w:rPr>
+            <w:lang w:val="es-ES"/>
+          </w:rPr>
           <w:tag w:val="Verdict"/>
           <w:id w:val="-1724131173"/>
           <w:placeholder>
@@ -2804,33 +4732,690 @@
           </w:placeholder>
           <w:text/>
         </w:sdtPr>
+        <w:sdtEndPr/>
         <w:sdtContent>
           <w:r>
+            <w:rPr>
+              <w:lang w:val="es-ES"/>
+            </w:rPr>
             <w:t xml:space="preserve"> </w:t>
           </w:r>
           <w:r>
+            <w:rPr>
+              <w:lang w:val="es-ES"/>
+            </w:rPr>
             <w:t>X</w:t>
           </w:r>
           <w:r>
+            <w:rPr>
+              <w:lang w:val="es-ES"/>
+            </w:rPr>
             <w:t xml:space="preserve">  </w:t>
           </w:r>
         </w:sdtContent>
       </w:sdt>
       <w:permEnd w:id="973563344"/>
       <w:r>
+        <w:rPr>
+          <w:lang w:val="es-ES"/>
+        </w:rPr>
         <w:t xml:space="preserve">   </w:t>
       </w:r>
-    </w:p>
-    <w:p>
-      <w:pPr>
-        <w:pStyle w:val="Ttulo2"/>
-        <w:rPr>
-          <w:rFonts w:cstheme="majorHAnsi"/>
-        </w:rPr>
-      </w:pPr>
-      <w:r>
-        <w:rPr>
-          <w:rFonts w:cstheme="majorHAnsi"/>
+      <w:r>
+        <w:rPr>
+          <w:lang w:val="es-ES"/>
+        </w:rPr>
+        <w:t>Es fácil comprobar que l</w:t>
+      </w:r>
+      <w:r>
+        <w:rPr>
+          <w:lang w:val="es-ES"/>
+        </w:rPr>
+        <w:t>a suite proporcionada es incompleta.  Por ejemplo:</w:t>
+      </w:r>
+    </w:p>
+    <w:p>
+      <w:pPr>
+        <w:pStyle w:val="Comment-Grader"/>
+        <w:rPr>
+          <w:lang w:val="es-ES"/>
+        </w:rPr>
+      </w:pPr>
+      <w:r>
+        <w:rPr>
+          <w:noProof/>
+          <w:lang w:val="es-ES"/>
+        </w:rPr>
+        <w:drawing>
+          <wp:inline distT="0" distB="0" distL="0" distR="0" wp14:anchorId="4513E690" wp14:editId="549763F7">
+            <wp:extent cx="5731510" cy="3559175"/>
+            <wp:effectExtent l="0" t="0" r="2540" b="3175"/>
+            <wp:docPr id="1430310026" name="Picture 1" descr="A screenshot of a computer&#10;&#10;AI-generated content may be incorrect."/>
+            <wp:cNvGraphicFramePr>
+              <a:graphicFrameLocks xmlns:a="http://schemas.openxmlformats.org/drawingml/2006/main" noChangeAspect="1"/>
+            </wp:cNvGraphicFramePr>
+            <a:graphic xmlns:a="http://schemas.openxmlformats.org/drawingml/2006/main">
+              <a:graphicData uri="http://schemas.openxmlformats.org/drawingml/2006/picture">
+                <pic:pic xmlns:pic="http://schemas.openxmlformats.org/drawingml/2006/picture">
+                  <pic:nvPicPr>
+                    <pic:cNvPr id="1430310026" name="Picture 1" descr="A screenshot of a computer&#10;&#10;AI-generated content may be incorrect."/>
+                    <pic:cNvPicPr/>
+                  </pic:nvPicPr>
+                  <pic:blipFill>
+                    <a:blip r:embed="rId27"/>
+                    <a:stretch>
+                      <a:fillRect/>
+                    </a:stretch>
+                  </pic:blipFill>
+                  <pic:spPr>
+                    <a:xfrm>
+                      <a:off x="0" y="0"/>
+                      <a:ext cx="5731510" cy="3559175"/>
+                    </a:xfrm>
+                    <a:prstGeom prst="rect">
+                      <a:avLst/>
+                    </a:prstGeom>
+                  </pic:spPr>
+                </pic:pic>
+              </a:graphicData>
+            </a:graphic>
+          </wp:inline>
+        </w:drawing>
+      </w:r>
+    </w:p>
+    <w:p>
+      <w:pPr>
+        <w:pStyle w:val="Comment-Grader"/>
+        <w:rPr>
+          <w:lang w:val="es-ES"/>
+        </w:rPr>
+      </w:pPr>
+      <w:r>
+        <w:rPr>
+          <w:noProof/>
+          <w:lang w:val="es-ES"/>
+        </w:rPr>
+        <w:lastRenderedPageBreak/>
+        <w:drawing>
+          <wp:inline distT="0" distB="0" distL="0" distR="0" wp14:anchorId="060F978C" wp14:editId="5207C76F">
+            <wp:extent cx="5731510" cy="3568700"/>
+            <wp:effectExtent l="0" t="0" r="2540" b="0"/>
+            <wp:docPr id="326284407" name="Picture 1" descr="A screenshot of a computer&#10;&#10;AI-generated content may be incorrect."/>
+            <wp:cNvGraphicFramePr>
+              <a:graphicFrameLocks xmlns:a="http://schemas.openxmlformats.org/drawingml/2006/main" noChangeAspect="1"/>
+            </wp:cNvGraphicFramePr>
+            <a:graphic xmlns:a="http://schemas.openxmlformats.org/drawingml/2006/main">
+              <a:graphicData uri="http://schemas.openxmlformats.org/drawingml/2006/picture">
+                <pic:pic xmlns:pic="http://schemas.openxmlformats.org/drawingml/2006/picture">
+                  <pic:nvPicPr>
+                    <pic:cNvPr id="326284407" name="Picture 1" descr="A screenshot of a computer&#10;&#10;AI-generated content may be incorrect."/>
+                    <pic:cNvPicPr/>
+                  </pic:nvPicPr>
+                  <pic:blipFill>
+                    <a:blip r:embed="rId28"/>
+                    <a:stretch>
+                      <a:fillRect/>
+                    </a:stretch>
+                  </pic:blipFill>
+                  <pic:spPr>
+                    <a:xfrm>
+                      <a:off x="0" y="0"/>
+                      <a:ext cx="5731510" cy="3568700"/>
+                    </a:xfrm>
+                    <a:prstGeom prst="rect">
+                      <a:avLst/>
+                    </a:prstGeom>
+                  </pic:spPr>
+                </pic:pic>
+              </a:graphicData>
+            </a:graphic>
+          </wp:inline>
+        </w:drawing>
+      </w:r>
+    </w:p>
+    <w:p>
+      <w:pPr>
+        <w:pStyle w:val="Comment-Grader"/>
+        <w:rPr>
+          <w:lang w:val="es-ES"/>
+        </w:rPr>
+      </w:pPr>
+      <w:r>
+        <w:rPr>
+          <w:noProof/>
+          <w:lang w:val="es-ES"/>
+        </w:rPr>
+        <w:drawing>
+          <wp:inline distT="0" distB="0" distL="0" distR="0" wp14:anchorId="38C1BDE8" wp14:editId="6044F59E">
+            <wp:extent cx="5731510" cy="3599180"/>
+            <wp:effectExtent l="0" t="0" r="2540" b="1270"/>
+            <wp:docPr id="275543830" name="Picture 1" descr="A screenshot of a computer&#10;&#10;AI-generated content may be incorrect."/>
+            <wp:cNvGraphicFramePr>
+              <a:graphicFrameLocks xmlns:a="http://schemas.openxmlformats.org/drawingml/2006/main" noChangeAspect="1"/>
+            </wp:cNvGraphicFramePr>
+            <a:graphic xmlns:a="http://schemas.openxmlformats.org/drawingml/2006/main">
+              <a:graphicData uri="http://schemas.openxmlformats.org/drawingml/2006/picture">
+                <pic:pic xmlns:pic="http://schemas.openxmlformats.org/drawingml/2006/picture">
+                  <pic:nvPicPr>
+                    <pic:cNvPr id="275543830" name="Picture 1" descr="A screenshot of a computer&#10;&#10;AI-generated content may be incorrect."/>
+                    <pic:cNvPicPr/>
+                  </pic:nvPicPr>
+                  <pic:blipFill>
+                    <a:blip r:embed="rId29"/>
+                    <a:stretch>
+                      <a:fillRect/>
+                    </a:stretch>
+                  </pic:blipFill>
+                  <pic:spPr>
+                    <a:xfrm>
+                      <a:off x="0" y="0"/>
+                      <a:ext cx="5731510" cy="3599180"/>
+                    </a:xfrm>
+                    <a:prstGeom prst="rect">
+                      <a:avLst/>
+                    </a:prstGeom>
+                  </pic:spPr>
+                </pic:pic>
+              </a:graphicData>
+            </a:graphic>
+          </wp:inline>
+        </w:drawing>
+      </w:r>
+    </w:p>
+    <w:p>
+      <w:pPr>
+        <w:pStyle w:val="Comment-Grader"/>
+        <w:rPr>
+          <w:lang w:val="es-ES"/>
+        </w:rPr>
+      </w:pPr>
+      <w:r>
+        <w:rPr>
+          <w:lang w:val="es-ES"/>
+        </w:rPr>
+        <w:t>Nada más arrancar la suite de pruebas se empiezan a producir fallos.  Por ejemplo:</w:t>
+      </w:r>
+    </w:p>
+    <w:p>
+      <w:pPr>
+        <w:pStyle w:val="Comment-Grader"/>
+        <w:rPr>
+          <w:lang w:val="es-ES"/>
+        </w:rPr>
+      </w:pPr>
+      <w:r>
+        <w:rPr>
+          <w:noProof/>
+          <w:lang w:val="es-ES"/>
+        </w:rPr>
+        <w:lastRenderedPageBreak/>
+        <w:drawing>
+          <wp:inline distT="0" distB="0" distL="0" distR="0" wp14:anchorId="264E8201" wp14:editId="5F989E6F">
+            <wp:extent cx="5731510" cy="2877820"/>
+            <wp:effectExtent l="0" t="0" r="2540" b="0"/>
+            <wp:docPr id="948840157" name="Picture 1" descr="A close up of text&#10;&#10;AI-generated content may be incorrect."/>
+            <wp:cNvGraphicFramePr>
+              <a:graphicFrameLocks xmlns:a="http://schemas.openxmlformats.org/drawingml/2006/main" noChangeAspect="1"/>
+            </wp:cNvGraphicFramePr>
+            <a:graphic xmlns:a="http://schemas.openxmlformats.org/drawingml/2006/main">
+              <a:graphicData uri="http://schemas.openxmlformats.org/drawingml/2006/picture">
+                <pic:pic xmlns:pic="http://schemas.openxmlformats.org/drawingml/2006/picture">
+                  <pic:nvPicPr>
+                    <pic:cNvPr id="948840157" name="Picture 1" descr="A close up of text&#10;&#10;AI-generated content may be incorrect."/>
+                    <pic:cNvPicPr/>
+                  </pic:nvPicPr>
+                  <pic:blipFill>
+                    <a:blip r:embed="rId30"/>
+                    <a:stretch>
+                      <a:fillRect/>
+                    </a:stretch>
+                  </pic:blipFill>
+                  <pic:spPr>
+                    <a:xfrm>
+                      <a:off x="0" y="0"/>
+                      <a:ext cx="5731510" cy="2877820"/>
+                    </a:xfrm>
+                    <a:prstGeom prst="rect">
+                      <a:avLst/>
+                    </a:prstGeom>
+                  </pic:spPr>
+                </pic:pic>
+              </a:graphicData>
+            </a:graphic>
+          </wp:inline>
+        </w:drawing>
+      </w:r>
+    </w:p>
+    <w:p>
+      <w:pPr>
+        <w:pStyle w:val="Comment-Student"/>
+        <w:rPr>
+          <w:lang w:val="es-ES"/>
+        </w:rPr>
+      </w:pPr>
+      <w:r>
+        <w:rPr>
+          <w:lang w:val="es-ES"/>
+        </w:rPr>
+        <w:t>Solución aportada: No se ha tratado de reducir al mínimo los casos de uso, sino que se han hecho comprobaciones unitarias de las distintas validaciones y requisitos</w:t>
+      </w:r>
+      <w:r>
+        <w:rPr>
+          <w:lang w:val="es-ES"/>
+        </w:rPr>
+        <w:t>, se supuso, erróneamente, que se debían comprobar distintas restricciones en cada caso.</w:t>
+      </w:r>
+    </w:p>
+    <w:p>
+      <w:pPr>
+        <w:pStyle w:val="Comment-Student"/>
+        <w:rPr>
+          <w:lang w:val="es-ES"/>
+        </w:rPr>
+      </w:pPr>
+      <w:r>
+        <w:rPr>
+          <w:noProof/>
+          <w:lang w:val="es-ES"/>
+        </w:rPr>
+        <w:drawing>
+          <wp:inline distT="0" distB="0" distL="0" distR="0" wp14:anchorId="555BBBFD" wp14:editId="57A2E4DA">
+            <wp:extent cx="5731510" cy="3103880"/>
+            <wp:effectExtent l="0" t="0" r="2540" b="1270"/>
+            <wp:docPr id="733753310" name="Imagen 1" descr="Interfaz de usuario gráfica, Aplicación, Tabla&#10;&#10;El contenido generado por IA puede ser incorrecto."/>
+            <wp:cNvGraphicFramePr>
+              <a:graphicFrameLocks xmlns:a="http://schemas.openxmlformats.org/drawingml/2006/main" noChangeAspect="1"/>
+            </wp:cNvGraphicFramePr>
+            <a:graphic xmlns:a="http://schemas.openxmlformats.org/drawingml/2006/main">
+              <a:graphicData uri="http://schemas.openxmlformats.org/drawingml/2006/picture">
+                <pic:pic xmlns:pic="http://schemas.openxmlformats.org/drawingml/2006/picture">
+                  <pic:nvPicPr>
+                    <pic:cNvPr id="733753310" name="Imagen 1" descr="Interfaz de usuario gráfica, Aplicación, Tabla&#10;&#10;El contenido generado por IA puede ser incorrecto."/>
+                    <pic:cNvPicPr/>
+                  </pic:nvPicPr>
+                  <pic:blipFill>
+                    <a:blip r:embed="rId31"/>
+                    <a:stretch>
+                      <a:fillRect/>
+                    </a:stretch>
+                  </pic:blipFill>
+                  <pic:spPr>
+                    <a:xfrm>
+                      <a:off x="0" y="0"/>
+                      <a:ext cx="5731510" cy="3103880"/>
+                    </a:xfrm>
+                    <a:prstGeom prst="rect">
+                      <a:avLst/>
+                    </a:prstGeom>
+                  </pic:spPr>
+                </pic:pic>
+              </a:graphicData>
+            </a:graphic>
+          </wp:inline>
+        </w:drawing>
+      </w:r>
+    </w:p>
+    <w:p>
+      <w:pPr>
+        <w:pStyle w:val="Comment-Student"/>
+        <w:rPr>
+          <w:lang w:val="es-ES"/>
+        </w:rPr>
+      </w:pPr>
+      <w:r>
+        <w:rPr>
+          <w:noProof/>
+          <w:lang w:val="es-ES"/>
+        </w:rPr>
+        <w:lastRenderedPageBreak/>
+        <w:drawing>
+          <wp:inline distT="0" distB="0" distL="0" distR="0" wp14:anchorId="0C3B63FD" wp14:editId="65FCB782">
+            <wp:extent cx="5731510" cy="3061335"/>
+            <wp:effectExtent l="0" t="0" r="2540" b="5715"/>
+            <wp:docPr id="909472813" name="Imagen 1" descr="Interfaz de usuario gráfica, Aplicación, Tabla&#10;&#10;El contenido generado por IA puede ser incorrecto."/>
+            <wp:cNvGraphicFramePr>
+              <a:graphicFrameLocks xmlns:a="http://schemas.openxmlformats.org/drawingml/2006/main" noChangeAspect="1"/>
+            </wp:cNvGraphicFramePr>
+            <a:graphic xmlns:a="http://schemas.openxmlformats.org/drawingml/2006/main">
+              <a:graphicData uri="http://schemas.openxmlformats.org/drawingml/2006/picture">
+                <pic:pic xmlns:pic="http://schemas.openxmlformats.org/drawingml/2006/picture">
+                  <pic:nvPicPr>
+                    <pic:cNvPr id="909472813" name="Imagen 1" descr="Interfaz de usuario gráfica, Aplicación, Tabla&#10;&#10;El contenido generado por IA puede ser incorrecto."/>
+                    <pic:cNvPicPr/>
+                  </pic:nvPicPr>
+                  <pic:blipFill>
+                    <a:blip r:embed="rId32"/>
+                    <a:stretch>
+                      <a:fillRect/>
+                    </a:stretch>
+                  </pic:blipFill>
+                  <pic:spPr>
+                    <a:xfrm>
+                      <a:off x="0" y="0"/>
+                      <a:ext cx="5731510" cy="3061335"/>
+                    </a:xfrm>
+                    <a:prstGeom prst="rect">
+                      <a:avLst/>
+                    </a:prstGeom>
+                  </pic:spPr>
+                </pic:pic>
+              </a:graphicData>
+            </a:graphic>
+          </wp:inline>
+        </w:drawing>
+      </w:r>
+    </w:p>
+    <w:p>
+      <w:pPr>
+        <w:pStyle w:val="Comment-Student"/>
+        <w:rPr>
+          <w:lang w:val="es-ES"/>
+        </w:rPr>
+      </w:pPr>
+    </w:p>
+    <w:p>
+      <w:pPr>
+        <w:pStyle w:val="Comment-Student"/>
+        <w:rPr>
+          <w:lang w:val="es-ES"/>
+        </w:rPr>
+      </w:pPr>
+      <w:r>
+        <w:rPr>
+          <w:lang w:val="es-ES"/>
+        </w:rPr>
+        <w:t xml:space="preserve">Los fallos sin embargo no son fácilmente ni explicables ni replicables, puesto que en el </w:t>
+      </w:r>
+      <w:r>
+        <w:rPr>
+          <w:lang w:val="es-ES"/>
+        </w:rPr>
+        <w:t>equipo</w:t>
+      </w:r>
+      <w:r>
+        <w:rPr>
+          <w:lang w:val="es-ES"/>
+        </w:rPr>
+        <w:t xml:space="preserve"> donde se han desarrollado, tanto como en el de los compañeros </w:t>
+      </w:r>
+      <w:r>
+        <w:rPr>
+          <w:lang w:val="es-ES"/>
+        </w:rPr>
+        <w:t xml:space="preserve">el sistema </w:t>
+      </w:r>
+      <w:r>
+        <w:rPr>
+          <w:lang w:val="es-ES"/>
+        </w:rPr>
+        <w:t>no daba problemas aparentemente. Disculpe las molestias que se hayan podido ocasionar.</w:t>
+      </w:r>
+    </w:p>
+    <w:p>
+      <w:pPr>
+        <w:pStyle w:val="Comment-Student"/>
+        <w:rPr>
+          <w:lang w:val="es-ES"/>
+        </w:rPr>
+      </w:pPr>
+    </w:p>
+    <w:p>
+      <w:pPr>
+        <w:pStyle w:val="Comment-Grader"/>
+        <w:rPr>
+          <w:lang w:val="es-ES"/>
+        </w:rPr>
+      </w:pPr>
+      <w:r>
+        <w:rPr>
+          <w:lang w:val="es-ES"/>
+        </w:rPr>
+        <w:t>RC: Se revisa en C2</w:t>
+      </w:r>
+      <w:r>
+        <w:rPr>
+          <w:lang w:val="es-ES"/>
+        </w:rPr>
+        <w:t xml:space="preserve"> y las pruebas siguen siendo incompletas, aunque al menos no fallan en esta ocasión.  Por ejemplo, consúltense las siguientes features, en las que es muy evidente que no se ha seguido la metodología estudiada:</w:t>
+      </w:r>
+    </w:p>
+    <w:p>
+      <w:pPr>
+        <w:pStyle w:val="Comment-Grader"/>
+        <w:rPr>
+          <w:lang w:val="es-ES"/>
+        </w:rPr>
+      </w:pPr>
+      <w:r>
+        <w:rPr>
+          <w:noProof/>
+          <w:lang w:val="es-ES"/>
+        </w:rPr>
+        <w:lastRenderedPageBreak/>
+        <w:drawing>
+          <wp:inline distT="0" distB="0" distL="0" distR="0" wp14:anchorId="16DD0C37" wp14:editId="1C18D5E6">
+            <wp:extent cx="5731510" cy="4589780"/>
+            <wp:effectExtent l="0" t="0" r="2540" b="1270"/>
+            <wp:docPr id="1215144693" name="Picture 1" descr="A screenshot of a computer&#10;&#10;AI-generated content may be incorrect."/>
+            <wp:cNvGraphicFramePr>
+              <a:graphicFrameLocks xmlns:a="http://schemas.openxmlformats.org/drawingml/2006/main" noChangeAspect="1"/>
+            </wp:cNvGraphicFramePr>
+            <a:graphic xmlns:a="http://schemas.openxmlformats.org/drawingml/2006/main">
+              <a:graphicData uri="http://schemas.openxmlformats.org/drawingml/2006/picture">
+                <pic:pic xmlns:pic="http://schemas.openxmlformats.org/drawingml/2006/picture">
+                  <pic:nvPicPr>
+                    <pic:cNvPr id="1215144693" name="Picture 1" descr="A screenshot of a computer&#10;&#10;AI-generated content may be incorrect."/>
+                    <pic:cNvPicPr/>
+                  </pic:nvPicPr>
+                  <pic:blipFill>
+                    <a:blip r:embed="rId33"/>
+                    <a:stretch>
+                      <a:fillRect/>
+                    </a:stretch>
+                  </pic:blipFill>
+                  <pic:spPr>
+                    <a:xfrm>
+                      <a:off x="0" y="0"/>
+                      <a:ext cx="5731510" cy="4589780"/>
+                    </a:xfrm>
+                    <a:prstGeom prst="rect">
+                      <a:avLst/>
+                    </a:prstGeom>
+                  </pic:spPr>
+                </pic:pic>
+              </a:graphicData>
+            </a:graphic>
+          </wp:inline>
+        </w:drawing>
+      </w:r>
+    </w:p>
+    <w:p>
+      <w:pPr>
+        <w:pStyle w:val="Comment-Grader"/>
+        <w:rPr>
+          <w:lang w:val="es-ES"/>
+        </w:rPr>
+      </w:pPr>
+      <w:r>
+        <w:rPr>
+          <w:noProof/>
+          <w:lang w:val="es-ES"/>
+        </w:rPr>
+        <w:lastRenderedPageBreak/>
+        <w:drawing>
+          <wp:inline distT="0" distB="0" distL="0" distR="0" wp14:anchorId="256C84E9" wp14:editId="1F59B941">
+            <wp:extent cx="5731510" cy="4631690"/>
+            <wp:effectExtent l="0" t="0" r="2540" b="0"/>
+            <wp:docPr id="1774989600" name="Picture 1" descr="A screenshot of a computer&#10;&#10;AI-generated content may be incorrect."/>
+            <wp:cNvGraphicFramePr>
+              <a:graphicFrameLocks xmlns:a="http://schemas.openxmlformats.org/drawingml/2006/main" noChangeAspect="1"/>
+            </wp:cNvGraphicFramePr>
+            <a:graphic xmlns:a="http://schemas.openxmlformats.org/drawingml/2006/main">
+              <a:graphicData uri="http://schemas.openxmlformats.org/drawingml/2006/picture">
+                <pic:pic xmlns:pic="http://schemas.openxmlformats.org/drawingml/2006/picture">
+                  <pic:nvPicPr>
+                    <pic:cNvPr id="1774989600" name="Picture 1" descr="A screenshot of a computer&#10;&#10;AI-generated content may be incorrect."/>
+                    <pic:cNvPicPr/>
+                  </pic:nvPicPr>
+                  <pic:blipFill>
+                    <a:blip r:embed="rId34"/>
+                    <a:stretch>
+                      <a:fillRect/>
+                    </a:stretch>
+                  </pic:blipFill>
+                  <pic:spPr>
+                    <a:xfrm>
+                      <a:off x="0" y="0"/>
+                      <a:ext cx="5731510" cy="4631690"/>
+                    </a:xfrm>
+                    <a:prstGeom prst="rect">
+                      <a:avLst/>
+                    </a:prstGeom>
+                  </pic:spPr>
+                </pic:pic>
+              </a:graphicData>
+            </a:graphic>
+          </wp:inline>
+        </w:drawing>
+      </w:r>
+    </w:p>
+    <w:p>
+      <w:pPr>
+        <w:pStyle w:val="Comment-Student"/>
+        <w:rPr>
+          <w:lang w:val="es-ES"/>
+        </w:rPr>
+      </w:pPr>
+      <w:r>
+        <w:rPr>
+          <w:lang w:val="es-ES"/>
+        </w:rPr>
+        <w:t>Solución aportada: Tras consultar el material de la asignatura</w:t>
+      </w:r>
+      <w:r>
+        <w:rPr>
+          <w:lang w:val="es-ES"/>
+        </w:rPr>
+        <w:t xml:space="preserve">, se ha tratado de seguir la </w:t>
+      </w:r>
+      <w:r>
+        <w:rPr>
+          <w:lang w:val="es-ES"/>
+        </w:rPr>
+        <w:t>metodología estudiada.</w:t>
+      </w:r>
+    </w:p>
+    <w:p>
+      <w:pPr>
+        <w:pStyle w:val="Comment-Student"/>
+        <w:rPr>
+          <w:lang w:val="es-ES"/>
+        </w:rPr>
+      </w:pPr>
+      <w:r>
+        <w:rPr>
+          <w:noProof/>
+          <w:lang w:val="es-ES"/>
+        </w:rPr>
+        <w:drawing>
+          <wp:inline distT="0" distB="0" distL="0" distR="0" wp14:anchorId="4D8CE7DF" wp14:editId="573CFEF7">
+            <wp:extent cx="5731510" cy="2727960"/>
+            <wp:effectExtent l="0" t="0" r="2540" b="0"/>
+            <wp:docPr id="1624816064" name="Picture 1" descr="A screenshot of a computer&#10;&#10;AI-generated content may be incorrect."/>
+            <wp:cNvGraphicFramePr>
+              <a:graphicFrameLocks xmlns:a="http://schemas.openxmlformats.org/drawingml/2006/main" noChangeAspect="1"/>
+            </wp:cNvGraphicFramePr>
+            <a:graphic xmlns:a="http://schemas.openxmlformats.org/drawingml/2006/main">
+              <a:graphicData uri="http://schemas.openxmlformats.org/drawingml/2006/picture">
+                <pic:pic xmlns:pic="http://schemas.openxmlformats.org/drawingml/2006/picture">
+                  <pic:nvPicPr>
+                    <pic:cNvPr id="1624816064" name="Picture 1" descr="A screenshot of a computer&#10;&#10;AI-generated content may be incorrect."/>
+                    <pic:cNvPicPr/>
+                  </pic:nvPicPr>
+                  <pic:blipFill>
+                    <a:blip r:embed="rId35"/>
+                    <a:stretch>
+                      <a:fillRect/>
+                    </a:stretch>
+                  </pic:blipFill>
+                  <pic:spPr>
+                    <a:xfrm>
+                      <a:off x="0" y="0"/>
+                      <a:ext cx="5731510" cy="2727960"/>
+                    </a:xfrm>
+                    <a:prstGeom prst="rect">
+                      <a:avLst/>
+                    </a:prstGeom>
+                  </pic:spPr>
+                </pic:pic>
+              </a:graphicData>
+            </a:graphic>
+          </wp:inline>
+        </w:drawing>
+      </w:r>
+    </w:p>
+    <w:p>
+      <w:pPr>
+        <w:pStyle w:val="Comment-Student"/>
+        <w:rPr>
+          <w:lang w:val="es-ES"/>
+        </w:rPr>
+      </w:pPr>
+      <w:r>
+        <w:rPr>
+          <w:noProof/>
+          <w:lang w:val="es-ES"/>
+        </w:rPr>
+        <w:lastRenderedPageBreak/>
+        <w:drawing>
+          <wp:inline distT="0" distB="0" distL="0" distR="0" wp14:anchorId="3F31FBB0" wp14:editId="3D9A2E35">
+            <wp:extent cx="5731510" cy="2846070"/>
+            <wp:effectExtent l="0" t="0" r="2540" b="0"/>
+            <wp:docPr id="723366852" name="Picture 1" descr="A screenshot of a computer&#10;&#10;AI-generated content may be incorrect."/>
+            <wp:cNvGraphicFramePr>
+              <a:graphicFrameLocks xmlns:a="http://schemas.openxmlformats.org/drawingml/2006/main" noChangeAspect="1"/>
+            </wp:cNvGraphicFramePr>
+            <a:graphic xmlns:a="http://schemas.openxmlformats.org/drawingml/2006/main">
+              <a:graphicData uri="http://schemas.openxmlformats.org/drawingml/2006/picture">
+                <pic:pic xmlns:pic="http://schemas.openxmlformats.org/drawingml/2006/picture">
+                  <pic:nvPicPr>
+                    <pic:cNvPr id="723366852" name="Picture 1" descr="A screenshot of a computer&#10;&#10;AI-generated content may be incorrect."/>
+                    <pic:cNvPicPr/>
+                  </pic:nvPicPr>
+                  <pic:blipFill>
+                    <a:blip r:embed="rId36"/>
+                    <a:stretch>
+                      <a:fillRect/>
+                    </a:stretch>
+                  </pic:blipFill>
+                  <pic:spPr>
+                    <a:xfrm>
+                      <a:off x="0" y="0"/>
+                      <a:ext cx="5731510" cy="2846070"/>
+                    </a:xfrm>
+                    <a:prstGeom prst="rect">
+                      <a:avLst/>
+                    </a:prstGeom>
+                  </pic:spPr>
+                </pic:pic>
+              </a:graphicData>
+            </a:graphic>
+          </wp:inline>
+        </w:drawing>
+      </w:r>
+    </w:p>
+    <w:p>
+      <w:pPr>
+        <w:pStyle w:val="Heading2"/>
+        <w:rPr>
+          <w:rFonts w:cstheme="majorHAnsi"/>
+          <w:lang w:val="es-ES"/>
+        </w:rPr>
+      </w:pPr>
+      <w:r>
+        <w:rPr>
+          <w:rFonts w:cstheme="majorHAnsi"/>
+          <w:lang w:val="es-ES"/>
         </w:rPr>
         <w:t>Managerial requirements</w:t>
       </w:r>
@@ -2850,9 +5435,15 @@
     <w:p>
       <w:pPr>
         <w:pStyle w:val="Comment-Grader"/>
+        <w:rPr>
+          <w:lang w:val="es-ES"/>
+        </w:rPr>
       </w:pPr>
       <w:sdt>
         <w:sdtPr>
+          <w:rPr>
+            <w:lang w:val="es-ES"/>
+          </w:rPr>
           <w:tag w:val="Verdict"/>
           <w:id w:val="-1278025583"/>
           <w:placeholder>
@@ -2861,22 +5452,95 @@
           <w15:appearance w15:val="hidden"/>
           <w:text/>
         </w:sdtPr>
+        <w:sdtEndPr/>
         <w:sdtContent>
           <w:r>
+            <w:rPr>
+              <w:lang w:val="es-ES"/>
+            </w:rPr>
             <w:t xml:space="preserve"> </w:t>
           </w:r>
           <w:r>
+            <w:rPr>
+              <w:lang w:val="es-ES"/>
+            </w:rPr>
             <w:t>X</w:t>
           </w:r>
           <w:r>
-            <w:t xml:space="preserve">  </w:t>
+            <w:rPr>
+              <w:lang w:val="es-ES"/>
+            </w:rPr>
+            <w:t xml:space="preserve"> </w:t>
           </w:r>
         </w:sdtContent>
       </w:sdt>
       <w:permEnd w:id="182535402"/>
       <w:r>
+        <w:rPr>
+          <w:lang w:val="es-ES"/>
+        </w:rPr>
         <w:t xml:space="preserve">   </w:t>
       </w:r>
+      <w:r>
+        <w:rPr>
+          <w:lang w:val="es-ES"/>
+        </w:rPr>
+        <w:t>Mismo problema de antes.</w:t>
+      </w:r>
+    </w:p>
+    <w:p>
+      <w:pPr>
+        <w:pStyle w:val="Comment-Student"/>
+        <w:rPr>
+          <w:lang w:val="es-ES"/>
+        </w:rPr>
+      </w:pPr>
+      <w:r>
+        <w:rPr>
+          <w:lang w:val="es-ES"/>
+        </w:rPr>
+        <w:t xml:space="preserve">Solución aportada: Se hizo público el </w:t>
+      </w:r>
+      <w:r>
+        <w:rPr>
+          <w:lang w:val="es-ES"/>
+        </w:rPr>
+        <w:t>tablero</w:t>
+      </w:r>
+      <w:r>
+        <w:rPr>
+          <w:lang w:val="es-ES"/>
+        </w:rPr>
+        <w:t>.</w:t>
+      </w:r>
+    </w:p>
+    <w:p>
+      <w:pPr>
+        <w:pStyle w:val="Comment-Grader"/>
+        <w:rPr>
+          <w:lang w:val="es-ES"/>
+        </w:rPr>
+      </w:pPr>
+      <w:r>
+        <w:rPr>
+          <w:lang w:val="es-ES"/>
+        </w:rPr>
+        <w:t>RC: ver comentarios en D01</w:t>
+      </w:r>
+    </w:p>
+    <w:p>
+      <w:pPr>
+        <w:pStyle w:val="Comment-Student"/>
+        <w:rPr>
+          <w:lang w:val="es-ES"/>
+        </w:rPr>
+      </w:pPr>
+      <w:r>
+        <w:rPr>
+          <w:lang w:val="es-ES"/>
+        </w:rPr>
+        <w:t>Solución aportada: Debido a que soy el último integrante del equipo original, no se van a crear tareas de coordinación, sino tareas de planificación de tareas. Se han creado debidamente tareas de preparación de entregas.</w:t>
+      </w:r>
     </w:p>
     <w:p>
       <w:pPr>
@@ -2893,9 +5557,15 @@
     <w:p>
       <w:pPr>
         <w:pStyle w:val="Comment-Grader"/>
+        <w:rPr>
+          <w:lang w:val="es-ES"/>
+        </w:rPr>
       </w:pPr>
       <w:sdt>
         <w:sdtPr>
+          <w:rPr>
+            <w:lang w:val="es-ES"/>
+          </w:rPr>
           <w:tag w:val="Verdict"/>
           <w:id w:val="1177995666"/>
           <w:placeholder>
@@ -2903,22 +5573,415 @@
           </w:placeholder>
           <w:text/>
         </w:sdtPr>
+        <w:sdtEndPr/>
         <w:sdtContent>
           <w:r>
+            <w:rPr>
+              <w:lang w:val="es-ES"/>
+            </w:rPr>
             <w:t xml:space="preserve"> </w:t>
           </w:r>
           <w:r>
+            <w:rPr>
+              <w:lang w:val="es-ES"/>
+            </w:rPr>
             <w:t>X</w:t>
           </w:r>
           <w:r>
+            <w:rPr>
+              <w:lang w:val="es-ES"/>
+            </w:rPr>
             <w:t xml:space="preserve">  </w:t>
           </w:r>
         </w:sdtContent>
       </w:sdt>
       <w:permEnd w:id="966666940"/>
       <w:r>
+        <w:rPr>
+          <w:lang w:val="es-ES"/>
+        </w:rPr>
         <w:t xml:space="preserve">  </w:t>
       </w:r>
+      <w:r>
+        <w:rPr>
+          <w:lang w:val="es-ES"/>
+        </w:rPr>
+        <w:t>El estudiante escribe lo s</w:t>
+      </w:r>
+      <w:r>
+        <w:rPr>
+          <w:lang w:val="es-ES"/>
+        </w:rPr>
+        <w:t>iguiente:</w:t>
+      </w:r>
+    </w:p>
+    <w:p>
+      <w:pPr>
+        <w:pStyle w:val="Comment-Grader"/>
+        <w:rPr>
+          <w:lang w:val="es-ES"/>
+        </w:rPr>
+      </w:pPr>
+      <w:r>
+        <w:rPr>
+          <w:noProof/>
+          <w:lang w:val="es-ES"/>
+        </w:rPr>
+        <w:drawing>
+          <wp:inline distT="0" distB="0" distL="0" distR="0" wp14:anchorId="6380A2FA" wp14:editId="6573FA1E">
+            <wp:extent cx="5649113" cy="1390844"/>
+            <wp:effectExtent l="0" t="0" r="8890" b="0"/>
+            <wp:docPr id="944086428" name="Picture 1" descr="A close-up of a text&#10;&#10;AI-generated content may be incorrect."/>
+            <wp:cNvGraphicFramePr>
+              <a:graphicFrameLocks xmlns:a="http://schemas.openxmlformats.org/drawingml/2006/main" noChangeAspect="1"/>
+            </wp:cNvGraphicFramePr>
+            <a:graphic xmlns:a="http://schemas.openxmlformats.org/drawingml/2006/main">
+              <a:graphicData uri="http://schemas.openxmlformats.org/drawingml/2006/picture">
+                <pic:pic xmlns:pic="http://schemas.openxmlformats.org/drawingml/2006/picture">
+                  <pic:nvPicPr>
+                    <pic:cNvPr id="944086428" name="Picture 1" descr="A close-up of a text&#10;&#10;AI-generated content may be incorrect."/>
+                    <pic:cNvPicPr/>
+                  </pic:nvPicPr>
+                  <pic:blipFill>
+                    <a:blip r:embed="rId37"/>
+                    <a:stretch>
+                      <a:fillRect/>
+                    </a:stretch>
+                  </pic:blipFill>
+                  <pic:spPr>
+                    <a:xfrm>
+                      <a:off x="0" y="0"/>
+                      <a:ext cx="5649113" cy="1390844"/>
+                    </a:xfrm>
+                    <a:prstGeom prst="rect">
+                      <a:avLst/>
+                    </a:prstGeom>
+                  </pic:spPr>
+                </pic:pic>
+              </a:graphicData>
+            </a:graphic>
+          </wp:inline>
+        </w:drawing>
+      </w:r>
+    </w:p>
+    <w:p>
+      <w:pPr>
+        <w:pStyle w:val="Comment-Grader"/>
+        <w:rPr>
+          <w:lang w:val="es-ES"/>
+        </w:rPr>
+      </w:pPr>
+      <w:r>
+        <w:rPr>
+          <w:lang w:val="es-ES"/>
+        </w:rPr>
+        <w:t>A la vista de los problemas detectado no parece que sea fiel al proyecto presentado.</w:t>
+      </w:r>
+    </w:p>
+    <w:p>
+      <w:pPr>
+        <w:pStyle w:val="Comment-Student"/>
+        <w:rPr>
+          <w:lang w:val="es-ES"/>
+        </w:rPr>
+      </w:pPr>
+      <w:r>
+        <w:rPr>
+          <w:lang w:val="es-ES"/>
+        </w:rPr>
+        <w:t>Solución aportada: Los problemas detectados ya no siguen presentes.</w:t>
+      </w:r>
+      <w:r>
+        <w:rPr>
+          <w:lang w:val="es-ES"/>
+        </w:rPr>
+        <w:t xml:space="preserve"> Y se han evitado expresiones de esa clase sobre el funcionamiento del sistema.</w:t>
+      </w:r>
+    </w:p>
+    <w:p>
+      <w:pPr>
+        <w:pStyle w:val="Comment-Grader"/>
+        <w:rPr>
+          <w:lang w:val="es-ES"/>
+        </w:rPr>
+      </w:pPr>
+      <w:r>
+        <w:rPr>
+          <w:lang w:val="es-ES"/>
+        </w:rPr>
+        <w:lastRenderedPageBreak/>
+        <w:t>A qué “p” se refiere en el siguiente párrafo: se muestran los resultados de dos tests, cada uno con su p-value:</w:t>
+      </w:r>
+    </w:p>
+    <w:p>
+      <w:pPr>
+        <w:pStyle w:val="Comment-Grader"/>
+        <w:rPr>
+          <w:lang w:val="es-ES"/>
+        </w:rPr>
+      </w:pPr>
+      <w:r>
+        <w:rPr>
+          <w:noProof/>
+          <w:lang w:val="es-ES"/>
+        </w:rPr>
+        <w:drawing>
+          <wp:inline distT="0" distB="0" distL="0" distR="0" wp14:anchorId="49C6275E" wp14:editId="60FBF6A8">
+            <wp:extent cx="5731510" cy="3303905"/>
+            <wp:effectExtent l="0" t="0" r="2540" b="0"/>
+            <wp:docPr id="1478964014" name="Picture 1" descr="A screenshot of a computer&#10;&#10;AI-generated content may be incorrect."/>
+            <wp:cNvGraphicFramePr>
+              <a:graphicFrameLocks xmlns:a="http://schemas.openxmlformats.org/drawingml/2006/main" noChangeAspect="1"/>
+            </wp:cNvGraphicFramePr>
+            <a:graphic xmlns:a="http://schemas.openxmlformats.org/drawingml/2006/main">
+              <a:graphicData uri="http://schemas.openxmlformats.org/drawingml/2006/picture">
+                <pic:pic xmlns:pic="http://schemas.openxmlformats.org/drawingml/2006/picture">
+                  <pic:nvPicPr>
+                    <pic:cNvPr id="1478964014" name="Picture 1" descr="A screenshot of a computer&#10;&#10;AI-generated content may be incorrect."/>
+                    <pic:cNvPicPr/>
+                  </pic:nvPicPr>
+                  <pic:blipFill>
+                    <a:blip r:embed="rId38"/>
+                    <a:stretch>
+                      <a:fillRect/>
+                    </a:stretch>
+                  </pic:blipFill>
+                  <pic:spPr>
+                    <a:xfrm>
+                      <a:off x="0" y="0"/>
+                      <a:ext cx="5731510" cy="3303905"/>
+                    </a:xfrm>
+                    <a:prstGeom prst="rect">
+                      <a:avLst/>
+                    </a:prstGeom>
+                  </pic:spPr>
+                </pic:pic>
+              </a:graphicData>
+            </a:graphic>
+          </wp:inline>
+        </w:drawing>
+      </w:r>
+    </w:p>
+    <w:p>
+      <w:pPr>
+        <w:pStyle w:val="Comment-Student"/>
+        <w:rPr>
+          <w:lang w:val="es-ES"/>
+        </w:rPr>
+      </w:pPr>
+      <w:r>
+        <w:rPr>
+          <w:lang w:val="es-ES"/>
+        </w:rPr>
+        <w:t xml:space="preserve">Solución aportada: Se ha elaborado un segundo </w:t>
+      </w:r>
+      <w:r>
+        <w:rPr>
+          <w:lang w:val="es-ES"/>
+        </w:rPr>
+        <w:t>testing report con distintas conclusiones partiendo de la base del entregado en el D04, con el fin de que solo se analicen los cambios.</w:t>
+      </w:r>
+    </w:p>
+    <w:p>
+      <w:pPr>
+        <w:pStyle w:val="Comment-Grader"/>
+        <w:rPr>
+          <w:lang w:val="es-ES"/>
+        </w:rPr>
+      </w:pPr>
+      <w:r>
+        <w:rPr>
+          <w:lang w:val="es-ES"/>
+        </w:rPr>
+        <w:t>RC: El informe aportado en C2 sigue diciendo lo mismo.  Se pidió al estudiante que aclarara a qué hace referencia como “p” en el texto, dado que en la tabla no aparece tal “p”, pero no lo ha hecho:</w:t>
+      </w:r>
+    </w:p>
+    <w:p>
+      <w:pPr>
+        <w:pStyle w:val="Comment-Grader"/>
+        <w:rPr>
+          <w:lang w:val="es-ES"/>
+        </w:rPr>
+      </w:pPr>
+      <w:r>
+        <w:rPr>
+          <w:noProof/>
+          <w:lang w:val="es-ES"/>
+        </w:rPr>
+        <w:drawing>
+          <wp:inline distT="0" distB="0" distL="0" distR="0" wp14:anchorId="12732324" wp14:editId="3976F849">
+            <wp:extent cx="5611008" cy="3677163"/>
+            <wp:effectExtent l="0" t="0" r="8890" b="0"/>
+            <wp:docPr id="1335682983" name="Picture 1" descr="A screenshot of a computer&#10;&#10;AI-generated content may be incorrect."/>
+            <wp:cNvGraphicFramePr>
+              <a:graphicFrameLocks xmlns:a="http://schemas.openxmlformats.org/drawingml/2006/main" noChangeAspect="1"/>
+            </wp:cNvGraphicFramePr>
+            <a:graphic xmlns:a="http://schemas.openxmlformats.org/drawingml/2006/main">
+              <a:graphicData uri="http://schemas.openxmlformats.org/drawingml/2006/picture">
+                <pic:pic xmlns:pic="http://schemas.openxmlformats.org/drawingml/2006/picture">
+                  <pic:nvPicPr>
+                    <pic:cNvPr id="1335682983" name="Picture 1" descr="A screenshot of a computer&#10;&#10;AI-generated content may be incorrect."/>
+                    <pic:cNvPicPr/>
+                  </pic:nvPicPr>
+                  <pic:blipFill>
+                    <a:blip r:embed="rId39"/>
+                    <a:stretch>
+                      <a:fillRect/>
+                    </a:stretch>
+                  </pic:blipFill>
+                  <pic:spPr>
+                    <a:xfrm>
+                      <a:off x="0" y="0"/>
+                      <a:ext cx="5611008" cy="3677163"/>
+                    </a:xfrm>
+                    <a:prstGeom prst="rect">
+                      <a:avLst/>
+                    </a:prstGeom>
+                  </pic:spPr>
+                </pic:pic>
+              </a:graphicData>
+            </a:graphic>
+          </wp:inline>
+        </w:drawing>
+      </w:r>
+    </w:p>
+    <w:p>
+      <w:pPr>
+        <w:pStyle w:val="Comment-Grader"/>
+        <w:rPr>
+          <w:lang w:val="es-ES"/>
+        </w:rPr>
+      </w:pPr>
+    </w:p>
+    <w:p>
+      <w:pPr>
+        <w:pStyle w:val="Comment-Student"/>
+        <w:rPr>
+          <w:lang w:val="es-ES"/>
+        </w:rPr>
+      </w:pPr>
+      <w:r>
+        <w:rPr>
+          <w:lang w:val="es-ES"/>
+        </w:rPr>
+        <w:t>Solución aportada: Se ha</w:t>
+      </w:r>
+      <w:r>
+        <w:rPr>
+          <w:lang w:val="es-ES"/>
+        </w:rPr>
+        <w:t xml:space="preserve"> explicitado el nombre </w:t>
+      </w:r>
+      <w:r>
+        <w:rPr>
+          <w:lang w:val="es-ES"/>
+        </w:rPr>
+        <w:t>del “p” al que se hacía referencia, además de actualizar los resultados obtenidos</w:t>
+      </w:r>
+      <w:r>
+        <w:rPr>
+          <w:lang w:val="es-ES"/>
+        </w:rPr>
+        <w:t xml:space="preserve"> en una tercera versión del Testing Report.</w:t>
+      </w:r>
+    </w:p>
+    <w:p>
+      <w:pPr>
+        <w:pStyle w:val="Comment-Student"/>
+        <w:rPr>
+          <w:lang w:val="es-ES"/>
+        </w:rPr>
+      </w:pPr>
+      <w:r>
+        <w:rPr>
+          <w:noProof/>
+          <w:lang w:val="es-ES"/>
+        </w:rPr>
+        <w:drawing>
+          <wp:inline distT="0" distB="0" distL="0" distR="0" wp14:anchorId="4AACD2A8" wp14:editId="51016E32">
+            <wp:extent cx="5731510" cy="4083685"/>
+            <wp:effectExtent l="0" t="0" r="2540" b="0"/>
+            <wp:docPr id="571666361" name="Picture 1" descr="A screenshot of a computer&#10;&#10;AI-generated content may be incorrect."/>
+            <wp:cNvGraphicFramePr>
+              <a:graphicFrameLocks xmlns:a="http://schemas.openxmlformats.org/drawingml/2006/main" noChangeAspect="1"/>
+            </wp:cNvGraphicFramePr>
+            <a:graphic xmlns:a="http://schemas.openxmlformats.org/drawingml/2006/main">
+              <a:graphicData uri="http://schemas.openxmlformats.org/drawingml/2006/picture">
+                <pic:pic xmlns:pic="http://schemas.openxmlformats.org/drawingml/2006/picture">
+                  <pic:nvPicPr>
+                    <pic:cNvPr id="571666361" name="Picture 1" descr="A screenshot of a computer&#10;&#10;AI-generated content may be incorrect."/>
+                    <pic:cNvPicPr/>
+                  </pic:nvPicPr>
+                  <pic:blipFill>
+                    <a:blip r:embed="rId40"/>
+                    <a:stretch>
+                      <a:fillRect/>
+                    </a:stretch>
+                  </pic:blipFill>
+                  <pic:spPr>
+                    <a:xfrm>
+                      <a:off x="0" y="0"/>
+                      <a:ext cx="5731510" cy="4083685"/>
+                    </a:xfrm>
+                    <a:prstGeom prst="rect">
+                      <a:avLst/>
+                    </a:prstGeom>
+                  </pic:spPr>
+                </pic:pic>
+              </a:graphicData>
+            </a:graphic>
+          </wp:inline>
+        </w:drawing>
+      </w:r>
+    </w:p>
+    <w:p>
+      <w:pPr>
+        <w:pStyle w:val="Comment-Student"/>
+        <w:rPr>
+          <w:lang w:val="es-ES"/>
+        </w:rPr>
+      </w:pPr>
+      <w:r>
+        <w:rPr>
+          <w:noProof/>
+          <w:lang w:val="es-ES"/>
+        </w:rPr>
+        <w:drawing>
+          <wp:inline distT="0" distB="0" distL="0" distR="0" wp14:anchorId="06E2F2C6" wp14:editId="65A247E7">
+            <wp:extent cx="5731510" cy="3255010"/>
+            <wp:effectExtent l="0" t="0" r="2540" b="2540"/>
+            <wp:docPr id="1065191706" name="Picture 1" descr="A screenshot of a computer&#10;&#10;AI-generated content may be incorrect."/>
+            <wp:cNvGraphicFramePr>
+              <a:graphicFrameLocks xmlns:a="http://schemas.openxmlformats.org/drawingml/2006/main" noChangeAspect="1"/>
+            </wp:cNvGraphicFramePr>
+            <a:graphic xmlns:a="http://schemas.openxmlformats.org/drawingml/2006/main">
+              <a:graphicData uri="http://schemas.openxmlformats.org/drawingml/2006/picture">
+                <pic:pic xmlns:pic="http://schemas.openxmlformats.org/drawingml/2006/picture">
+                  <pic:nvPicPr>
+                    <pic:cNvPr id="1065191706" name="Picture 1" descr="A screenshot of a computer&#10;&#10;AI-generated content may be incorrect."/>
+                    <pic:cNvPicPr/>
+                  </pic:nvPicPr>
+                  <pic:blipFill>
+                    <a:blip r:embed="rId41"/>
+                    <a:stretch>
+                      <a:fillRect/>
+                    </a:stretch>
+                  </pic:blipFill>
+                  <pic:spPr>
+                    <a:xfrm>
+                      <a:off x="0" y="0"/>
+                      <a:ext cx="5731510" cy="3255010"/>
+                    </a:xfrm>
+                    <a:prstGeom prst="rect">
+                      <a:avLst/>
+                    </a:prstGeom>
+                  </pic:spPr>
+                </pic:pic>
+              </a:graphicData>
+            </a:graphic>
+          </wp:inline>
+        </w:drawing>
+      </w:r>
     </w:p>
     <w:p>
       <w:pPr>
@@ -2936,7 +5999,7 @@
     </w:p>
     <w:p>
       <w:pPr>
-        <w:pStyle w:val="Ttulo1"/>
+        <w:pStyle w:val="Heading1"/>
         <w:spacing w:before="0"/>
         <w:rPr>
           <w:rFonts w:cstheme="majorHAnsi"/>
@@ -2970,7 +6033,7 @@
     </w:p>
     <w:p>
       <w:pPr>
-        <w:pStyle w:val="Ttulo2"/>
+        <w:pStyle w:val="Heading2"/>
         <w:rPr>
           <w:rFonts w:cstheme="majorHAnsi"/>
         </w:rPr>
@@ -3006,7 +6069,7 @@
     </w:p>
     <w:p>
       <w:pPr>
-        <w:pStyle w:val="Ttulo2"/>
+        <w:pStyle w:val="Heading2"/>
         <w:rPr>
           <w:rFonts w:cstheme="majorHAnsi"/>
         </w:rPr>
@@ -3039,7 +6102,7 @@
     </w:p>
     <w:p>
       <w:pPr>
-        <w:pStyle w:val="Ttulo2"/>
+        <w:pStyle w:val="Heading2"/>
         <w:rPr>
           <w:rFonts w:cstheme="majorHAnsi"/>
         </w:rPr>
@@ -3072,7 +6135,7 @@
     </w:p>
     <w:p>
       <w:pPr>
-        <w:pStyle w:val="Ttulo2"/>
+        <w:pStyle w:val="Heading2"/>
         <w:rPr>
           <w:rFonts w:cstheme="majorHAnsi"/>
         </w:rPr>
@@ -3105,7 +6168,7 @@
     </w:p>
     <w:p>
       <w:pPr>
-        <w:pStyle w:val="Ttulo2"/>
+        <w:pStyle w:val="Heading2"/>
         <w:rPr>
           <w:rFonts w:cstheme="majorHAnsi"/>
         </w:rPr>
@@ -3182,7 +6245,7 @@
     </w:p>
     <w:p>
       <w:pPr>
-        <w:pStyle w:val="Ttulo1"/>
+        <w:pStyle w:val="Heading1"/>
         <w:tabs>
           <w:tab w:val="left" w:pos="284"/>
         </w:tabs>
@@ -3223,7 +6286,7 @@
     </w:p>
     <w:p>
       <w:pPr>
-        <w:pStyle w:val="Ttulo2"/>
+        <w:pStyle w:val="Heading2"/>
         <w:rPr>
           <w:rFonts w:cstheme="majorHAnsi"/>
           <w:lang w:val="en-US"/>
@@ -3375,12 +6438,25 @@
           <w15:appearance w15:val="hidden"/>
           <w:text/>
         </w:sdtPr>
+        <w:sdtEndPr/>
         <w:sdtContent>
           <w:r>
             <w:rPr>
               <w:lang w:val="en-US"/>
             </w:rPr>
-            <w:t xml:space="preserve">    </w:t>
+            <w:t xml:space="preserve">  </w:t>
+          </w:r>
+          <w:r>
+            <w:rPr>
+              <w:lang w:val="en-US"/>
+            </w:rPr>
+            <w:t>X</w:t>
+          </w:r>
+          <w:r>
+            <w:rPr>
+              <w:lang w:val="en-US"/>
+            </w:rPr>
+            <w:t xml:space="preserve">  </w:t>
           </w:r>
         </w:sdtContent>
       </w:sdt>
@@ -3394,7 +6470,7 @@
     </w:p>
     <w:p>
       <w:pPr>
-        <w:pStyle w:val="Ttulo2"/>
+        <w:pStyle w:val="Heading2"/>
         <w:rPr>
           <w:rFonts w:cstheme="majorHAnsi"/>
         </w:rPr>
@@ -3430,7 +6506,7 @@
     </w:p>
     <w:p>
       <w:pPr>
-        <w:pStyle w:val="Ttulo2"/>
+        <w:pStyle w:val="Heading2"/>
         <w:rPr>
           <w:rFonts w:cstheme="majorHAnsi"/>
         </w:rPr>
@@ -3466,7 +6542,7 @@
     </w:p>
     <w:p>
       <w:pPr>
-        <w:pStyle w:val="Ttulo2"/>
+        <w:pStyle w:val="Heading2"/>
         <w:rPr>
           <w:rFonts w:cstheme="majorHAnsi"/>
         </w:rPr>
@@ -3499,7 +6575,7 @@
     </w:p>
     <w:p>
       <w:pPr>
-        <w:pStyle w:val="Ttulo2"/>
+        <w:pStyle w:val="Heading2"/>
         <w:rPr>
           <w:rFonts w:cstheme="majorHAnsi"/>
         </w:rPr>
@@ -3534,9 +6610,16 @@
           <w15:appearance w15:val="hidden"/>
           <w:text/>
         </w:sdtPr>
+        <w:sdtEndPr/>
         <w:sdtContent>
           <w:r>
-            <w:t xml:space="preserve">    </w:t>
+            <w:t xml:space="preserve"> </w:t>
+          </w:r>
+          <w:r>
+            <w:t>X</w:t>
+          </w:r>
+          <w:r>
+            <w:t xml:space="preserve"> </w:t>
           </w:r>
         </w:sdtContent>
       </w:sdt>
@@ -3547,7 +6630,7 @@
     </w:p>
     <w:p>
       <w:pPr>
-        <w:pStyle w:val="Ttulo1"/>
+        <w:pStyle w:val="Heading1"/>
         <w:pBdr>
           <w:top w:val="single" w:sz="8" w:space="1" w:color="auto"/>
           <w:left w:val="single" w:sz="8" w:space="4" w:color="auto"/>
@@ -3590,7 +6673,7 @@
     </w:p>
     <w:p>
       <w:pPr>
-        <w:pStyle w:val="Ttulo2"/>
+        <w:pStyle w:val="Heading2"/>
         <w:rPr>
           <w:rFonts w:cstheme="majorHAnsi"/>
         </w:rPr>
@@ -3626,7 +6709,7 @@
     </w:p>
     <w:p>
       <w:pPr>
-        <w:pStyle w:val="Ttulo2"/>
+        <w:pStyle w:val="Heading2"/>
         <w:rPr>
           <w:rFonts w:cstheme="majorHAnsi"/>
         </w:rPr>
@@ -3701,9 +6784,13 @@
           <w15:appearance w15:val="hidden"/>
           <w:text/>
         </w:sdtPr>
+        <w:sdtEndPr/>
         <w:sdtContent>
           <w:r>
-            <w:t xml:space="preserve">    </w:t>
+            <w:t xml:space="preserve"> X</w:t>
+          </w:r>
+          <w:r>
+            <w:t xml:space="preserve"> </w:t>
           </w:r>
         </w:sdtContent>
       </w:sdt>
@@ -3769,9 +6856,16 @@
           <w15:appearance w15:val="hidden"/>
           <w:text/>
         </w:sdtPr>
+        <w:sdtEndPr/>
         <w:sdtContent>
           <w:r>
-            <w:t xml:space="preserve">    </w:t>
+            <w:t xml:space="preserve"> </w:t>
+          </w:r>
+          <w:r>
+            <w:t>X</w:t>
+          </w:r>
+          <w:r>
+            <w:t xml:space="preserve"> </w:t>
           </w:r>
         </w:sdtContent>
       </w:sdt>
@@ -3845,9 +6939,16 @@
           <w15:appearance w15:val="hidden"/>
           <w:text/>
         </w:sdtPr>
+        <w:sdtEndPr/>
         <w:sdtContent>
           <w:r>
-            <w:t xml:space="preserve">    </w:t>
+            <w:t xml:space="preserve"> </w:t>
+          </w:r>
+          <w:r>
+            <w:t>X</w:t>
+          </w:r>
+          <w:r>
+            <w:t xml:space="preserve"> </w:t>
           </w:r>
         </w:sdtContent>
       </w:sdt>
@@ -3913,9 +7014,16 @@
           <w15:appearance w15:val="hidden"/>
           <w:text/>
         </w:sdtPr>
+        <w:sdtEndPr/>
         <w:sdtContent>
           <w:r>
-            <w:t xml:space="preserve">    </w:t>
+            <w:t xml:space="preserve"> </w:t>
+          </w:r>
+          <w:r>
+            <w:t>X</w:t>
+          </w:r>
+          <w:r>
+            <w:t xml:space="preserve"> </w:t>
           </w:r>
         </w:sdtContent>
       </w:sdt>
@@ -3926,7 +7034,7 @@
     </w:p>
     <w:p>
       <w:pPr>
-        <w:pStyle w:val="Ttulo2"/>
+        <w:pStyle w:val="Heading2"/>
         <w:rPr>
           <w:rFonts w:cstheme="majorHAnsi"/>
         </w:rPr>
@@ -3962,7 +7070,7 @@
     </w:p>
     <w:p>
       <w:pPr>
-        <w:pStyle w:val="Ttulo2"/>
+        <w:pStyle w:val="Heading2"/>
         <w:rPr>
           <w:rFonts w:cstheme="majorHAnsi"/>
         </w:rPr>
@@ -4009,7 +7117,7 @@
     </w:p>
     <w:p>
       <w:pPr>
-        <w:pStyle w:val="Ttulo2"/>
+        <w:pStyle w:val="Heading2"/>
         <w:rPr>
           <w:rFonts w:cstheme="majorHAnsi"/>
         </w:rPr>
@@ -4047,6 +7155,7 @@
           </w:placeholder>
           <w:text/>
         </w:sdtPr>
+        <w:sdtEndPr/>
         <w:sdtContent>
           <w:r>
             <w:t xml:space="preserve">    </w:t>
@@ -4060,7 +7169,7 @@
     </w:p>
     <w:p>
       <w:pPr>
-        <w:pStyle w:val="Ttulo1"/>
+        <w:pStyle w:val="Heading1"/>
         <w:tabs>
           <w:tab w:val="left" w:pos="284"/>
         </w:tabs>
@@ -4097,7 +7206,7 @@
     </w:p>
     <w:p>
       <w:pPr>
-        <w:pStyle w:val="Ttulo2"/>
+        <w:pStyle w:val="Heading2"/>
         <w:rPr>
           <w:rFonts w:cstheme="majorHAnsi"/>
         </w:rPr>
@@ -4130,7 +7239,7 @@
     </w:p>
     <w:p>
       <w:pPr>
-        <w:pStyle w:val="Ttulo2"/>
+        <w:pStyle w:val="Heading2"/>
         <w:rPr>
           <w:rFonts w:cstheme="majorHAnsi"/>
         </w:rPr>
@@ -4163,7 +7272,7 @@
     </w:p>
     <w:p>
       <w:pPr>
-        <w:pStyle w:val="Ttulo2"/>
+        <w:pStyle w:val="Heading2"/>
         <w:rPr>
           <w:rFonts w:cstheme="majorHAnsi"/>
         </w:rPr>
@@ -4196,7 +7305,7 @@
     </w:p>
     <w:p>
       <w:pPr>
-        <w:pStyle w:val="Ttulo2"/>
+        <w:pStyle w:val="Heading2"/>
         <w:rPr>
           <w:rFonts w:cstheme="majorHAnsi"/>
         </w:rPr>
@@ -4246,6 +7355,7 @@
           <w15:appearance w15:val="hidden"/>
           <w:text/>
         </w:sdtPr>
+        <w:sdtEndPr/>
         <w:sdtContent>
           <w:r>
             <w:t xml:space="preserve">    </w:t>
@@ -4259,7 +7369,7 @@
     </w:p>
     <w:p>
       <w:pPr>
-        <w:pStyle w:val="Ttulo2"/>
+        <w:pStyle w:val="Heading2"/>
         <w:rPr>
           <w:rFonts w:cstheme="majorHAnsi"/>
         </w:rPr>
@@ -4297,6 +7407,7 @@
           <w15:appearance w15:val="hidden"/>
           <w:text/>
         </w:sdtPr>
+        <w:sdtEndPr/>
         <w:sdtContent>
           <w:r>
             <w:t xml:space="preserve">    </w:t>
@@ -4324,7 +7435,7 @@
     </w:p>
     <w:p>
       <w:pPr>
-        <w:pStyle w:val="Ttulo1"/>
+        <w:pStyle w:val="Heading1"/>
         <w:spacing w:before="0"/>
         <w:rPr>
           <w:rFonts w:cstheme="majorHAnsi"/>
@@ -4358,7 +7469,7 @@
     </w:p>
     <w:p>
       <w:pPr>
-        <w:pStyle w:val="Ttulo2"/>
+        <w:pStyle w:val="Heading2"/>
         <w:rPr>
           <w:rFonts w:cstheme="majorHAnsi"/>
         </w:rPr>
@@ -4394,7 +7505,7 @@
     </w:p>
     <w:p>
       <w:pPr>
-        <w:pStyle w:val="Ttulo2"/>
+        <w:pStyle w:val="Heading2"/>
         <w:rPr>
           <w:rFonts w:cstheme="majorHAnsi"/>
         </w:rPr>
@@ -4427,7 +7538,7 @@
     </w:p>
     <w:p>
       <w:pPr>
-        <w:pStyle w:val="Ttulo2"/>
+        <w:pStyle w:val="Heading2"/>
         <w:rPr>
           <w:rFonts w:cstheme="majorHAnsi"/>
         </w:rPr>
@@ -4460,7 +7571,7 @@
     </w:p>
     <w:p>
       <w:pPr>
-        <w:pStyle w:val="Ttulo2"/>
+        <w:pStyle w:val="Heading2"/>
         <w:rPr>
           <w:rFonts w:cstheme="majorHAnsi"/>
         </w:rPr>
@@ -4493,7 +7604,7 @@
     </w:p>
     <w:p>
       <w:pPr>
-        <w:pStyle w:val="Ttulo2"/>
+        <w:pStyle w:val="Heading2"/>
         <w:rPr>
           <w:rFonts w:cstheme="majorHAnsi"/>
         </w:rPr>
@@ -4531,6 +7642,7 @@
           <w15:appearance w15:val="hidden"/>
           <w:text/>
         </w:sdtPr>
+        <w:sdtEndPr/>
         <w:sdtContent>
           <w:r>
             <w:t xml:space="preserve">    </w:t>
@@ -4568,6 +7680,7 @@
           <w15:appearance w15:val="hidden"/>
           <w:text/>
         </w:sdtPr>
+        <w:sdtEndPr/>
         <w:sdtContent>
           <w:r>
             <w:t xml:space="preserve">    </w:t>
@@ -4632,7 +7745,7 @@
     </w:p>
     <w:p>
       <w:pPr>
-        <w:pStyle w:val="Ttulo1"/>
+        <w:pStyle w:val="Heading1"/>
         <w:tabs>
           <w:tab w:val="left" w:pos="284"/>
         </w:tabs>
@@ -4673,7 +7786,7 @@
     </w:p>
     <w:p>
       <w:pPr>
-        <w:pStyle w:val="Ttulo2"/>
+        <w:pStyle w:val="Heading2"/>
         <w:rPr>
           <w:rFonts w:cstheme="majorHAnsi"/>
           <w:lang w:val="en-US"/>
@@ -4764,6 +7877,7 @@
           <w15:appearance w15:val="hidden"/>
           <w:text/>
         </w:sdtPr>
+        <w:sdtEndPr/>
         <w:sdtContent>
           <w:r>
             <w:rPr>
@@ -4783,7 +7897,7 @@
     </w:p>
     <w:p>
       <w:pPr>
-        <w:pStyle w:val="Ttulo2"/>
+        <w:pStyle w:val="Heading2"/>
         <w:rPr>
           <w:rFonts w:cstheme="majorHAnsi"/>
         </w:rPr>
@@ -4819,7 +7933,7 @@
     </w:p>
     <w:p>
       <w:pPr>
-        <w:pStyle w:val="Ttulo2"/>
+        <w:pStyle w:val="Heading2"/>
         <w:rPr>
           <w:rFonts w:cstheme="majorHAnsi"/>
         </w:rPr>
@@ -4855,7 +7969,7 @@
     </w:p>
     <w:p>
       <w:pPr>
-        <w:pStyle w:val="Ttulo2"/>
+        <w:pStyle w:val="Heading2"/>
         <w:rPr>
           <w:rFonts w:cstheme="majorHAnsi"/>
         </w:rPr>
@@ -4888,7 +8002,7 @@
     </w:p>
     <w:p>
       <w:pPr>
-        <w:pStyle w:val="Ttulo2"/>
+        <w:pStyle w:val="Heading2"/>
         <w:rPr>
           <w:rFonts w:cstheme="majorHAnsi"/>
         </w:rPr>
@@ -4926,6 +8040,7 @@
           <w15:appearance w15:val="hidden"/>
           <w:text/>
         </w:sdtPr>
+        <w:sdtEndPr/>
         <w:sdtContent>
           <w:r>
             <w:t xml:space="preserve">    </w:t>
@@ -4966,6 +8081,7 @@
           <w15:appearance w15:val="hidden"/>
           <w:text/>
         </w:sdtPr>
+        <w:sdtEndPr/>
         <w:sdtContent>
           <w:r>
             <w:rPr>
@@ -4985,7 +8101,7 @@
     </w:p>
     <w:p>
       <w:pPr>
-        <w:pStyle w:val="Ttulo1"/>
+        <w:pStyle w:val="Heading1"/>
         <w:pBdr>
           <w:top w:val="single" w:sz="8" w:space="1" w:color="auto"/>
           <w:left w:val="single" w:sz="8" w:space="4" w:color="auto"/>
@@ -5028,7 +8144,7 @@
     </w:p>
     <w:p>
       <w:pPr>
-        <w:pStyle w:val="Ttulo2"/>
+        <w:pStyle w:val="Heading2"/>
         <w:rPr>
           <w:rFonts w:cstheme="majorHAnsi"/>
         </w:rPr>
@@ -5064,7 +8180,7 @@
     </w:p>
     <w:p>
       <w:pPr>
-        <w:pStyle w:val="Ttulo2"/>
+        <w:pStyle w:val="Heading2"/>
         <w:rPr>
           <w:rFonts w:cstheme="majorHAnsi"/>
         </w:rPr>
@@ -5158,6 +8274,7 @@
           </w:placeholder>
           <w:text/>
         </w:sdtPr>
+        <w:sdtEndPr/>
         <w:sdtContent>
           <w:r>
             <w:t xml:space="preserve">    </w:t>
@@ -5242,6 +8359,7 @@
           </w:placeholder>
           <w:text/>
         </w:sdtPr>
+        <w:sdtEndPr/>
         <w:sdtContent>
           <w:r>
             <w:t xml:space="preserve">    </w:t>
@@ -5255,7 +8373,7 @@
     </w:p>
     <w:p>
       <w:pPr>
-        <w:pStyle w:val="Ttulo2"/>
+        <w:pStyle w:val="Heading2"/>
         <w:rPr>
           <w:rFonts w:cstheme="majorHAnsi"/>
         </w:rPr>
@@ -5291,7 +8409,7 @@
     </w:p>
     <w:p>
       <w:pPr>
-        <w:pStyle w:val="Ttulo2"/>
+        <w:pStyle w:val="Heading2"/>
         <w:rPr>
           <w:rFonts w:cstheme="majorHAnsi"/>
         </w:rPr>
@@ -5324,7 +8442,7 @@
     </w:p>
     <w:p>
       <w:pPr>
-        <w:pStyle w:val="Ttulo2"/>
+        <w:pStyle w:val="Heading2"/>
         <w:rPr>
           <w:rFonts w:cstheme="majorHAnsi"/>
         </w:rPr>
@@ -5362,6 +8480,7 @@
           <w15:appearance w15:val="hidden"/>
           <w:text/>
         </w:sdtPr>
+        <w:sdtEndPr/>
         <w:sdtContent>
           <w:r>
             <w:t xml:space="preserve">    </w:t>
@@ -5404,6 +8523,7 @@
           </w:placeholder>
           <w:text/>
         </w:sdtPr>
+        <w:sdtEndPr/>
         <w:sdtContent>
           <w:r>
             <w:rPr>
@@ -5436,7 +8556,7 @@
     </w:p>
     <w:p>
       <w:pPr>
-        <w:pStyle w:val="Ttulo1"/>
+        <w:pStyle w:val="Heading1"/>
         <w:tabs>
           <w:tab w:val="left" w:pos="284"/>
         </w:tabs>
@@ -5473,7 +8593,7 @@
     </w:p>
     <w:p>
       <w:pPr>
-        <w:pStyle w:val="Ttulo2"/>
+        <w:pStyle w:val="Heading2"/>
         <w:rPr>
           <w:rFonts w:cstheme="majorHAnsi"/>
         </w:rPr>
@@ -5506,7 +8626,7 @@
     </w:p>
     <w:p>
       <w:pPr>
-        <w:pStyle w:val="Ttulo2"/>
+        <w:pStyle w:val="Heading2"/>
         <w:rPr>
           <w:rFonts w:cstheme="majorHAnsi"/>
         </w:rPr>
@@ -5539,7 +8659,7 @@
     </w:p>
     <w:p>
       <w:pPr>
-        <w:pStyle w:val="Ttulo2"/>
+        <w:pStyle w:val="Heading2"/>
         <w:rPr>
           <w:rFonts w:cstheme="majorHAnsi"/>
         </w:rPr>
@@ -5572,7 +8692,7 @@
     </w:p>
     <w:p>
       <w:pPr>
-        <w:pStyle w:val="Ttulo2"/>
+        <w:pStyle w:val="Heading2"/>
         <w:rPr>
           <w:rFonts w:cstheme="majorHAnsi"/>
         </w:rPr>
@@ -5616,6 +8736,7 @@
           <w15:appearance w15:val="hidden"/>
           <w:text/>
         </w:sdtPr>
+        <w:sdtEndPr/>
         <w:sdtContent>
           <w:r>
             <w:t xml:space="preserve">    </w:t>
@@ -5629,7 +8750,7 @@
     </w:p>
     <w:p>
       <w:pPr>
-        <w:pStyle w:val="Ttulo2"/>
+        <w:pStyle w:val="Heading2"/>
         <w:rPr>
           <w:rFonts w:cstheme="majorHAnsi"/>
         </w:rPr>
@@ -5666,6 +8787,7 @@
           </w:placeholder>
           <w:text/>
         </w:sdtPr>
+        <w:sdtEndPr/>
         <w:sdtContent>
           <w:r>
             <w:t xml:space="preserve">    </w:t>
@@ -5702,6 +8824,7 @@
           </w:placeholder>
           <w:text/>
         </w:sdtPr>
+        <w:sdtEndPr/>
         <w:sdtContent>
           <w:r>
             <w:t xml:space="preserve">    </w:t>
@@ -5763,7 +8886,7 @@
     <w:lvl w:ilvl="0">
       <w:start w:val="1"/>
       <w:numFmt w:val="decimal"/>
-      <w:pStyle w:val="Listaconnmeros"/>
+      <w:pStyle w:val="ListNumber"/>
       <w:lvlText w:val="%1."/>
       <w:lvlJc w:val="left"/>
       <w:pPr>
@@ -7342,7 +10465,7 @@
     <w:lvl w:ilvl="0" w:tplc="391EA46E">
       <w:start w:val="1"/>
       <w:numFmt w:val="decimal"/>
-      <w:pStyle w:val="Prrafodelista"/>
+      <w:pStyle w:val="ListParagraph"/>
       <w:lvlText w:val="%1)"/>
       <w:lvlJc w:val="left"/>
       <w:pPr>
@@ -8888,11 +12011,11 @@
       <w:lang w:val="en-GB"/>
     </w:rPr>
   </w:style>
-  <w:style w:type="paragraph" w:styleId="Ttulo1">
+  <w:style w:type="paragraph" w:styleId="Heading1">
     <w:name w:val="heading 1"/>
     <w:basedOn w:val="Normal"/>
     <w:next w:val="Normal"/>
-    <w:link w:val="Ttulo1Car"/>
+    <w:link w:val="Heading1Char"/>
     <w:uiPriority w:val="9"/>
     <w:qFormat/>
     <w:rsid w:val="00C74CD1"/>
@@ -8920,11 +12043,11 @@
       <w14:ligatures w14:val="none"/>
     </w:rPr>
   </w:style>
-  <w:style w:type="paragraph" w:styleId="Ttulo2">
+  <w:style w:type="paragraph" w:styleId="Heading2">
     <w:name w:val="heading 2"/>
     <w:basedOn w:val="Normal"/>
     <w:next w:val="Normal"/>
-    <w:link w:val="Ttulo2Car"/>
+    <w:link w:val="Heading2Char"/>
     <w:uiPriority w:val="9"/>
     <w:unhideWhenUsed/>
     <w:qFormat/>
@@ -8948,11 +12071,11 @@
       <w14:ligatures w14:val="none"/>
     </w:rPr>
   </w:style>
-  <w:style w:type="paragraph" w:styleId="Ttulo3">
+  <w:style w:type="paragraph" w:styleId="Heading3">
     <w:name w:val="heading 3"/>
     <w:basedOn w:val="Normal"/>
     <w:next w:val="Normal"/>
-    <w:link w:val="Ttulo3Car"/>
+    <w:link w:val="Heading3Char"/>
     <w:uiPriority w:val="9"/>
     <w:unhideWhenUsed/>
     <w:rsid w:val="00C74CD1"/>
@@ -8967,13 +12090,13 @@
       <w:color w:val="1F3763" w:themeColor="accent1" w:themeShade="7F"/>
     </w:rPr>
   </w:style>
-  <w:style w:type="character" w:default="1" w:styleId="Fuentedeprrafopredeter">
+  <w:style w:type="character" w:default="1" w:styleId="DefaultParagraphFont">
     <w:name w:val="Default Paragraph Font"/>
     <w:uiPriority w:val="1"/>
     <w:semiHidden/>
     <w:unhideWhenUsed/>
   </w:style>
-  <w:style w:type="table" w:default="1" w:styleId="Tablanormal">
+  <w:style w:type="table" w:default="1" w:styleId="TableNormal">
     <w:name w:val="Normal Table"/>
     <w:uiPriority w:val="99"/>
     <w:semiHidden/>
@@ -8988,16 +12111,16 @@
       </w:tblCellMar>
     </w:tblPr>
   </w:style>
-  <w:style w:type="numbering" w:default="1" w:styleId="Sinlista">
+  <w:style w:type="numbering" w:default="1" w:styleId="NoList">
     <w:name w:val="No List"/>
     <w:uiPriority w:val="99"/>
     <w:semiHidden/>
     <w:unhideWhenUsed/>
   </w:style>
-  <w:style w:type="character" w:customStyle="1" w:styleId="Ttulo1Car">
-    <w:name w:val="Título 1 Car"/>
-    <w:basedOn w:val="Fuentedeprrafopredeter"/>
-    <w:link w:val="Ttulo1"/>
+  <w:style w:type="character" w:customStyle="1" w:styleId="Heading1Char">
+    <w:name w:val="Heading 1 Char"/>
+    <w:basedOn w:val="DefaultParagraphFont"/>
+    <w:link w:val="Heading1"/>
     <w:uiPriority w:val="9"/>
     <w:rsid w:val="00C74CD1"/>
     <w:rPr>
@@ -9011,10 +12134,10 @@
       <w14:ligatures w14:val="none"/>
     </w:rPr>
   </w:style>
-  <w:style w:type="character" w:customStyle="1" w:styleId="Ttulo2Car">
-    <w:name w:val="Título 2 Car"/>
-    <w:basedOn w:val="Fuentedeprrafopredeter"/>
-    <w:link w:val="Ttulo2"/>
+  <w:style w:type="character" w:customStyle="1" w:styleId="Heading2Char">
+    <w:name w:val="Heading 2 Char"/>
+    <w:basedOn w:val="DefaultParagraphFont"/>
+    <w:link w:val="Heading2"/>
     <w:uiPriority w:val="9"/>
     <w:rsid w:val="00C74CD1"/>
     <w:rPr>
@@ -9028,9 +12151,9 @@
       <w14:ligatures w14:val="none"/>
     </w:rPr>
   </w:style>
-  <w:style w:type="paragraph" w:styleId="Prrafodelista">
+  <w:style w:type="paragraph" w:styleId="ListParagraph">
     <w:name w:val="List Paragraph"/>
-    <w:basedOn w:val="Listaconnmeros"/>
+    <w:basedOn w:val="ListNumber"/>
     <w:uiPriority w:val="34"/>
     <w:rsid w:val="00C74CD1"/>
     <w:pPr>
@@ -9049,7 +12172,7 @@
   </w:style>
   <w:style w:type="paragraph" w:customStyle="1" w:styleId="Prrafodesublista">
     <w:name w:val="Párrafo de sublista"/>
-    <w:basedOn w:val="Prrafodelista"/>
+    <w:basedOn w:val="ListParagraph"/>
     <w:qFormat/>
     <w:rsid w:val="00A6534D"/>
     <w:pPr>
@@ -9059,7 +12182,7 @@
       <w:rFonts w:eastAsia="Courier New" w:cs="Courier New"/>
     </w:rPr>
   </w:style>
-  <w:style w:type="paragraph" w:styleId="Sinespaciado">
+  <w:style w:type="paragraph" w:styleId="NoSpacing">
     <w:name w:val="No Spacing"/>
     <w:uiPriority w:val="1"/>
     <w:rsid w:val="00C74CD1"/>
@@ -9073,9 +12196,9 @@
       <w14:ligatures w14:val="none"/>
     </w:rPr>
   </w:style>
-  <w:style w:type="character" w:styleId="Refdecomentario">
+  <w:style w:type="character" w:styleId="CommentReference">
     <w:name w:val="annotation reference"/>
-    <w:basedOn w:val="Fuentedeprrafopredeter"/>
+    <w:basedOn w:val="DefaultParagraphFont"/>
     <w:uiPriority w:val="99"/>
     <w:semiHidden/>
     <w:unhideWhenUsed/>
@@ -9085,10 +12208,10 @@
       <w:szCs w:val="16"/>
     </w:rPr>
   </w:style>
-  <w:style w:type="paragraph" w:styleId="Textocomentario">
+  <w:style w:type="paragraph" w:styleId="CommentText">
     <w:name w:val="annotation text"/>
     <w:basedOn w:val="Normal"/>
-    <w:link w:val="TextocomentarioCar"/>
+    <w:link w:val="CommentTextChar"/>
     <w:uiPriority w:val="99"/>
     <w:unhideWhenUsed/>
     <w:rsid w:val="00C74CD1"/>
@@ -9097,10 +12220,10 @@
       <w:szCs w:val="20"/>
     </w:rPr>
   </w:style>
-  <w:style w:type="character" w:customStyle="1" w:styleId="TextocomentarioCar">
-    <w:name w:val="Texto comentario Car"/>
-    <w:basedOn w:val="Fuentedeprrafopredeter"/>
-    <w:link w:val="Textocomentario"/>
+  <w:style w:type="character" w:customStyle="1" w:styleId="CommentTextChar">
+    <w:name w:val="Comment Text Char"/>
+    <w:basedOn w:val="DefaultParagraphFont"/>
+    <w:link w:val="CommentText"/>
     <w:uiPriority w:val="99"/>
     <w:rsid w:val="00C74CD1"/>
     <w:rPr>
@@ -9109,11 +12232,11 @@
       <w:lang w:val="en-GB"/>
     </w:rPr>
   </w:style>
-  <w:style w:type="paragraph" w:styleId="Asuntodelcomentario">
+  <w:style w:type="paragraph" w:styleId="CommentSubject">
     <w:name w:val="annotation subject"/>
     <w:basedOn w:val="Normal"/>
     <w:next w:val="Normal"/>
-    <w:link w:val="AsuntodelcomentarioCar"/>
+    <w:link w:val="CommentSubjectChar"/>
     <w:uiPriority w:val="99"/>
     <w:semiHidden/>
     <w:unhideWhenUsed/>
@@ -9125,10 +12248,10 @@
       <w:szCs w:val="20"/>
     </w:rPr>
   </w:style>
-  <w:style w:type="character" w:customStyle="1" w:styleId="AsuntodelcomentarioCar">
-    <w:name w:val="Asunto del comentario Car"/>
-    <w:basedOn w:val="Fuentedeprrafopredeter"/>
-    <w:link w:val="Asuntodelcomentario"/>
+  <w:style w:type="character" w:customStyle="1" w:styleId="CommentSubjectChar">
+    <w:name w:val="Comment Subject Char"/>
+    <w:basedOn w:val="DefaultParagraphFont"/>
+    <w:link w:val="CommentSubject"/>
     <w:uiPriority w:val="99"/>
     <w:semiHidden/>
     <w:rsid w:val="00C74CD1"/>
@@ -9140,9 +12263,9 @@
       <w:lang w:val="en-GB"/>
     </w:rPr>
   </w:style>
-  <w:style w:type="character" w:styleId="Textoennegrita">
+  <w:style w:type="character" w:styleId="Strong">
     <w:name w:val="Strong"/>
-    <w:basedOn w:val="Fuentedeprrafopredeter"/>
+    <w:basedOn w:val="DefaultParagraphFont"/>
     <w:uiPriority w:val="22"/>
     <w:qFormat/>
     <w:rsid w:val="00C74CD1"/>
@@ -9166,9 +12289,9 @@
       <w:lang w:eastAsia="en-GB"/>
     </w:rPr>
   </w:style>
-  <w:style w:type="character" w:styleId="Hipervnculo">
+  <w:style w:type="character" w:styleId="Hyperlink">
     <w:name w:val="Hyperlink"/>
-    <w:basedOn w:val="Fuentedeprrafopredeter"/>
+    <w:basedOn w:val="DefaultParagraphFont"/>
     <w:uiPriority w:val="99"/>
     <w:unhideWhenUsed/>
     <w:rsid w:val="00C74CD1"/>
@@ -9212,10 +12335,10 @@
       <w:spacing w:before="240" w:after="240"/>
     </w:pPr>
   </w:style>
-  <w:style w:type="character" w:customStyle="1" w:styleId="Ttulo3Car">
-    <w:name w:val="Título 3 Car"/>
-    <w:basedOn w:val="Fuentedeprrafopredeter"/>
-    <w:link w:val="Ttulo3"/>
+  <w:style w:type="character" w:customStyle="1" w:styleId="Heading3Char">
+    <w:name w:val="Heading 3 Char"/>
+    <w:basedOn w:val="DefaultParagraphFont"/>
+    <w:link w:val="Heading3"/>
     <w:uiPriority w:val="9"/>
     <w:rsid w:val="00C74CD1"/>
     <w:rPr>
@@ -9226,7 +12349,7 @@
       <w:lang w:val="en-GB"/>
     </w:rPr>
   </w:style>
-  <w:style w:type="paragraph" w:styleId="Lista">
+  <w:style w:type="paragraph" w:styleId="List">
     <w:name w:val="List"/>
     <w:basedOn w:val="Normal"/>
     <w:uiPriority w:val="99"/>
@@ -9238,7 +12361,7 @@
       <w:contextualSpacing/>
     </w:pPr>
   </w:style>
-  <w:style w:type="paragraph" w:styleId="Listaconnmeros">
+  <w:style w:type="paragraph" w:styleId="ListNumber">
     <w:name w:val="List Number"/>
     <w:basedOn w:val="Normal"/>
     <w:uiPriority w:val="99"/>
@@ -9252,9 +12375,9 @@
       <w:contextualSpacing/>
     </w:pPr>
   </w:style>
-  <w:style w:type="character" w:styleId="Textodelmarcadordeposicin">
+  <w:style w:type="character" w:styleId="PlaceholderText">
     <w:name w:val="Placeholder Text"/>
-    <w:basedOn w:val="Fuentedeprrafopredeter"/>
+    <w:basedOn w:val="DefaultParagraphFont"/>
     <w:uiPriority w:val="99"/>
     <w:semiHidden/>
     <w:rsid w:val="00C74CD1"/>
@@ -9264,7 +12387,7 @@
   </w:style>
   <w:style w:type="paragraph" w:customStyle="1" w:styleId="Requirement-Body">
     <w:name w:val="Requirement - Body"/>
-    <w:basedOn w:val="Lista"/>
+    <w:basedOn w:val="List"/>
     <w:qFormat/>
     <w:rsid w:val="00C74CD1"/>
     <w:pPr>
@@ -9276,7 +12399,7 @@
   </w:style>
   <w:style w:type="paragraph" w:customStyle="1" w:styleId="Requirement-Header">
     <w:name w:val="Requirement - Header"/>
-    <w:basedOn w:val="Lista"/>
+    <w:basedOn w:val="List"/>
     <w:next w:val="Requirement-Body"/>
     <w:qFormat/>
     <w:rsid w:val="001A2F01"/>
@@ -9287,11 +12410,11 @@
       <w:ind w:left="567" w:hanging="567"/>
     </w:pPr>
   </w:style>
-  <w:style w:type="paragraph" w:styleId="Ttulo">
+  <w:style w:type="paragraph" w:styleId="Title">
     <w:name w:val="Title"/>
     <w:basedOn w:val="Normal"/>
     <w:next w:val="Normal"/>
-    <w:link w:val="TtuloCar"/>
+    <w:link w:val="TitleChar"/>
     <w:uiPriority w:val="10"/>
     <w:qFormat/>
     <w:rsid w:val="00C74CD1"/>
@@ -9312,10 +12435,10 @@
       <w:szCs w:val="56"/>
     </w:rPr>
   </w:style>
-  <w:style w:type="character" w:customStyle="1" w:styleId="TtuloCar">
-    <w:name w:val="Título Car"/>
-    <w:basedOn w:val="Fuentedeprrafopredeter"/>
-    <w:link w:val="Ttulo"/>
+  <w:style w:type="character" w:customStyle="1" w:styleId="TitleChar">
+    <w:name w:val="Title Char"/>
+    <w:basedOn w:val="DefaultParagraphFont"/>
+    <w:link w:val="Title"/>
     <w:uiPriority w:val="10"/>
     <w:rsid w:val="00C74CD1"/>
     <w:rPr>
@@ -9327,14 +12450,26 @@
       <w:lang w:val="en-GB"/>
     </w:rPr>
   </w:style>
-  <w:style w:type="character" w:styleId="Mencionar">
+  <w:style w:type="character" w:styleId="Mention">
     <w:name w:val="Mention"/>
-    <w:basedOn w:val="Fuentedeprrafopredeter"/>
+    <w:basedOn w:val="DefaultParagraphFont"/>
     <w:uiPriority w:val="99"/>
     <w:unhideWhenUsed/>
     <w:rsid w:val="00C74CD1"/>
     <w:rPr>
       <w:color w:val="2B579A"/>
+      <w:shd w:val="clear" w:color="auto" w:fill="E1DFDD"/>
+    </w:rPr>
+  </w:style>
+  <w:style w:type="character" w:styleId="UnresolvedMention">
+    <w:name w:val="Unresolved Mention"/>
+    <w:basedOn w:val="DefaultParagraphFont"/>
+    <w:uiPriority w:val="99"/>
+    <w:semiHidden/>
+    <w:unhideWhenUsed/>
+    <w:rsid w:val="009D7159"/>
+    <w:rPr>
+      <w:color w:val="605E5C"/>
       <w:shd w:val="clear" w:color="auto" w:fill="E1DFDD"/>
     </w:rPr>
   </w:style>
@@ -9366,7 +12501,7 @@
           </w:pPr>
           <w:r>
             <w:rPr>
-              <w:rStyle w:val="Textodelmarcadordeposicin"/>
+              <w:rStyle w:val="PlaceholderText"/>
             </w:rPr>
             <w:t>Haga clic o pulse aquí para escribir texto.</w:t>
           </w:r>
@@ -9395,7 +12530,7 @@
           </w:pPr>
           <w:r>
             <w:rPr>
-              <w:rStyle w:val="Textodelmarcadordeposicin"/>
+              <w:rStyle w:val="PlaceholderText"/>
             </w:rPr>
             <w:t>Haga clic o pulse aquí para escribir texto.</w:t>
           </w:r>
@@ -9424,7 +12559,7 @@
           </w:pPr>
           <w:r>
             <w:rPr>
-              <w:rStyle w:val="Textodelmarcadordeposicin"/>
+              <w:rStyle w:val="PlaceholderText"/>
             </w:rPr>
             <w:t>Haga clic o pulse aquí para escribir texto.</w:t>
           </w:r>
@@ -9453,7 +12588,7 @@
           </w:pPr>
           <w:r>
             <w:rPr>
-              <w:rStyle w:val="Textodelmarcadordeposicin"/>
+              <w:rStyle w:val="PlaceholderText"/>
             </w:rPr>
             <w:t>Haga clic o pulse aquí para escribir texto.</w:t>
           </w:r>
@@ -9482,7 +12617,7 @@
           </w:pPr>
           <w:r>
             <w:rPr>
-              <w:rStyle w:val="Textodelmarcadordeposicin"/>
+              <w:rStyle w:val="PlaceholderText"/>
             </w:rPr>
             <w:t>Haga clic o pulse aquí para escribir texto.</w:t>
           </w:r>
@@ -9511,7 +12646,7 @@
           </w:pPr>
           <w:r>
             <w:rPr>
-              <w:rStyle w:val="Textodelmarcadordeposicin"/>
+              <w:rStyle w:val="PlaceholderText"/>
             </w:rPr>
             <w:t>Haga clic o pulse aquí para escribir texto.</w:t>
           </w:r>
@@ -9540,7 +12675,7 @@
           </w:pPr>
           <w:r>
             <w:rPr>
-              <w:rStyle w:val="Textodelmarcadordeposicin"/>
+              <w:rStyle w:val="PlaceholderText"/>
             </w:rPr>
             <w:t>Haga clic o pulse aquí para escribir texto.</w:t>
           </w:r>
@@ -9569,7 +12704,7 @@
           </w:pPr>
           <w:r>
             <w:rPr>
-              <w:rStyle w:val="Textodelmarcadordeposicin"/>
+              <w:rStyle w:val="PlaceholderText"/>
             </w:rPr>
             <w:t>Haga clic o pulse aquí para escribir texto.</w:t>
           </w:r>
@@ -9598,7 +12733,7 @@
           </w:pPr>
           <w:r>
             <w:rPr>
-              <w:rStyle w:val="Textodelmarcadordeposicin"/>
+              <w:rStyle w:val="PlaceholderText"/>
             </w:rPr>
             <w:t>Haga clic o pulse aquí para escribir texto.</w:t>
           </w:r>
@@ -9627,7 +12762,7 @@
           </w:pPr>
           <w:r>
             <w:rPr>
-              <w:rStyle w:val="Textodelmarcadordeposicin"/>
+              <w:rStyle w:val="PlaceholderText"/>
             </w:rPr>
             <w:t>Haga clic o pulse aquí para escribir texto.</w:t>
           </w:r>
@@ -9656,7 +12791,7 @@
           </w:pPr>
           <w:r>
             <w:rPr>
-              <w:rStyle w:val="Textodelmarcadordeposicin"/>
+              <w:rStyle w:val="PlaceholderText"/>
             </w:rPr>
             <w:t>Haga clic o pulse aquí para escribir texto.</w:t>
           </w:r>
@@ -9685,7 +12820,7 @@
           </w:pPr>
           <w:r>
             <w:rPr>
-              <w:rStyle w:val="Textodelmarcadordeposicin"/>
+              <w:rStyle w:val="PlaceholderText"/>
             </w:rPr>
             <w:t>Haga clic o pulse aquí para escribir texto.</w:t>
           </w:r>
@@ -9714,7 +12849,7 @@
           </w:pPr>
           <w:r>
             <w:rPr>
-              <w:rStyle w:val="Textodelmarcadordeposicin"/>
+              <w:rStyle w:val="PlaceholderText"/>
             </w:rPr>
             <w:t>Haga clic o pulse aquí para escribir texto.</w:t>
           </w:r>
@@ -9743,7 +12878,7 @@
           </w:pPr>
           <w:r>
             <w:rPr>
-              <w:rStyle w:val="Textodelmarcadordeposicin"/>
+              <w:rStyle w:val="PlaceholderText"/>
             </w:rPr>
             <w:t>Haga clic o pulse aquí para escribir texto.</w:t>
           </w:r>
@@ -9772,7 +12907,7 @@
           </w:pPr>
           <w:r>
             <w:rPr>
-              <w:rStyle w:val="Textodelmarcadordeposicin"/>
+              <w:rStyle w:val="PlaceholderText"/>
             </w:rPr>
             <w:t>Haga clic o pulse aquí para escribir texto.</w:t>
           </w:r>
@@ -9801,7 +12936,7 @@
           </w:pPr>
           <w:r>
             <w:rPr>
-              <w:rStyle w:val="Textodelmarcadordeposicin"/>
+              <w:rStyle w:val="PlaceholderText"/>
             </w:rPr>
             <w:t>Haga clic o pulse aquí para escribir texto.</w:t>
           </w:r>
@@ -9830,7 +12965,7 @@
           </w:pPr>
           <w:r>
             <w:rPr>
-              <w:rStyle w:val="Textodelmarcadordeposicin"/>
+              <w:rStyle w:val="PlaceholderText"/>
             </w:rPr>
             <w:t>Haga clic o pulse aquí para escribir texto.</w:t>
           </w:r>
@@ -9859,7 +12994,7 @@
           </w:pPr>
           <w:r>
             <w:rPr>
-              <w:rStyle w:val="Textodelmarcadordeposicin"/>
+              <w:rStyle w:val="PlaceholderText"/>
             </w:rPr>
             <w:t>Haga clic o pulse aquí para escribir texto.</w:t>
           </w:r>
@@ -9888,7 +13023,7 @@
           </w:pPr>
           <w:r>
             <w:rPr>
-              <w:rStyle w:val="Textodelmarcadordeposicin"/>
+              <w:rStyle w:val="PlaceholderText"/>
             </w:rPr>
             <w:t>Haga clic o pulse aquí para escribir texto.</w:t>
           </w:r>
@@ -9917,7 +13052,7 @@
           </w:pPr>
           <w:r>
             <w:rPr>
-              <w:rStyle w:val="Textodelmarcadordeposicin"/>
+              <w:rStyle w:val="PlaceholderText"/>
             </w:rPr>
             <w:t>Haga clic o pulse aquí para escribir texto.</w:t>
           </w:r>
@@ -9946,7 +13081,7 @@
           </w:pPr>
           <w:r>
             <w:rPr>
-              <w:rStyle w:val="Textodelmarcadordeposicin"/>
+              <w:rStyle w:val="PlaceholderText"/>
             </w:rPr>
             <w:t>Haga clic o pulse aquí para escribir texto.</w:t>
           </w:r>
@@ -9975,7 +13110,7 @@
           </w:pPr>
           <w:r>
             <w:rPr>
-              <w:rStyle w:val="Textodelmarcadordeposicin"/>
+              <w:rStyle w:val="PlaceholderText"/>
             </w:rPr>
             <w:t>Haga clic o pulse aquí para escribir texto.</w:t>
           </w:r>
@@ -10004,7 +13139,7 @@
           </w:pPr>
           <w:r>
             <w:rPr>
-              <w:rStyle w:val="Textodelmarcadordeposicin"/>
+              <w:rStyle w:val="PlaceholderText"/>
             </w:rPr>
             <w:t>Haga clic o pulse aquí para escribir texto.</w:t>
           </w:r>
@@ -10033,7 +13168,7 @@
           </w:pPr>
           <w:r>
             <w:rPr>
-              <w:rStyle w:val="Textodelmarcadordeposicin"/>
+              <w:rStyle w:val="PlaceholderText"/>
             </w:rPr>
             <w:t>Haga clic o pulse aquí para escribir texto.</w:t>
           </w:r>
@@ -10062,7 +13197,7 @@
           </w:pPr>
           <w:r>
             <w:rPr>
-              <w:rStyle w:val="Textodelmarcadordeposicin"/>
+              <w:rStyle w:val="PlaceholderText"/>
             </w:rPr>
             <w:t>Haga clic o pulse aquí para escribir texto.</w:t>
           </w:r>
@@ -10091,7 +13226,7 @@
           </w:pPr>
           <w:r>
             <w:rPr>
-              <w:rStyle w:val="Textodelmarcadordeposicin"/>
+              <w:rStyle w:val="PlaceholderText"/>
             </w:rPr>
             <w:t>Haga clic o pulse aquí para escribir texto.</w:t>
           </w:r>
@@ -10120,7 +13255,7 @@
           </w:pPr>
           <w:r>
             <w:rPr>
-              <w:rStyle w:val="Textodelmarcadordeposicin"/>
+              <w:rStyle w:val="PlaceholderText"/>
             </w:rPr>
             <w:t>Haga clic o pulse aquí para escribir texto.</w:t>
           </w:r>
@@ -10149,7 +13284,7 @@
           </w:pPr>
           <w:r>
             <w:rPr>
-              <w:rStyle w:val="Textodelmarcadordeposicin"/>
+              <w:rStyle w:val="PlaceholderText"/>
             </w:rPr>
             <w:t>Haga clic o pulse aquí para escribir texto.</w:t>
           </w:r>
@@ -10178,7 +13313,7 @@
           </w:pPr>
           <w:r>
             <w:rPr>
-              <w:rStyle w:val="Textodelmarcadordeposicin"/>
+              <w:rStyle w:val="PlaceholderText"/>
             </w:rPr>
             <w:t>Haga clic o pulse aquí para escribir texto.</w:t>
           </w:r>
@@ -10207,7 +13342,7 @@
           </w:pPr>
           <w:r>
             <w:rPr>
-              <w:rStyle w:val="Textodelmarcadordeposicin"/>
+              <w:rStyle w:val="PlaceholderText"/>
             </w:rPr>
             <w:t>Haga clic o pulse aquí para escribir texto.</w:t>
           </w:r>
@@ -10236,7 +13371,7 @@
           </w:pPr>
           <w:r>
             <w:rPr>
-              <w:rStyle w:val="Textodelmarcadordeposicin"/>
+              <w:rStyle w:val="PlaceholderText"/>
             </w:rPr>
             <w:t>Haga clic o pulse aquí para escribir texto.</w:t>
           </w:r>
@@ -10265,7 +13400,7 @@
           </w:pPr>
           <w:r>
             <w:rPr>
-              <w:rStyle w:val="Textodelmarcadordeposicin"/>
+              <w:rStyle w:val="PlaceholderText"/>
             </w:rPr>
             <w:t>Haga clic o pulse aquí para escribir texto.</w:t>
           </w:r>
@@ -10294,7 +13429,7 @@
           </w:pPr>
           <w:r>
             <w:rPr>
-              <w:rStyle w:val="Textodelmarcadordeposicin"/>
+              <w:rStyle w:val="PlaceholderText"/>
             </w:rPr>
             <w:t>Haga clic o pulse aquí para escribir texto.</w:t>
           </w:r>
@@ -10323,7 +13458,7 @@
           </w:pPr>
           <w:r>
             <w:rPr>
-              <w:rStyle w:val="Textodelmarcadordeposicin"/>
+              <w:rStyle w:val="PlaceholderText"/>
             </w:rPr>
             <w:t>Haga clic o pulse aquí para escribir texto.</w:t>
           </w:r>
@@ -10352,7 +13487,7 @@
           </w:pPr>
           <w:r>
             <w:rPr>
-              <w:rStyle w:val="Textodelmarcadordeposicin"/>
+              <w:rStyle w:val="PlaceholderText"/>
             </w:rPr>
             <w:t>Haga clic o pulse aquí para escribir texto.</w:t>
           </w:r>
@@ -10381,7 +13516,7 @@
           </w:pPr>
           <w:r>
             <w:rPr>
-              <w:rStyle w:val="Textodelmarcadordeposicin"/>
+              <w:rStyle w:val="PlaceholderText"/>
             </w:rPr>
             <w:t>Haga clic o pulse aquí para escribir texto.</w:t>
           </w:r>
@@ -10410,7 +13545,7 @@
           </w:pPr>
           <w:r>
             <w:rPr>
-              <w:rStyle w:val="Textodelmarcadordeposicin"/>
+              <w:rStyle w:val="PlaceholderText"/>
             </w:rPr>
             <w:t>Haga clic o pulse aquí para escribir texto.</w:t>
           </w:r>
@@ -10439,7 +13574,7 @@
           </w:pPr>
           <w:r>
             <w:rPr>
-              <w:rStyle w:val="Textodelmarcadordeposicin"/>
+              <w:rStyle w:val="PlaceholderText"/>
             </w:rPr>
             <w:t>Haga clic o pulse aquí para escribir texto.</w:t>
           </w:r>
@@ -10468,7 +13603,7 @@
           </w:pPr>
           <w:r>
             <w:rPr>
-              <w:rStyle w:val="Textodelmarcadordeposicin"/>
+              <w:rStyle w:val="PlaceholderText"/>
             </w:rPr>
             <w:t>Haga clic o pulse aquí para escribir texto.</w:t>
           </w:r>
@@ -10497,7 +13632,7 @@
           </w:pPr>
           <w:r>
             <w:rPr>
-              <w:rStyle w:val="Textodelmarcadordeposicin"/>
+              <w:rStyle w:val="PlaceholderText"/>
             </w:rPr>
             <w:t>Haga clic o pulse aquí para escribir texto.</w:t>
           </w:r>
@@ -10526,7 +13661,7 @@
           </w:pPr>
           <w:r>
             <w:rPr>
-              <w:rStyle w:val="Textodelmarcadordeposicin"/>
+              <w:rStyle w:val="PlaceholderText"/>
             </w:rPr>
             <w:t>Haga clic o pulse aquí para escribir texto.</w:t>
           </w:r>
@@ -10650,10 +13785,13 @@
   </w:compat>
   <w:rsids>
     <w:rsidRoot w:val="004D7778"/>
+    <w:rsid w:val="00007C53"/>
     <w:rsid w:val="00061CE8"/>
+    <w:rsid w:val="000751A2"/>
     <w:rsid w:val="000977E4"/>
     <w:rsid w:val="000F7930"/>
     <w:rsid w:val="001221F0"/>
+    <w:rsid w:val="00126C96"/>
     <w:rsid w:val="001476FF"/>
     <w:rsid w:val="001543BC"/>
     <w:rsid w:val="0016738D"/>
@@ -10664,11 +13802,14 @@
     <w:rsid w:val="001C3435"/>
     <w:rsid w:val="00201B47"/>
     <w:rsid w:val="00210E23"/>
+    <w:rsid w:val="002A1958"/>
     <w:rsid w:val="00362E40"/>
     <w:rsid w:val="003936CA"/>
+    <w:rsid w:val="00480AB2"/>
     <w:rsid w:val="004A4CAC"/>
     <w:rsid w:val="004C7734"/>
     <w:rsid w:val="004D7778"/>
+    <w:rsid w:val="004E2207"/>
     <w:rsid w:val="004F2A33"/>
     <w:rsid w:val="0050001D"/>
     <w:rsid w:val="005C5323"/>
@@ -10676,18 +13817,26 @@
     <w:rsid w:val="00635F6F"/>
     <w:rsid w:val="00636A7C"/>
     <w:rsid w:val="006913C8"/>
+    <w:rsid w:val="00732C71"/>
     <w:rsid w:val="0073694E"/>
+    <w:rsid w:val="00742281"/>
+    <w:rsid w:val="007622BD"/>
     <w:rsid w:val="0077186A"/>
     <w:rsid w:val="0078418A"/>
+    <w:rsid w:val="00840056"/>
     <w:rsid w:val="008B1087"/>
     <w:rsid w:val="008D6165"/>
+    <w:rsid w:val="0091504A"/>
     <w:rsid w:val="00953D97"/>
     <w:rsid w:val="00993521"/>
     <w:rsid w:val="009F68FD"/>
     <w:rsid w:val="00A222AC"/>
+    <w:rsid w:val="00A64927"/>
     <w:rsid w:val="00A77441"/>
     <w:rsid w:val="00AB2857"/>
+    <w:rsid w:val="00AF14DC"/>
     <w:rsid w:val="00B078C0"/>
+    <w:rsid w:val="00B47832"/>
     <w:rsid w:val="00B85114"/>
     <w:rsid w:val="00B9388C"/>
     <w:rsid w:val="00BC1394"/>
@@ -10696,10 +13845,13 @@
     <w:rsid w:val="00C85C89"/>
     <w:rsid w:val="00D00085"/>
     <w:rsid w:val="00D04804"/>
+    <w:rsid w:val="00D1206F"/>
     <w:rsid w:val="00D1543E"/>
+    <w:rsid w:val="00D638BB"/>
     <w:rsid w:val="00D72CB9"/>
     <w:rsid w:val="00DD3306"/>
     <w:rsid w:val="00E25325"/>
+    <w:rsid w:val="00E81545"/>
     <w:rsid w:val="00E92EF0"/>
     <w:rsid w:val="00E955A7"/>
     <w:rsid w:val="00EB3154"/>
@@ -11137,13 +14289,13 @@
     <w:name w:val="Normal"/>
     <w:qFormat/>
   </w:style>
-  <w:style w:type="character" w:default="1" w:styleId="Fuentedeprrafopredeter">
+  <w:style w:type="character" w:default="1" w:styleId="DefaultParagraphFont">
     <w:name w:val="Default Paragraph Font"/>
     <w:uiPriority w:val="1"/>
     <w:semiHidden/>
     <w:unhideWhenUsed/>
   </w:style>
-  <w:style w:type="table" w:default="1" w:styleId="Tablanormal">
+  <w:style w:type="table" w:default="1" w:styleId="TableNormal">
     <w:name w:val="Normal Table"/>
     <w:uiPriority w:val="99"/>
     <w:semiHidden/>
@@ -11158,15 +14310,15 @@
       </w:tblCellMar>
     </w:tblPr>
   </w:style>
-  <w:style w:type="numbering" w:default="1" w:styleId="Sinlista">
+  <w:style w:type="numbering" w:default="1" w:styleId="NoList">
     <w:name w:val="No List"/>
     <w:uiPriority w:val="99"/>
     <w:semiHidden/>
     <w:unhideWhenUsed/>
   </w:style>
-  <w:style w:type="character" w:styleId="Textodelmarcadordeposicin">
+  <w:style w:type="character" w:styleId="PlaceholderText">
     <w:name w:val="Placeholder Text"/>
-    <w:basedOn w:val="Fuentedeprrafopredeter"/>
+    <w:basedOn w:val="DefaultParagraphFont"/>
     <w:uiPriority w:val="99"/>
     <w:semiHidden/>
     <w:rsid w:val="00B078C0"/>
